--- a/PIPELINE_CONTENT_marketing_SAYDO_V4.docx
+++ b/PIPELINE_CONTENT_marketing_SAYDO_V4.docx
@@ -3587,7 +3587,7 @@
       <w:pPr>
         <w:numPr>
           <w:ilvl w:val="0"/>
-          <w:numId w:val="39"/>
+          <w:numId w:val="1"/>
         </w:numPr>
       </w:pPr>
       <w:r>
@@ -3606,7 +3606,7 @@
       <w:pPr>
         <w:numPr>
           <w:ilvl w:val="0"/>
-          <w:numId w:val="39"/>
+          <w:numId w:val="1"/>
         </w:numPr>
       </w:pPr>
       <w:r>
@@ -3617,7 +3617,7 @@
       <w:pPr>
         <w:numPr>
           <w:ilvl w:val="0"/>
-          <w:numId w:val="39"/>
+          <w:numId w:val="1"/>
         </w:numPr>
       </w:pPr>
       <w:proofErr w:type="spellStart"/>
@@ -7146,7 +7146,7 @@
       <w:pPr>
         <w:numPr>
           <w:ilvl w:val="0"/>
-          <w:numId w:val="40"/>
+          <w:numId w:val="2"/>
         </w:numPr>
       </w:pPr>
       <w:r>
@@ -7165,7 +7165,7 @@
       <w:pPr>
         <w:numPr>
           <w:ilvl w:val="0"/>
-          <w:numId w:val="40"/>
+          <w:numId w:val="2"/>
         </w:numPr>
       </w:pPr>
       <w:r>
@@ -7176,7 +7176,7 @@
       <w:pPr>
         <w:numPr>
           <w:ilvl w:val="0"/>
-          <w:numId w:val="40"/>
+          <w:numId w:val="2"/>
         </w:numPr>
       </w:pPr>
       <w:r>
@@ -7187,7 +7187,7 @@
       <w:pPr>
         <w:numPr>
           <w:ilvl w:val="0"/>
-          <w:numId w:val="40"/>
+          <w:numId w:val="2"/>
         </w:numPr>
       </w:pPr>
       <w:r>
@@ -7431,7 +7431,7 @@
       <w:pPr>
         <w:numPr>
           <w:ilvl w:val="0"/>
-          <w:numId w:val="41"/>
+          <w:numId w:val="3"/>
         </w:numPr>
       </w:pPr>
       <w:r>
@@ -7451,7 +7451,7 @@
       <w:pPr>
         <w:numPr>
           <w:ilvl w:val="0"/>
-          <w:numId w:val="41"/>
+          <w:numId w:val="3"/>
         </w:numPr>
       </w:pPr>
       <w:r>
@@ -8343,7 +8343,7 @@
       <w:pPr>
         <w:numPr>
           <w:ilvl w:val="0"/>
-          <w:numId w:val="42"/>
+          <w:numId w:val="4"/>
         </w:numPr>
       </w:pPr>
       <w:r>
@@ -8354,7 +8354,7 @@
       <w:pPr>
         <w:numPr>
           <w:ilvl w:val="0"/>
-          <w:numId w:val="42"/>
+          <w:numId w:val="4"/>
         </w:numPr>
       </w:pPr>
       <w:r>
@@ -11844,7 +11844,7 @@
       <w:pPr>
         <w:numPr>
           <w:ilvl w:val="0"/>
-          <w:numId w:val="43"/>
+          <w:numId w:val="5"/>
         </w:numPr>
       </w:pPr>
       <w:r>
@@ -11855,7 +11855,7 @@
       <w:pPr>
         <w:numPr>
           <w:ilvl w:val="0"/>
-          <w:numId w:val="43"/>
+          <w:numId w:val="5"/>
         </w:numPr>
       </w:pPr>
       <w:r>
@@ -11866,7 +11866,7 @@
       <w:pPr>
         <w:numPr>
           <w:ilvl w:val="0"/>
-          <w:numId w:val="43"/>
+          <w:numId w:val="5"/>
         </w:numPr>
       </w:pPr>
       <w:r>
@@ -11885,7 +11885,7 @@
       <w:pPr>
         <w:numPr>
           <w:ilvl w:val="0"/>
-          <w:numId w:val="43"/>
+          <w:numId w:val="5"/>
         </w:numPr>
       </w:pPr>
       <w:r>
@@ -11896,7 +11896,7 @@
       <w:pPr>
         <w:numPr>
           <w:ilvl w:val="0"/>
-          <w:numId w:val="43"/>
+          <w:numId w:val="5"/>
         </w:numPr>
       </w:pPr>
       <w:r>
@@ -11907,7 +11907,7 @@
       <w:pPr>
         <w:numPr>
           <w:ilvl w:val="0"/>
-          <w:numId w:val="43"/>
+          <w:numId w:val="5"/>
         </w:numPr>
       </w:pPr>
       <w:r>
@@ -11918,7 +11918,7 @@
       <w:pPr>
         <w:numPr>
           <w:ilvl w:val="0"/>
-          <w:numId w:val="43"/>
+          <w:numId w:val="5"/>
         </w:numPr>
       </w:pPr>
       <w:r>
@@ -11937,7 +11937,7 @@
       <w:pPr>
         <w:numPr>
           <w:ilvl w:val="0"/>
-          <w:numId w:val="43"/>
+          <w:numId w:val="5"/>
         </w:numPr>
       </w:pPr>
       <w:r>
@@ -11948,7 +11948,7 @@
       <w:pPr>
         <w:numPr>
           <w:ilvl w:val="0"/>
-          <w:numId w:val="43"/>
+          <w:numId w:val="5"/>
         </w:numPr>
       </w:pPr>
       <w:r>
@@ -11959,7 +11959,7 @@
       <w:pPr>
         <w:numPr>
           <w:ilvl w:val="0"/>
-          <w:numId w:val="43"/>
+          <w:numId w:val="5"/>
         </w:numPr>
       </w:pPr>
       <w:proofErr w:type="spellStart"/>
@@ -11975,7 +11975,7 @@
       <w:pPr>
         <w:numPr>
           <w:ilvl w:val="0"/>
-          <w:numId w:val="43"/>
+          <w:numId w:val="5"/>
         </w:numPr>
       </w:pPr>
       <w:r>
@@ -11986,7 +11986,7 @@
       <w:pPr>
         <w:numPr>
           <w:ilvl w:val="0"/>
-          <w:numId w:val="43"/>
+          <w:numId w:val="5"/>
         </w:numPr>
       </w:pPr>
       <w:r>
@@ -15018,7 +15018,1426 @@
         <w:t>) ?</w:t>
       </w:r>
     </w:p>
+    <w:p>
+      <w:r>
+        <w:br w:type="page"/>
+      </w:r>
+    </w:p>
+    <w:p>
+      <w:pPr>
+        <w:pStyle w:val="Titre1"/>
+      </w:pPr>
+      <w:r>
+        <w:lastRenderedPageBreak/>
+        <w:t xml:space="preserve">ANNEXE : </w:t>
+      </w:r>
+      <w:r>
+        <w:t>Ordre des étapes et Inputs</w:t>
+      </w:r>
+    </w:p>
+    <w:p>
+      <w:pPr>
+        <w:pStyle w:val="Titre2"/>
+      </w:pPr>
+      <w:r>
+        <w:t>PARTIE 1 : [</w:t>
+      </w:r>
+      <w:proofErr w:type="spellStart"/>
+      <w:r>
+        <w:t>NotebookLM</w:t>
+      </w:r>
+      <w:proofErr w:type="spellEnd"/>
+      <w:r>
+        <w:t>] OBTENTION DE CORPUS SAYDO</w:t>
+      </w:r>
+    </w:p>
+    <w:p>
+      <w:r>
+        <w:t xml:space="preserve">Ajout dans </w:t>
+      </w:r>
+      <w:proofErr w:type="spellStart"/>
+      <w:r>
+        <w:t>Notebooklm</w:t>
+      </w:r>
+      <w:proofErr w:type="spellEnd"/>
+      <w:r>
+        <w:t xml:space="preserve"> de : </w:t>
+      </w:r>
+      <w:r>
+        <w:br/>
+        <w:t xml:space="preserve">- </w:t>
+      </w:r>
+      <w:r>
+        <w:t>BRIEF_SAYDO_FINAL.docx</w:t>
+      </w:r>
+      <w:r>
+        <w:br/>
+        <w:t xml:space="preserve">- </w:t>
+      </w:r>
+      <w:r>
+        <w:t>PIPELINE_CONTENT_marketing_SAYDO_V4.docx</w:t>
+      </w:r>
+      <w:r>
+        <w:br/>
+        <w:t xml:space="preserve">- </w:t>
+      </w:r>
+      <w:r>
+        <w:t>CHARTE_EDITORIALE_IA.txt</w:t>
+      </w:r>
+      <w:r>
+        <w:br/>
+        <w:t xml:space="preserve">- </w:t>
+      </w:r>
+      <w:r>
+        <w:t>CONTRAINTES_BALISES_SEO_GEO_LLM_DISCOVERIES.txt</w:t>
+      </w:r>
+      <w:r>
+        <w:br/>
+        <w:t xml:space="preserve">- </w:t>
+      </w:r>
+      <w:r>
+        <w:t>ETUDES_BURNOUT_MEDICAL_ET_CHARGE_ADMINISTRATIVE.txt</w:t>
+      </w:r>
+      <w:r>
+        <w:br/>
+        <w:t xml:space="preserve">- </w:t>
+      </w:r>
+      <w:r>
+        <w:t>FICHE_PERSONAS_VALIDES.txt</w:t>
+      </w:r>
+      <w:r>
+        <w:br/>
+        <w:t xml:space="preserve">- </w:t>
+      </w:r>
+      <w:r>
+        <w:t>MESSAGE_HOUSE_SAYDO.txt</w:t>
+      </w:r>
+      <w:r>
+        <w:br/>
+        <w:t xml:space="preserve">- </w:t>
+      </w:r>
+      <w:r>
+        <w:t>MOTS_CLEFS_CLAUDE_WEB_SEARCH.txt</w:t>
+      </w:r>
+      <w:r>
+        <w:br/>
+        <w:t xml:space="preserve">- </w:t>
+      </w:r>
+      <w:r>
+        <w:t>POSITIONNEMENT_CONCURRENTIEL_DOCUMENTE_SAYDO.txt</w:t>
+      </w:r>
+      <w:r>
+        <w:br/>
+        <w:t xml:space="preserve">- </w:t>
+      </w:r>
+      <w:r>
+        <w:t>TEXTES_REGLEMENTAIRES_HDS_RGPD_RESUMER.txt</w:t>
+      </w:r>
+      <w:r>
+        <w:br/>
+      </w:r>
+      <w:r>
+        <w:br/>
+        <w:t xml:space="preserve">Dans </w:t>
+      </w:r>
+      <w:proofErr w:type="spellStart"/>
+      <w:r>
+        <w:t>notebookLM</w:t>
+      </w:r>
+      <w:proofErr w:type="spellEnd"/>
+      <w:r>
+        <w:t xml:space="preserve">, en utilisant toutes les sources, on cherche à créer le CORPUS_SAYDO.txt via l’utilisation de ce prompt : </w:t>
+      </w:r>
+    </w:p>
+    <w:p>
+      <w:pPr>
+        <w:shd w:val="clear" w:color="auto" w:fill="D9D1C3" w:themeFill="accent3" w:themeFillTint="66"/>
+        <w:spacing w:after="0"/>
+      </w:pPr>
+      <w:r>
+        <w:br/>
+      </w:r>
+      <w:r>
+        <w:t xml:space="preserve">Tu es l'assistant documentaire de SAYDO, une startup d'Intelligence Clinique Ambiante pour orthodontistes. Tu as accès à l'ensemble du corpus de marque (Message House, charte éditoriale, fiche concurrentielle, </w:t>
+      </w:r>
+      <w:proofErr w:type="spellStart"/>
+      <w:r>
+        <w:t>personas</w:t>
+      </w:r>
+      <w:proofErr w:type="spellEnd"/>
+      <w:r>
+        <w:t>, études burnout, textes HDS/RGPD).</w:t>
+      </w:r>
+    </w:p>
+    <w:p>
+      <w:pPr>
+        <w:shd w:val="clear" w:color="auto" w:fill="D9D1C3" w:themeFill="accent3" w:themeFillTint="66"/>
+        <w:spacing w:after="0"/>
+      </w:pPr>
+      <w:r>
+        <w:t>À partir de ces sources, produis :</w:t>
+      </w:r>
+    </w:p>
+    <w:p>
+      <w:pPr>
+        <w:numPr>
+          <w:ilvl w:val="0"/>
+          <w:numId w:val="6"/>
+        </w:numPr>
+        <w:shd w:val="clear" w:color="auto" w:fill="D9D1C3" w:themeFill="accent3" w:themeFillTint="66"/>
+        <w:spacing w:after="0"/>
+      </w:pPr>
+      <w:r>
+        <w:t>Un résumé en 10 lignes du positionnement SAYDO (promesse, preuves, ennemis nommés)</w:t>
+      </w:r>
+    </w:p>
+    <w:p>
+      <w:pPr>
+        <w:numPr>
+          <w:ilvl w:val="0"/>
+          <w:numId w:val="6"/>
+        </w:numPr>
+        <w:shd w:val="clear" w:color="auto" w:fill="D9D1C3" w:themeFill="accent3" w:themeFillTint="66"/>
+        <w:spacing w:after="0"/>
+      </w:pPr>
+      <w:r>
+        <w:t xml:space="preserve">Un tableau des 3 </w:t>
+      </w:r>
+      <w:proofErr w:type="spellStart"/>
+      <w:r>
+        <w:t>personas</w:t>
+      </w:r>
+      <w:proofErr w:type="spellEnd"/>
+      <w:r>
+        <w:t xml:space="preserve"> (</w:t>
+      </w:r>
+      <w:proofErr w:type="spellStart"/>
+      <w:r>
+        <w:t>Patientcentrique</w:t>
+      </w:r>
+      <w:proofErr w:type="spellEnd"/>
+      <w:r>
+        <w:t xml:space="preserve">, </w:t>
+      </w:r>
+      <w:proofErr w:type="spellStart"/>
+      <w:r>
+        <w:t>Technocentrique</w:t>
+      </w:r>
+      <w:proofErr w:type="spellEnd"/>
+      <w:r>
+        <w:t xml:space="preserve">, </w:t>
+      </w:r>
+      <w:proofErr w:type="spellStart"/>
+      <w:r>
+        <w:t>Argentcentrique</w:t>
+      </w:r>
+      <w:proofErr w:type="spellEnd"/>
+      <w:r>
+        <w:t>) avec pour chacun : douleur principale, objection principale, verbatim type</w:t>
+      </w:r>
+    </w:p>
+    <w:p>
+      <w:pPr>
+        <w:numPr>
+          <w:ilvl w:val="0"/>
+          <w:numId w:val="6"/>
+        </w:numPr>
+        <w:shd w:val="clear" w:color="auto" w:fill="D9D1C3" w:themeFill="accent3" w:themeFillTint="66"/>
+        <w:spacing w:after="0"/>
+      </w:pPr>
+      <w:r>
+        <w:t>Une liste des 10 affirmations factuelles vérifiées (chiffres, certifications, preuves) que je peux citer sans risque dans un article</w:t>
+      </w:r>
+    </w:p>
+    <w:p>
+      <w:pPr>
+        <w:numPr>
+          <w:ilvl w:val="0"/>
+          <w:numId w:val="6"/>
+        </w:numPr>
+        <w:shd w:val="clear" w:color="auto" w:fill="D9D1C3" w:themeFill="accent3" w:themeFillTint="66"/>
+        <w:spacing w:after="0"/>
+      </w:pPr>
+      <w:r>
+        <w:t>Une liste des formulations interdites (vocabulaire de marque) à ne jamais utiliser</w:t>
+      </w:r>
+    </w:p>
+    <w:p>
+      <w:pPr>
+        <w:shd w:val="clear" w:color="auto" w:fill="D9D1C3" w:themeFill="accent3" w:themeFillTint="66"/>
+        <w:spacing w:after="0"/>
+      </w:pPr>
+      <w:r>
+        <w:t>Réponds en français, format structuré, sans reformuler le Message House.</w:t>
+      </w:r>
+    </w:p>
+    <w:p>
+      <w:pPr>
+        <w:pStyle w:val="Titre2"/>
+      </w:pPr>
+      <w:r>
+        <w:t xml:space="preserve">PARTIE 2 : </w:t>
+      </w:r>
+      <w:r>
+        <w:t>[</w:t>
+      </w:r>
+      <w:proofErr w:type="spellStart"/>
+      <w:r>
+        <w:t>NotebookLM</w:t>
+      </w:r>
+      <w:proofErr w:type="spellEnd"/>
+      <w:r>
+        <w:t>]</w:t>
+      </w:r>
+      <w:r>
+        <w:t xml:space="preserve"> Obtention du brief pour l’article</w:t>
+      </w:r>
+    </w:p>
+    <w:p>
+      <w:r>
+        <w:t xml:space="preserve">On choisit un mot clé obtenu précédemment, on choisit le/les </w:t>
+      </w:r>
+      <w:proofErr w:type="spellStart"/>
+      <w:r>
+        <w:t>personas</w:t>
+      </w:r>
+      <w:proofErr w:type="spellEnd"/>
+      <w:r>
+        <w:t xml:space="preserve">, puis en se basant sur le corpus uniquement, on cherche à répondre à quelques questions via ce prompt : </w:t>
+      </w:r>
+    </w:p>
+    <w:p>
+      <w:pPr>
+        <w:shd w:val="clear" w:color="auto" w:fill="D9D1C3" w:themeFill="accent3" w:themeFillTint="66"/>
+        <w:spacing w:after="0"/>
+      </w:pPr>
+      <w:r>
+        <w:br/>
+      </w:r>
+      <w:r>
+        <w:t>Sujet de l'article : [charge administrative orthodontiste] Persona ciblé : [</w:t>
+      </w:r>
+      <w:proofErr w:type="spellStart"/>
+      <w:r>
+        <w:t>Patientcentrique</w:t>
+      </w:r>
+      <w:proofErr w:type="spellEnd"/>
+      <w:r>
+        <w:t xml:space="preserve"> / </w:t>
+      </w:r>
+      <w:proofErr w:type="spellStart"/>
+      <w:r>
+        <w:t>Technocentrique</w:t>
+      </w:r>
+      <w:proofErr w:type="spellEnd"/>
+      <w:r>
+        <w:t xml:space="preserve"> / </w:t>
+      </w:r>
+      <w:proofErr w:type="spellStart"/>
+      <w:r>
+        <w:t>Argentcentrique</w:t>
+      </w:r>
+      <w:proofErr w:type="spellEnd"/>
+      <w:r>
+        <w:t>]</w:t>
+      </w:r>
+    </w:p>
+    <w:p>
+      <w:pPr>
+        <w:shd w:val="clear" w:color="auto" w:fill="D9D1C3" w:themeFill="accent3" w:themeFillTint="66"/>
+        <w:spacing w:after="0"/>
+      </w:pPr>
+      <w:r>
+        <w:lastRenderedPageBreak/>
+        <w:t>En te basant uniquement sur le corpus SAYDO chargé :</w:t>
+      </w:r>
+    </w:p>
+    <w:p>
+      <w:pPr>
+        <w:numPr>
+          <w:ilvl w:val="0"/>
+          <w:numId w:val="7"/>
+        </w:numPr>
+        <w:shd w:val="clear" w:color="auto" w:fill="D9D1C3" w:themeFill="accent3" w:themeFillTint="66"/>
+        <w:spacing w:after="0"/>
+      </w:pPr>
+      <w:r>
+        <w:t xml:space="preserve">Quels sont les 3 angles les plus pertinents pour </w:t>
+      </w:r>
+      <w:proofErr w:type="gramStart"/>
+      <w:r>
+        <w:t>ce persona</w:t>
+      </w:r>
+      <w:proofErr w:type="gramEnd"/>
+      <w:r>
+        <w:t xml:space="preserve"> sur ce sujet ?</w:t>
+      </w:r>
+    </w:p>
+    <w:p>
+      <w:pPr>
+        <w:numPr>
+          <w:ilvl w:val="0"/>
+          <w:numId w:val="7"/>
+        </w:numPr>
+        <w:shd w:val="clear" w:color="auto" w:fill="D9D1C3" w:themeFill="accent3" w:themeFillTint="66"/>
+        <w:spacing w:after="0"/>
+      </w:pPr>
+      <w:r>
+        <w:t xml:space="preserve">Quelles sont les 2-3 objections que </w:t>
+      </w:r>
+      <w:proofErr w:type="gramStart"/>
+      <w:r>
+        <w:t>ce persona</w:t>
+      </w:r>
+      <w:proofErr w:type="gramEnd"/>
+      <w:r>
+        <w:t xml:space="preserve"> soulève généralement sur ce thème ?</w:t>
+      </w:r>
+    </w:p>
+    <w:p>
+      <w:pPr>
+        <w:numPr>
+          <w:ilvl w:val="0"/>
+          <w:numId w:val="7"/>
+        </w:numPr>
+        <w:shd w:val="clear" w:color="auto" w:fill="D9D1C3" w:themeFill="accent3" w:themeFillTint="66"/>
+        <w:spacing w:after="0"/>
+      </w:pPr>
+      <w:r>
+        <w:t>Quels chiffres ou preuves du corpus sont mobilisables pour cet article ?</w:t>
+      </w:r>
+    </w:p>
+    <w:p>
+      <w:pPr>
+        <w:numPr>
+          <w:ilvl w:val="0"/>
+          <w:numId w:val="7"/>
+        </w:numPr>
+        <w:shd w:val="clear" w:color="auto" w:fill="D9D1C3" w:themeFill="accent3" w:themeFillTint="66"/>
+        <w:spacing w:after="0"/>
+      </w:pPr>
+      <w:r>
+        <w:t>Y a-t-il un verbatim bêta-testeur exploitable comme accroche ou citation ?</w:t>
+      </w:r>
+    </w:p>
+    <w:p>
+      <w:pPr>
+        <w:numPr>
+          <w:ilvl w:val="0"/>
+          <w:numId w:val="7"/>
+        </w:numPr>
+        <w:shd w:val="clear" w:color="auto" w:fill="D9D1C3" w:themeFill="accent3" w:themeFillTint="66"/>
+        <w:spacing w:after="0"/>
+      </w:pPr>
+      <w:r>
+        <w:t>Quel élément du Message House doit absolument apparaître dans cet article ?</w:t>
+      </w:r>
+    </w:p>
     <w:p/>
+    <w:p>
+      <w:pPr>
+        <w:pStyle w:val="Titre2"/>
+      </w:pPr>
+      <w:r>
+        <w:t xml:space="preserve">PARTIE </w:t>
+      </w:r>
+      <w:r>
+        <w:t>3</w:t>
+      </w:r>
+      <w:r>
+        <w:t> : [</w:t>
+      </w:r>
+      <w:r>
+        <w:t>Jules</w:t>
+      </w:r>
+      <w:r>
+        <w:t xml:space="preserve">] </w:t>
+      </w:r>
+      <w:r>
+        <w:t>Création du brouillon de l’article</w:t>
+      </w:r>
+    </w:p>
+    <w:p>
+      <w:r>
+        <w:t xml:space="preserve">Maintenant, </w:t>
+      </w:r>
+      <w:proofErr w:type="spellStart"/>
+      <w:proofErr w:type="gramStart"/>
+      <w:r>
+        <w:t>on</w:t>
+      </w:r>
+      <w:proofErr w:type="spellEnd"/>
+      <w:proofErr w:type="gramEnd"/>
+      <w:r>
+        <w:t xml:space="preserve"> créé le brouillon de l’article dans Jules dont les informations ont été vérifiés et cités par </w:t>
+      </w:r>
+      <w:proofErr w:type="spellStart"/>
+      <w:r>
+        <w:t>NotebookLM</w:t>
+      </w:r>
+      <w:proofErr w:type="spellEnd"/>
+      <w:r>
+        <w:t xml:space="preserve"> via ce prompt : </w:t>
+      </w:r>
+    </w:p>
+    <w:p>
+      <w:pPr>
+        <w:shd w:val="clear" w:color="auto" w:fill="D9D1C3" w:themeFill="accent3" w:themeFillTint="66"/>
+        <w:spacing w:after="0"/>
+      </w:pPr>
+      <w:r>
+        <w:t>Tu es Jules, expert en rédaction d'articles marketing B2B professionnels pour le secteur dentaire/orthodontique. Tu rédiges selon la CHARTE_EDITORIALE_IA du projet SAYDO (niveau revue professionnelle comme L'Information Dentaire).</w:t>
+      </w:r>
+    </w:p>
+    <w:p>
+      <w:pPr>
+        <w:shd w:val="clear" w:color="auto" w:fill="D9D1C3" w:themeFill="accent3" w:themeFillTint="66"/>
+        <w:spacing w:after="0"/>
+      </w:pPr>
+      <w:r>
+        <w:rPr>
+          <w:b/>
+          <w:bCs/>
+        </w:rPr>
+        <w:t>Sujet de l'article :</w:t>
+      </w:r>
+      <w:r>
+        <w:t> Charge administrative orthodontiste</w:t>
+      </w:r>
+    </w:p>
+    <w:p>
+      <w:pPr>
+        <w:shd w:val="clear" w:color="auto" w:fill="D9D1C3" w:themeFill="accent3" w:themeFillTint="66"/>
+        <w:spacing w:after="0"/>
+      </w:pPr>
+      <w:r>
+        <w:rPr>
+          <w:b/>
+          <w:bCs/>
+        </w:rPr>
+        <w:t>Persona cible principal :</w:t>
+      </w:r>
+      <w:r>
+        <w:t xml:space="preserve"> Les trois </w:t>
+      </w:r>
+      <w:proofErr w:type="spellStart"/>
+      <w:r>
+        <w:t>personas</w:t>
+      </w:r>
+      <w:proofErr w:type="spellEnd"/>
+      <w:r>
+        <w:t xml:space="preserve"> (</w:t>
+      </w:r>
+      <w:proofErr w:type="spellStart"/>
+      <w:r>
+        <w:t>Patientcentrique</w:t>
+      </w:r>
+      <w:proofErr w:type="spellEnd"/>
+      <w:r>
+        <w:t xml:space="preserve">, </w:t>
+      </w:r>
+      <w:proofErr w:type="spellStart"/>
+      <w:r>
+        <w:t>Technocentrique</w:t>
+      </w:r>
+      <w:proofErr w:type="spellEnd"/>
+      <w:r>
+        <w:t xml:space="preserve">, </w:t>
+      </w:r>
+      <w:proofErr w:type="spellStart"/>
+      <w:r>
+        <w:t>Argentcentrique</w:t>
+      </w:r>
+      <w:proofErr w:type="spellEnd"/>
+      <w:r>
+        <w:t>). Tu dois adresser les trois de manière équilibrée tout en priorisant les angles spécifiques fournis dans le brief.</w:t>
+      </w:r>
+    </w:p>
+    <w:p>
+      <w:pPr>
+        <w:shd w:val="clear" w:color="auto" w:fill="D9D1C3" w:themeFill="accent3" w:themeFillTint="66"/>
+        <w:spacing w:after="0"/>
+      </w:pPr>
+      <w:r>
+        <w:rPr>
+          <w:b/>
+          <w:bCs/>
+        </w:rPr>
+        <w:t>Documents de référence obligatoires à intégrer (contexte complet) :</w:t>
+      </w:r>
+    </w:p>
+    <w:p>
+      <w:pPr>
+        <w:numPr>
+          <w:ilvl w:val="0"/>
+          <w:numId w:val="8"/>
+        </w:numPr>
+        <w:shd w:val="clear" w:color="auto" w:fill="D9D1C3" w:themeFill="accent3" w:themeFillTint="66"/>
+        <w:spacing w:after="0"/>
+      </w:pPr>
+      <w:r>
+        <w:t>BRIEF_ARTICLE1.txt (angles, objections, chiffres, verbatim, message house)</w:t>
+      </w:r>
+    </w:p>
+    <w:p>
+      <w:pPr>
+        <w:numPr>
+          <w:ilvl w:val="0"/>
+          <w:numId w:val="8"/>
+        </w:numPr>
+        <w:shd w:val="clear" w:color="auto" w:fill="D9D1C3" w:themeFill="accent3" w:themeFillTint="66"/>
+        <w:spacing w:after="0"/>
+      </w:pPr>
+      <w:r>
+        <w:t>CHARTE_EDITORIALE_IA.txt (style, structure narrative, interdits, exemples bons/mauvais)</w:t>
+      </w:r>
+    </w:p>
+    <w:p>
+      <w:pPr>
+        <w:numPr>
+          <w:ilvl w:val="0"/>
+          <w:numId w:val="8"/>
+        </w:numPr>
+        <w:shd w:val="clear" w:color="auto" w:fill="D9D1C3" w:themeFill="accent3" w:themeFillTint="66"/>
+        <w:spacing w:after="0"/>
+      </w:pPr>
+      <w:r>
+        <w:t xml:space="preserve">FICHE_PERSONAS_VALIDES.txt (détails des 3 </w:t>
+      </w:r>
+      <w:proofErr w:type="spellStart"/>
+      <w:r>
+        <w:t>personas</w:t>
+      </w:r>
+      <w:proofErr w:type="spellEnd"/>
+      <w:r>
+        <w:t>, verbatims, frustrations, motivations)</w:t>
+      </w:r>
+    </w:p>
+    <w:p>
+      <w:pPr>
+        <w:numPr>
+          <w:ilvl w:val="0"/>
+          <w:numId w:val="8"/>
+        </w:numPr>
+        <w:shd w:val="clear" w:color="auto" w:fill="D9D1C3" w:themeFill="accent3" w:themeFillTint="66"/>
+        <w:spacing w:after="0"/>
+      </w:pPr>
+      <w:r>
+        <w:t>MESSAGE_HOUSE_SAYDO.txt et CORPUS_SAYDO.txt (positionnement, preuves, ennemis, formulations exactes, vocabulaire marque)</w:t>
+      </w:r>
+    </w:p>
+    <w:p>
+      <w:pPr>
+        <w:shd w:val="clear" w:color="auto" w:fill="D9D1C3" w:themeFill="accent3" w:themeFillTint="66"/>
+        <w:spacing w:after="0"/>
+      </w:pPr>
+      <w:r>
+        <w:rPr>
+          <w:b/>
+          <w:bCs/>
+        </w:rPr>
+        <w:t>Objectifs de l'article (impératifs) :</w:t>
+      </w:r>
+    </w:p>
+    <w:p>
+      <w:pPr>
+        <w:numPr>
+          <w:ilvl w:val="0"/>
+          <w:numId w:val="9"/>
+        </w:numPr>
+        <w:shd w:val="clear" w:color="auto" w:fill="D9D1C3" w:themeFill="accent3" w:themeFillTint="66"/>
+        <w:spacing w:after="0"/>
+      </w:pPr>
+      <w:r>
+        <w:t>Longueur cible : 1800-2200 mots (structure détaillée pour dominer le mot-clé "charge administrative orthodontiste").</w:t>
+      </w:r>
+    </w:p>
+    <w:p>
+      <w:pPr>
+        <w:numPr>
+          <w:ilvl w:val="0"/>
+          <w:numId w:val="9"/>
+        </w:numPr>
+        <w:shd w:val="clear" w:color="auto" w:fill="D9D1C3" w:themeFill="accent3" w:themeFillTint="66"/>
+        <w:spacing w:after="0"/>
+      </w:pPr>
+      <w:r>
+        <w:t>Positionnement : Article de fond expert, pas un pitch produit. SAYDO apparaît naturellement comme la solution concrète.</w:t>
+      </w:r>
+    </w:p>
+    <w:p>
+      <w:pPr>
+        <w:numPr>
+          <w:ilvl w:val="0"/>
+          <w:numId w:val="9"/>
+        </w:numPr>
+        <w:shd w:val="clear" w:color="auto" w:fill="D9D1C3" w:themeFill="accent3" w:themeFillTint="66"/>
+        <w:spacing w:after="0"/>
+      </w:pPr>
+      <w:r>
+        <w:t>Promesse centrale (à porter obligatoirement) : "SAYDO restitue aux orthodontistes le temps qu'ils passent à écrire pour qu'ils le passent à soigner."</w:t>
+      </w:r>
+    </w:p>
+    <w:p>
+      <w:pPr>
+        <w:numPr>
+          <w:ilvl w:val="0"/>
+          <w:numId w:val="9"/>
+        </w:numPr>
+        <w:shd w:val="clear" w:color="auto" w:fill="D9D1C3" w:themeFill="accent3" w:themeFillTint="66"/>
+        <w:spacing w:after="0"/>
+      </w:pPr>
+      <w:r>
+        <w:t>Combattre explicitement les 3 ennemis : double saisie, burnout administratif, logiciels fermés.</w:t>
+      </w:r>
+    </w:p>
+    <w:p>
+      <w:pPr>
+        <w:numPr>
+          <w:ilvl w:val="0"/>
+          <w:numId w:val="9"/>
+        </w:numPr>
+        <w:shd w:val="clear" w:color="auto" w:fill="D9D1C3" w:themeFill="accent3" w:themeFillTint="66"/>
+        <w:spacing w:after="0"/>
+      </w:pPr>
+      <w:r>
+        <w:t>Utiliser systématiquement : "Intelligence Clinique Ambiante" / "scribe ambiant" (jamais "IA" seul).</w:t>
+      </w:r>
+    </w:p>
+    <w:p>
+      <w:pPr>
+        <w:numPr>
+          <w:ilvl w:val="0"/>
+          <w:numId w:val="9"/>
+        </w:numPr>
+        <w:shd w:val="clear" w:color="auto" w:fill="D9D1C3" w:themeFill="accent3" w:themeFillTint="66"/>
+        <w:spacing w:after="0"/>
+      </w:pPr>
+      <w:r>
+        <w:lastRenderedPageBreak/>
+        <w:t xml:space="preserve">Voix : "Vous" centré sur le praticien. Ton expert accessible, professionnel médical, jamais </w:t>
+      </w:r>
+      <w:proofErr w:type="spellStart"/>
+      <w:r>
+        <w:t>corporate</w:t>
+      </w:r>
+      <w:proofErr w:type="spellEnd"/>
+      <w:r>
+        <w:t xml:space="preserve"> ni startup.</w:t>
+      </w:r>
+    </w:p>
+    <w:p>
+      <w:pPr>
+        <w:shd w:val="clear" w:color="auto" w:fill="D9D1C3" w:themeFill="accent3" w:themeFillTint="66"/>
+        <w:spacing w:after="0"/>
+      </w:pPr>
+      <w:r>
+        <w:rPr>
+          <w:b/>
+          <w:bCs/>
+        </w:rPr>
+        <w:t>Structure obligatoire (suivre exactement la charte section 2) :</w:t>
+      </w:r>
+    </w:p>
+    <w:p>
+      <w:pPr>
+        <w:numPr>
+          <w:ilvl w:val="0"/>
+          <w:numId w:val="10"/>
+        </w:numPr>
+        <w:shd w:val="clear" w:color="auto" w:fill="D9D1C3" w:themeFill="accent3" w:themeFillTint="66"/>
+        <w:spacing w:after="0"/>
+      </w:pPr>
+      <w:r>
+        <w:rPr>
+          <w:b/>
+          <w:bCs/>
+        </w:rPr>
+        <w:t>H1</w:t>
+      </w:r>
+      <w:r>
+        <w:t> : Titre bénéfice chiffré ou concret (60-70 caractères max).</w:t>
+      </w:r>
+    </w:p>
+    <w:p>
+      <w:pPr>
+        <w:numPr>
+          <w:ilvl w:val="0"/>
+          <w:numId w:val="10"/>
+        </w:numPr>
+        <w:shd w:val="clear" w:color="auto" w:fill="D9D1C3" w:themeFill="accent3" w:themeFillTint="66"/>
+        <w:spacing w:after="0"/>
+      </w:pPr>
+      <w:proofErr w:type="gramStart"/>
+      <w:r>
+        <w:rPr>
+          <w:b/>
+          <w:bCs/>
+        </w:rPr>
+        <w:t>TL;DR</w:t>
+      </w:r>
+      <w:proofErr w:type="gramEnd"/>
+      <w:r>
+        <w:t> : Résumé des 3 points clés (100 mots max).</w:t>
+      </w:r>
+    </w:p>
+    <w:p>
+      <w:pPr>
+        <w:numPr>
+          <w:ilvl w:val="0"/>
+          <w:numId w:val="10"/>
+        </w:numPr>
+        <w:shd w:val="clear" w:color="auto" w:fill="D9D1C3" w:themeFill="accent3" w:themeFillTint="66"/>
+        <w:spacing w:after="0"/>
+      </w:pPr>
+      <w:r>
+        <w:rPr>
+          <w:b/>
+          <w:bCs/>
+        </w:rPr>
+        <w:t>Introduction</w:t>
+      </w:r>
+      <w:r>
+        <w:t> : Scène concrète (20h, fin de journée, famille qui attend, etc.).</w:t>
+      </w:r>
+    </w:p>
+    <w:p>
+      <w:pPr>
+        <w:numPr>
+          <w:ilvl w:val="0"/>
+          <w:numId w:val="10"/>
+        </w:numPr>
+        <w:shd w:val="clear" w:color="auto" w:fill="D9D1C3" w:themeFill="accent3" w:themeFillTint="66"/>
+        <w:spacing w:after="0"/>
+      </w:pPr>
+      <w:r>
+        <w:rPr>
+          <w:b/>
+          <w:bCs/>
+        </w:rPr>
+        <w:t>## Le problème</w:t>
+      </w:r>
+      <w:r>
+        <w:t> : Nommer les ennemis + chiffres (2h30/jour, 50% du temps, burnout 67%, etc.).</w:t>
+      </w:r>
+    </w:p>
+    <w:p>
+      <w:pPr>
+        <w:numPr>
+          <w:ilvl w:val="0"/>
+          <w:numId w:val="10"/>
+        </w:numPr>
+        <w:shd w:val="clear" w:color="auto" w:fill="D9D1C3" w:themeFill="accent3" w:themeFillTint="66"/>
+        <w:spacing w:after="0"/>
+      </w:pPr>
+      <w:r>
+        <w:rPr>
+          <w:b/>
+          <w:bCs/>
+        </w:rPr>
+        <w:t>## La solution</w:t>
+      </w:r>
+      <w:r>
+        <w:t> : Présenter SAYDO comme scribe ambiant qui ferme la boucle.</w:t>
+      </w:r>
+    </w:p>
+    <w:p>
+      <w:pPr>
+        <w:numPr>
+          <w:ilvl w:val="0"/>
+          <w:numId w:val="10"/>
+        </w:numPr>
+        <w:shd w:val="clear" w:color="auto" w:fill="D9D1C3" w:themeFill="accent3" w:themeFillTint="66"/>
+        <w:spacing w:after="0"/>
+      </w:pPr>
+      <w:r>
+        <w:rPr>
+          <w:b/>
+          <w:bCs/>
+        </w:rPr>
+        <w:t>## Comment ça marche</w:t>
+      </w:r>
+      <w:r>
+        <w:t> : Mécanisme (écoute + structuration en 30 champs + TES pour logiciels fermés) sans jargon excessif.</w:t>
+      </w:r>
+    </w:p>
+    <w:p>
+      <w:pPr>
+        <w:numPr>
+          <w:ilvl w:val="0"/>
+          <w:numId w:val="10"/>
+        </w:numPr>
+        <w:shd w:val="clear" w:color="auto" w:fill="D9D1C3" w:themeFill="accent3" w:themeFillTint="66"/>
+        <w:spacing w:after="0"/>
+      </w:pPr>
+      <w:r>
+        <w:rPr>
+          <w:b/>
+          <w:bCs/>
+        </w:rPr>
+        <w:t>## Preuves et résultats</w:t>
+      </w:r>
+      <w:r>
+        <w:t> : Chiffres (WER &lt;10%, similarité 96-99%, ROI 51x, HDS), témoignages.</w:t>
+      </w:r>
+    </w:p>
+    <w:p>
+      <w:pPr>
+        <w:numPr>
+          <w:ilvl w:val="0"/>
+          <w:numId w:val="10"/>
+        </w:numPr>
+        <w:shd w:val="clear" w:color="auto" w:fill="D9D1C3" w:themeFill="accent3" w:themeFillTint="66"/>
+        <w:spacing w:after="0"/>
+      </w:pPr>
+      <w:r>
+        <w:rPr>
+          <w:b/>
+          <w:bCs/>
+        </w:rPr>
+        <w:t>## Objections</w:t>
+      </w:r>
+      <w:r>
+        <w:t> : Adresser les objections par persona (intégrer dans le flux ou FAQ).</w:t>
+      </w:r>
+    </w:p>
+    <w:p>
+      <w:pPr>
+        <w:numPr>
+          <w:ilvl w:val="0"/>
+          <w:numId w:val="10"/>
+        </w:numPr>
+        <w:shd w:val="clear" w:color="auto" w:fill="D9D1C3" w:themeFill="accent3" w:themeFillTint="66"/>
+        <w:spacing w:after="0"/>
+      </w:pPr>
+      <w:r>
+        <w:rPr>
+          <w:b/>
+          <w:bCs/>
+        </w:rPr>
+        <w:t>## Et maintenant ?</w:t>
+      </w:r>
+      <w:r>
+        <w:t> : Conclusion avec question ouverte.</w:t>
+      </w:r>
+    </w:p>
+    <w:p>
+      <w:pPr>
+        <w:numPr>
+          <w:ilvl w:val="0"/>
+          <w:numId w:val="10"/>
+        </w:numPr>
+        <w:shd w:val="clear" w:color="auto" w:fill="D9D1C3" w:themeFill="accent3" w:themeFillTint="66"/>
+        <w:spacing w:after="0"/>
+      </w:pPr>
+      <w:r>
+        <w:rPr>
+          <w:b/>
+          <w:bCs/>
+        </w:rPr>
+        <w:t>## Foire aux questions</w:t>
+      </w:r>
+      <w:r>
+        <w:t> : 5-6 questions conversationnelles.</w:t>
+      </w:r>
+    </w:p>
+    <w:p>
+      <w:pPr>
+        <w:numPr>
+          <w:ilvl w:val="0"/>
+          <w:numId w:val="10"/>
+        </w:numPr>
+        <w:shd w:val="clear" w:color="auto" w:fill="D9D1C3" w:themeFill="accent3" w:themeFillTint="66"/>
+        <w:spacing w:after="0"/>
+      </w:pPr>
+      <w:r>
+        <w:t>**</w:t>
+      </w:r>
+    </w:p>
+    <w:p>
+      <w:pPr>
+        <w:shd w:val="clear" w:color="auto" w:fill="D9D1C3" w:themeFill="accent3" w:themeFillTint="66"/>
+        <w:spacing w:after="0"/>
+      </w:pPr>
+      <w:r>
+        <w:rPr>
+          <w:b/>
+          <w:bCs/>
+        </w:rPr>
+        <w:t>Règles de style strictes (de la charte) :</w:t>
+      </w:r>
+    </w:p>
+    <w:p>
+      <w:pPr>
+        <w:numPr>
+          <w:ilvl w:val="0"/>
+          <w:numId w:val="11"/>
+        </w:numPr>
+        <w:shd w:val="clear" w:color="auto" w:fill="D9D1C3" w:themeFill="accent3" w:themeFillTint="66"/>
+        <w:spacing w:after="0"/>
+      </w:pPr>
+      <w:r>
+        <w:t>Phrases 15-25 mots en moyenne.</w:t>
+      </w:r>
+    </w:p>
+    <w:p>
+      <w:pPr>
+        <w:numPr>
+          <w:ilvl w:val="0"/>
+          <w:numId w:val="11"/>
+        </w:numPr>
+        <w:shd w:val="clear" w:color="auto" w:fill="D9D1C3" w:themeFill="accent3" w:themeFillTint="66"/>
+        <w:spacing w:after="0"/>
+      </w:pPr>
+      <w:r>
+        <w:t>Chiffres toujours contextualisés/sourcés.</w:t>
+      </w:r>
+    </w:p>
+    <w:p>
+      <w:pPr>
+        <w:numPr>
+          <w:ilvl w:val="0"/>
+          <w:numId w:val="11"/>
+        </w:numPr>
+        <w:shd w:val="clear" w:color="auto" w:fill="D9D1C3" w:themeFill="accent3" w:themeFillTint="66"/>
+        <w:spacing w:after="0"/>
+      </w:pPr>
+      <w:r>
+        <w:t>Une métaphore max, concrète.</w:t>
+      </w:r>
+    </w:p>
+    <w:p>
+      <w:pPr>
+        <w:numPr>
+          <w:ilvl w:val="0"/>
+          <w:numId w:val="11"/>
+        </w:numPr>
+        <w:shd w:val="clear" w:color="auto" w:fill="D9D1C3" w:themeFill="accent3" w:themeFillTint="66"/>
+        <w:spacing w:after="0"/>
+      </w:pPr>
+      <w:r>
+        <w:t>Transitions fluides entre sections.</w:t>
+      </w:r>
+    </w:p>
+    <w:p>
+      <w:pPr>
+        <w:numPr>
+          <w:ilvl w:val="0"/>
+          <w:numId w:val="11"/>
+        </w:numPr>
+        <w:shd w:val="clear" w:color="auto" w:fill="D9D1C3" w:themeFill="accent3" w:themeFillTint="66"/>
+        <w:spacing w:after="0"/>
+      </w:pPr>
+      <w:r>
+        <w:t xml:space="preserve">Adapter les angles par persona (présence/vocation pour </w:t>
+      </w:r>
+      <w:proofErr w:type="spellStart"/>
+      <w:r>
+        <w:t>Patientcentrique</w:t>
+      </w:r>
+      <w:proofErr w:type="spellEnd"/>
+      <w:r>
+        <w:t xml:space="preserve">, interopérabilité/précision pour </w:t>
+      </w:r>
+      <w:proofErr w:type="spellStart"/>
+      <w:r>
+        <w:t>Technocentrique</w:t>
+      </w:r>
+      <w:proofErr w:type="spellEnd"/>
+      <w:r>
+        <w:t xml:space="preserve">, ROI/temps fauteuil pour </w:t>
+      </w:r>
+      <w:proofErr w:type="spellStart"/>
+      <w:r>
+        <w:t>Argentcentrique</w:t>
+      </w:r>
+      <w:proofErr w:type="spellEnd"/>
+      <w:r>
+        <w:t>).</w:t>
+      </w:r>
+    </w:p>
+    <w:p>
+      <w:pPr>
+        <w:numPr>
+          <w:ilvl w:val="0"/>
+          <w:numId w:val="11"/>
+        </w:numPr>
+        <w:shd w:val="clear" w:color="auto" w:fill="D9D1C3" w:themeFill="accent3" w:themeFillTint="66"/>
+        <w:spacing w:after="0"/>
+      </w:pPr>
+      <w:r>
+        <w:t>Verbatims du brief à intégrer naturellement.</w:t>
+      </w:r>
+    </w:p>
+    <w:p>
+      <w:pPr>
+        <w:numPr>
+          <w:ilvl w:val="0"/>
+          <w:numId w:val="11"/>
+        </w:numPr>
+        <w:shd w:val="clear" w:color="auto" w:fill="D9D1C3" w:themeFill="accent3" w:themeFillTint="66"/>
+        <w:spacing w:after="0"/>
+      </w:pPr>
+      <w:r>
+        <w:t>Bannir tous les interdits (révolutionnaire, disruptif, "nous", hyperboles, etc.).</w:t>
+      </w:r>
+    </w:p>
+    <w:p>
+      <w:pPr>
+        <w:shd w:val="clear" w:color="auto" w:fill="D9D1C3" w:themeFill="accent3" w:themeFillTint="66"/>
+        <w:spacing w:after="0"/>
+      </w:pPr>
+      <w:r>
+        <w:rPr>
+          <w:b/>
+          <w:bCs/>
+        </w:rPr>
+        <w:t>Ton global :</w:t>
+      </w:r>
+      <w:r>
+        <w:t> Empathique mais factuel. Le praticien est le héros. SAYDO est le guide fiable conçu par un pair.</w:t>
+      </w:r>
+    </w:p>
+    <w:p>
+      <w:pPr>
+        <w:shd w:val="clear" w:color="auto" w:fill="D9D1C3" w:themeFill="accent3" w:themeFillTint="66"/>
+        <w:spacing w:after="0"/>
+      </w:pPr>
+      <w:r>
+        <w:t xml:space="preserve">Rédige l'article complet en </w:t>
+      </w:r>
+      <w:proofErr w:type="spellStart"/>
+      <w:r>
+        <w:t>Markdown</w:t>
+      </w:r>
+      <w:proofErr w:type="spellEnd"/>
+      <w:r>
+        <w:t xml:space="preserve"> maintenant.</w:t>
+      </w:r>
+    </w:p>
+    <w:p/>
+    <w:p>
+      <w:pPr>
+        <w:pStyle w:val="Titre2"/>
+      </w:pPr>
+      <w:r>
+        <w:t>PARTIE 4 : [CLAUDE] Création de l’article raffiné</w:t>
+      </w:r>
+    </w:p>
+    <w:p>
+      <w:r>
+        <w:t xml:space="preserve">Dans </w:t>
+      </w:r>
+      <w:proofErr w:type="gramStart"/>
+      <w:r>
+        <w:t>cet étape</w:t>
+      </w:r>
+      <w:proofErr w:type="gramEnd"/>
+      <w:r>
+        <w:t xml:space="preserve">, on </w:t>
+      </w:r>
+      <w:proofErr w:type="spellStart"/>
+      <w:r>
+        <w:t>rafinne</w:t>
+      </w:r>
+      <w:proofErr w:type="spellEnd"/>
+      <w:r>
+        <w:t xml:space="preserve"> </w:t>
+      </w:r>
+      <w:proofErr w:type="spellStart"/>
+      <w:r>
+        <w:t>lebrouillon</w:t>
+      </w:r>
+      <w:proofErr w:type="spellEnd"/>
+      <w:r>
+        <w:t xml:space="preserve"> en article déployable. On </w:t>
+      </w:r>
+      <w:proofErr w:type="spellStart"/>
+      <w:r>
+        <w:t>verifie</w:t>
+      </w:r>
+      <w:proofErr w:type="spellEnd"/>
+      <w:r>
+        <w:t xml:space="preserve"> les score SEO, GEO. ON décline ‘</w:t>
+      </w:r>
+      <w:proofErr w:type="spellStart"/>
+      <w:r>
+        <w:t>larticle</w:t>
+      </w:r>
+      <w:proofErr w:type="spellEnd"/>
+      <w:r>
+        <w:t xml:space="preserve"> en plusieurs choses (thread X, </w:t>
+      </w:r>
+      <w:proofErr w:type="gramStart"/>
+      <w:r>
+        <w:t>email</w:t>
+      </w:r>
+      <w:proofErr w:type="gramEnd"/>
+      <w:r>
+        <w:t xml:space="preserve"> </w:t>
+      </w:r>
+      <w:proofErr w:type="spellStart"/>
+      <w:r>
+        <w:t>etc</w:t>
+      </w:r>
+      <w:proofErr w:type="spellEnd"/>
+      <w:r>
+        <w:t xml:space="preserve">). </w:t>
+      </w:r>
+    </w:p>
+    <w:p>
+      <w:pPr>
+        <w:shd w:val="clear" w:color="auto" w:fill="D9D1C3" w:themeFill="accent3" w:themeFillTint="66"/>
+        <w:spacing w:after="0"/>
+      </w:pPr>
+      <w:r>
+        <w:t>Voici un draft d'article produit par Jules : [</w:t>
+      </w:r>
+      <w:proofErr w:type="spellStart"/>
+      <w:r>
+        <w:t>brouillon_article_jule</w:t>
+      </w:r>
+      <w:proofErr w:type="spellEnd"/>
+      <w:r>
+        <w:t xml:space="preserve">] </w:t>
+      </w:r>
+    </w:p>
+    <w:p>
+      <w:pPr>
+        <w:shd w:val="clear" w:color="auto" w:fill="D9D1C3" w:themeFill="accent3" w:themeFillTint="66"/>
+        <w:spacing w:after="0"/>
+        <w:rPr>
+          <w:lang w:val="en-US"/>
+        </w:rPr>
+      </w:pPr>
+      <w:r>
+        <w:rPr>
+          <w:lang w:val="en-US"/>
+        </w:rPr>
+        <w:t xml:space="preserve">Brief </w:t>
+      </w:r>
+      <w:proofErr w:type="gramStart"/>
+      <w:r>
+        <w:rPr>
+          <w:lang w:val="en-US"/>
+        </w:rPr>
+        <w:t>original :</w:t>
+      </w:r>
+      <w:proofErr w:type="gramEnd"/>
+      <w:r>
+        <w:rPr>
+          <w:lang w:val="en-US"/>
+        </w:rPr>
+        <w:t xml:space="preserve"> [</w:t>
+      </w:r>
+      <w:proofErr w:type="spellStart"/>
+      <w:r>
+        <w:rPr>
+          <w:lang w:val="en-US"/>
+        </w:rPr>
+        <w:t>brief_article_NotebookLM</w:t>
+      </w:r>
+      <w:proofErr w:type="spellEnd"/>
+      <w:r>
+        <w:rPr>
+          <w:lang w:val="en-US"/>
+        </w:rPr>
+        <w:t xml:space="preserve">] </w:t>
+      </w:r>
+    </w:p>
+    <w:p>
+      <w:pPr>
+        <w:shd w:val="clear" w:color="auto" w:fill="D9D1C3" w:themeFill="accent3" w:themeFillTint="66"/>
+        <w:spacing w:after="0"/>
+      </w:pPr>
+      <w:r>
+        <w:rPr>
+          <w:lang w:val="en-US"/>
+        </w:rPr>
+        <w:t xml:space="preserve"> </w:t>
+      </w:r>
+      <w:r>
+        <w:t xml:space="preserve">Charte éditoriale : [CHARTE_EDITORIALE_IA.txt]   </w:t>
+      </w:r>
+    </w:p>
+    <w:p>
+      <w:pPr>
+        <w:shd w:val="clear" w:color="auto" w:fill="D9D1C3" w:themeFill="accent3" w:themeFillTint="66"/>
+        <w:spacing w:after="0"/>
+      </w:pPr>
+      <w:r>
+        <w:t xml:space="preserve">Étape 1 – Passe éditoriale : </w:t>
+      </w:r>
+    </w:p>
+    <w:p>
+      <w:pPr>
+        <w:shd w:val="clear" w:color="auto" w:fill="D9D1C3" w:themeFill="accent3" w:themeFillTint="66"/>
+        <w:spacing w:after="0"/>
+      </w:pPr>
+      <w:r>
+        <w:lastRenderedPageBreak/>
+        <w:t xml:space="preserve">- Vérifie et ajuste le ton persona </w:t>
+      </w:r>
+    </w:p>
+    <w:p>
+      <w:pPr>
+        <w:shd w:val="clear" w:color="auto" w:fill="D9D1C3" w:themeFill="accent3" w:themeFillTint="66"/>
+        <w:spacing w:after="0"/>
+      </w:pPr>
+      <w:r>
+        <w:t xml:space="preserve">- Reformule les passages qui sonnent « robot » ou génériques </w:t>
+      </w:r>
+    </w:p>
+    <w:p>
+      <w:pPr>
+        <w:shd w:val="clear" w:color="auto" w:fill="D9D1C3" w:themeFill="accent3" w:themeFillTint="66"/>
+        <w:spacing w:after="0"/>
+      </w:pPr>
+      <w:r>
+        <w:t xml:space="preserve">- Fluidifie les transitions entre chaque H2 </w:t>
+      </w:r>
+    </w:p>
+    <w:p>
+      <w:pPr>
+        <w:shd w:val="clear" w:color="auto" w:fill="D9D1C3" w:themeFill="accent3" w:themeFillTint="66"/>
+        <w:spacing w:after="0"/>
+      </w:pPr>
+      <w:r>
+        <w:t xml:space="preserve">- Intègre le verbatim bêta-testeur si fourni   </w:t>
+      </w:r>
+    </w:p>
+    <w:p>
+      <w:pPr>
+        <w:shd w:val="clear" w:color="auto" w:fill="D9D1C3" w:themeFill="accent3" w:themeFillTint="66"/>
+        <w:spacing w:after="0"/>
+      </w:pPr>
+      <w:r>
+        <w:t>Étape 2 – Checklist SEO/GEO/LLM : Note l'article sur 10 pour le SEO, le GEO (</w:t>
+      </w:r>
+      <w:proofErr w:type="spellStart"/>
+      <w:r>
+        <w:t>citabilité</w:t>
+      </w:r>
+      <w:proofErr w:type="spellEnd"/>
+      <w:r>
+        <w:t xml:space="preserve"> </w:t>
+      </w:r>
+      <w:proofErr w:type="spellStart"/>
+      <w:r>
+        <w:t>Perplexity</w:t>
+      </w:r>
+      <w:proofErr w:type="spellEnd"/>
+      <w:r>
+        <w:t xml:space="preserve">) et la lisibilité LLM, puis applique directement les corrections nécessaires dans le texte (ne te contente pas de lister des recommandations).   </w:t>
+      </w:r>
+    </w:p>
+    <w:p>
+      <w:pPr>
+        <w:shd w:val="clear" w:color="auto" w:fill="D9D1C3" w:themeFill="accent3" w:themeFillTint="66"/>
+        <w:spacing w:after="0"/>
+      </w:pPr>
+      <w:r>
+        <w:t xml:space="preserve">Étape 3 – </w:t>
+      </w:r>
+      <w:proofErr w:type="spellStart"/>
+      <w:r>
+        <w:t>Repurposing</w:t>
+      </w:r>
+      <w:proofErr w:type="spellEnd"/>
+      <w:r>
+        <w:t xml:space="preserve"> complet, dans le même fichier </w:t>
+      </w:r>
+      <w:proofErr w:type="spellStart"/>
+      <w:r>
+        <w:t>Markdown</w:t>
+      </w:r>
+      <w:proofErr w:type="spellEnd"/>
+      <w:r>
+        <w:t xml:space="preserve"> : </w:t>
+      </w:r>
+    </w:p>
+    <w:p>
+      <w:pPr>
+        <w:shd w:val="clear" w:color="auto" w:fill="D9D1C3" w:themeFill="accent3" w:themeFillTint="66"/>
+        <w:spacing w:after="0"/>
+      </w:pPr>
+      <w:r>
+        <w:tab/>
+        <w:t xml:space="preserve">1. Un thread LinkedIn de 7 tweets sur l'angle persona </w:t>
+      </w:r>
+    </w:p>
+    <w:p>
+      <w:pPr>
+        <w:shd w:val="clear" w:color="auto" w:fill="D9D1C3" w:themeFill="accent3" w:themeFillTint="66"/>
+        <w:spacing w:after="0"/>
+      </w:pPr>
+      <w:r>
+        <w:tab/>
+        <w:t xml:space="preserve">2. Un </w:t>
+      </w:r>
+      <w:proofErr w:type="gramStart"/>
+      <w:r>
+        <w:t>email</w:t>
+      </w:r>
+      <w:proofErr w:type="gramEnd"/>
+      <w:r>
+        <w:t xml:space="preserve"> </w:t>
+      </w:r>
+      <w:proofErr w:type="spellStart"/>
+      <w:r>
+        <w:t>nurturing</w:t>
+      </w:r>
+      <w:proofErr w:type="spellEnd"/>
+      <w:r>
+        <w:t xml:space="preserve"> de 300 mots avec CTA segmenté par persona </w:t>
+      </w:r>
+    </w:p>
+    <w:p>
+      <w:pPr>
+        <w:shd w:val="clear" w:color="auto" w:fill="D9D1C3" w:themeFill="accent3" w:themeFillTint="66"/>
+        <w:spacing w:after="0"/>
+      </w:pPr>
+      <w:r>
+        <w:tab/>
+        <w:t xml:space="preserve">3. 3 variantes de titre pour test A/B </w:t>
+      </w:r>
+    </w:p>
+    <w:p>
+      <w:pPr>
+        <w:shd w:val="clear" w:color="auto" w:fill="D9D1C3" w:themeFill="accent3" w:themeFillTint="66"/>
+        <w:spacing w:after="0"/>
+      </w:pPr>
+      <w:r>
+        <w:tab/>
+        <w:t xml:space="preserve">4. 3 accroches de post pour test A/B </w:t>
+      </w:r>
+    </w:p>
+    <w:p>
+      <w:pPr>
+        <w:shd w:val="clear" w:color="auto" w:fill="D9D1C3" w:themeFill="accent3" w:themeFillTint="66"/>
+        <w:spacing w:after="0"/>
+      </w:pPr>
+      <w:r>
+        <w:tab/>
+        <w:t xml:space="preserve">5. 1 citation extraite, format court pour visuel « </w:t>
+      </w:r>
+      <w:proofErr w:type="spellStart"/>
+      <w:r>
+        <w:t>card</w:t>
+      </w:r>
+      <w:proofErr w:type="spellEnd"/>
+      <w:r>
+        <w:t xml:space="preserve"> »   Livre le tout dans un unique fichier </w:t>
+      </w:r>
+      <w:proofErr w:type="spellStart"/>
+      <w:r>
+        <w:t>Markdown</w:t>
+      </w:r>
+      <w:proofErr w:type="spellEnd"/>
+      <w:r>
+        <w:t xml:space="preserve"> structuré par sections, prêt pour la validation humaine.</w:t>
+      </w:r>
+    </w:p>
     <w:sectPr>
       <w:pgSz w:w="11906" w:h="16838"/>
       <w:pgMar w:top="1417" w:right="1417" w:bottom="1417" w:left="1417" w:header="708" w:footer="708" w:gutter="0"/>
@@ -15032,9 +16451,9 @@
 <file path=word/numbering.xml><?xml version="1.0" encoding="utf-8"?>
 <w:numbering xmlns:wpc="http://schemas.microsoft.com/office/word/2010/wordprocessingCanvas" xmlns:cx="http://schemas.microsoft.com/office/drawing/2014/chartex" xmlns:cx1="http://schemas.microsoft.com/office/drawing/2015/9/8/chartex" xmlns:cx2="http://schemas.microsoft.com/office/drawing/2015/10/21/chartex" xmlns:cx3="http://schemas.microsoft.com/office/drawing/2016/5/9/chartex" xmlns:cx4="http://schemas.microsoft.com/office/drawing/2016/5/10/chartex" xmlns:cx5="http://schemas.microsoft.com/office/drawing/2016/5/11/chartex" xmlns:cx6="http://schemas.microsoft.com/office/drawing/2016/5/12/chartex" xmlns:cx7="http://schemas.microsoft.com/office/drawing/2016/5/13/chartex" xmlns:cx8="http://schemas.microsoft.com/office/drawing/2016/5/14/chartex" xmlns:mc="http://schemas.openxmlformats.org/markup-compatibility/2006" xmlns:aink="http://schemas.microsoft.com/office/drawing/2016/ink" xmlns:am3d="http://schemas.microsoft.com/office/drawing/2017/model3d" xmlns:o="urn:schemas-microsoft-com:office:office" xmlns:oel="http://schemas.microsoft.com/office/2019/extlst" xmlns:r="http://schemas.openxmlformats.org/officeDocument/2006/relationships" xmlns:m="http://schemas.openxmlformats.org/officeDocument/2006/math" xmlns:v="urn:schemas-microsoft-com:vml" xmlns:wp14="http://schemas.microsoft.com/office/word/2010/wordprocessingDrawing" xmlns:wp="http://schemas.openxmlformats.org/drawingml/2006/wordprocessingDrawing" xmlns:w10="urn:schemas-microsoft-com:office:word" xmlns:w="http://schemas.openxmlformats.org/wordprocessingml/2006/main" xmlns:w14="http://schemas.microsoft.com/office/word/2010/wordml" xmlns:w15="http://schemas.microsoft.com/office/word/2012/wordml" xmlns:w16cex="http://schemas.microsoft.com/office/word/2018/wordml/cex" xmlns:w16cid="http://schemas.microsoft.com/office/word/2016/wordml/cid" xmlns:w16="http://schemas.microsoft.com/office/word/2018/wordml" xmlns:w16du="http://schemas.microsoft.com/office/word/2023/wordml/word16du" xmlns:w16sdtdh="http://schemas.microsoft.com/office/word/2020/wordml/sdtdatahash" xmlns:w16sdtfl="http://schemas.microsoft.com/office/word/2024/wordml/sdtformatlock" xmlns:w16se="http://schemas.microsoft.com/office/word/2015/wordml/symex" xmlns:wpg="http://schemas.microsoft.com/office/word/2010/wordprocessingGroup" xmlns:wpi="http://schemas.microsoft.com/office/word/2010/wordprocessingInk" xmlns:wne="http://schemas.microsoft.com/office/word/2006/wordml" xmlns:wps="http://schemas.microsoft.com/office/word/2010/wordprocessingShape" mc:Ignorable="w14 w15 w16se w16cid w16 w16cex w16sdtdh w16sdtfl w16du wp14">
   <w:abstractNum w:abstractNumId="0" w15:restartNumberingAfterBreak="0">
-    <w:nsid w:val="00072F29"/>
+    <w:nsid w:val="0A0E7A62"/>
     <w:multiLevelType w:val="multilevel"/>
-    <w:tmpl w:val="C8C6EFB0"/>
+    <w:tmpl w:val="B47EF52A"/>
     <w:lvl w:ilvl="0">
       <w:start w:val="1"/>
       <w:numFmt w:val="bullet"/>
@@ -15181,9 +16600,235 @@
     </w:lvl>
   </w:abstractNum>
   <w:abstractNum w:abstractNumId="1" w15:restartNumberingAfterBreak="0">
-    <w:nsid w:val="03EC3387"/>
+    <w:nsid w:val="0CCA5198"/>
     <w:multiLevelType w:val="multilevel"/>
-    <w:tmpl w:val="1234B352"/>
+    <w:tmpl w:val="FB28B528"/>
+    <w:lvl w:ilvl="0">
+      <w:start w:val="1"/>
+      <w:numFmt w:val="decimal"/>
+      <w:lvlText w:val="%1."/>
+      <w:lvlJc w:val="left"/>
+      <w:pPr>
+        <w:tabs>
+          <w:tab w:val="num" w:pos="720"/>
+        </w:tabs>
+        <w:ind w:left="720" w:hanging="360"/>
+      </w:pPr>
+    </w:lvl>
+    <w:lvl w:ilvl="1" w:tentative="1">
+      <w:start w:val="1"/>
+      <w:numFmt w:val="decimal"/>
+      <w:lvlText w:val="%2."/>
+      <w:lvlJc w:val="left"/>
+      <w:pPr>
+        <w:tabs>
+          <w:tab w:val="num" w:pos="1440"/>
+        </w:tabs>
+        <w:ind w:left="1440" w:hanging="360"/>
+      </w:pPr>
+    </w:lvl>
+    <w:lvl w:ilvl="2" w:tentative="1">
+      <w:start w:val="1"/>
+      <w:numFmt w:val="decimal"/>
+      <w:lvlText w:val="%3."/>
+      <w:lvlJc w:val="left"/>
+      <w:pPr>
+        <w:tabs>
+          <w:tab w:val="num" w:pos="2160"/>
+        </w:tabs>
+        <w:ind w:left="2160" w:hanging="360"/>
+      </w:pPr>
+    </w:lvl>
+    <w:lvl w:ilvl="3" w:tentative="1">
+      <w:start w:val="1"/>
+      <w:numFmt w:val="decimal"/>
+      <w:lvlText w:val="%4."/>
+      <w:lvlJc w:val="left"/>
+      <w:pPr>
+        <w:tabs>
+          <w:tab w:val="num" w:pos="2880"/>
+        </w:tabs>
+        <w:ind w:left="2880" w:hanging="360"/>
+      </w:pPr>
+    </w:lvl>
+    <w:lvl w:ilvl="4" w:tentative="1">
+      <w:start w:val="1"/>
+      <w:numFmt w:val="decimal"/>
+      <w:lvlText w:val="%5."/>
+      <w:lvlJc w:val="left"/>
+      <w:pPr>
+        <w:tabs>
+          <w:tab w:val="num" w:pos="3600"/>
+        </w:tabs>
+        <w:ind w:left="3600" w:hanging="360"/>
+      </w:pPr>
+    </w:lvl>
+    <w:lvl w:ilvl="5" w:tentative="1">
+      <w:start w:val="1"/>
+      <w:numFmt w:val="decimal"/>
+      <w:lvlText w:val="%6."/>
+      <w:lvlJc w:val="left"/>
+      <w:pPr>
+        <w:tabs>
+          <w:tab w:val="num" w:pos="4320"/>
+        </w:tabs>
+        <w:ind w:left="4320" w:hanging="360"/>
+      </w:pPr>
+    </w:lvl>
+    <w:lvl w:ilvl="6" w:tentative="1">
+      <w:start w:val="1"/>
+      <w:numFmt w:val="decimal"/>
+      <w:lvlText w:val="%7."/>
+      <w:lvlJc w:val="left"/>
+      <w:pPr>
+        <w:tabs>
+          <w:tab w:val="num" w:pos="5040"/>
+        </w:tabs>
+        <w:ind w:left="5040" w:hanging="360"/>
+      </w:pPr>
+    </w:lvl>
+    <w:lvl w:ilvl="7" w:tentative="1">
+      <w:start w:val="1"/>
+      <w:numFmt w:val="decimal"/>
+      <w:lvlText w:val="%8."/>
+      <w:lvlJc w:val="left"/>
+      <w:pPr>
+        <w:tabs>
+          <w:tab w:val="num" w:pos="5760"/>
+        </w:tabs>
+        <w:ind w:left="5760" w:hanging="360"/>
+      </w:pPr>
+    </w:lvl>
+    <w:lvl w:ilvl="8" w:tentative="1">
+      <w:start w:val="1"/>
+      <w:numFmt w:val="decimal"/>
+      <w:lvlText w:val="%9."/>
+      <w:lvlJc w:val="left"/>
+      <w:pPr>
+        <w:tabs>
+          <w:tab w:val="num" w:pos="6480"/>
+        </w:tabs>
+        <w:ind w:left="6480" w:hanging="360"/>
+      </w:pPr>
+    </w:lvl>
+  </w:abstractNum>
+  <w:abstractNum w:abstractNumId="2" w15:restartNumberingAfterBreak="0">
+    <w:nsid w:val="19324953"/>
+    <w:multiLevelType w:val="multilevel"/>
+    <w:tmpl w:val="67DC006E"/>
+    <w:lvl w:ilvl="0">
+      <w:start w:val="1"/>
+      <w:numFmt w:val="decimal"/>
+      <w:lvlText w:val="%1."/>
+      <w:lvlJc w:val="left"/>
+      <w:pPr>
+        <w:tabs>
+          <w:tab w:val="num" w:pos="720"/>
+        </w:tabs>
+        <w:ind w:left="720" w:hanging="360"/>
+      </w:pPr>
+    </w:lvl>
+    <w:lvl w:ilvl="1" w:tentative="1">
+      <w:start w:val="1"/>
+      <w:numFmt w:val="decimal"/>
+      <w:lvlText w:val="%2."/>
+      <w:lvlJc w:val="left"/>
+      <w:pPr>
+        <w:tabs>
+          <w:tab w:val="num" w:pos="1440"/>
+        </w:tabs>
+        <w:ind w:left="1440" w:hanging="360"/>
+      </w:pPr>
+    </w:lvl>
+    <w:lvl w:ilvl="2" w:tentative="1">
+      <w:start w:val="1"/>
+      <w:numFmt w:val="decimal"/>
+      <w:lvlText w:val="%3."/>
+      <w:lvlJc w:val="left"/>
+      <w:pPr>
+        <w:tabs>
+          <w:tab w:val="num" w:pos="2160"/>
+        </w:tabs>
+        <w:ind w:left="2160" w:hanging="360"/>
+      </w:pPr>
+    </w:lvl>
+    <w:lvl w:ilvl="3" w:tentative="1">
+      <w:start w:val="1"/>
+      <w:numFmt w:val="decimal"/>
+      <w:lvlText w:val="%4."/>
+      <w:lvlJc w:val="left"/>
+      <w:pPr>
+        <w:tabs>
+          <w:tab w:val="num" w:pos="2880"/>
+        </w:tabs>
+        <w:ind w:left="2880" w:hanging="360"/>
+      </w:pPr>
+    </w:lvl>
+    <w:lvl w:ilvl="4" w:tentative="1">
+      <w:start w:val="1"/>
+      <w:numFmt w:val="decimal"/>
+      <w:lvlText w:val="%5."/>
+      <w:lvlJc w:val="left"/>
+      <w:pPr>
+        <w:tabs>
+          <w:tab w:val="num" w:pos="3600"/>
+        </w:tabs>
+        <w:ind w:left="3600" w:hanging="360"/>
+      </w:pPr>
+    </w:lvl>
+    <w:lvl w:ilvl="5" w:tentative="1">
+      <w:start w:val="1"/>
+      <w:numFmt w:val="decimal"/>
+      <w:lvlText w:val="%6."/>
+      <w:lvlJc w:val="left"/>
+      <w:pPr>
+        <w:tabs>
+          <w:tab w:val="num" w:pos="4320"/>
+        </w:tabs>
+        <w:ind w:left="4320" w:hanging="360"/>
+      </w:pPr>
+    </w:lvl>
+    <w:lvl w:ilvl="6" w:tentative="1">
+      <w:start w:val="1"/>
+      <w:numFmt w:val="decimal"/>
+      <w:lvlText w:val="%7."/>
+      <w:lvlJc w:val="left"/>
+      <w:pPr>
+        <w:tabs>
+          <w:tab w:val="num" w:pos="5040"/>
+        </w:tabs>
+        <w:ind w:left="5040" w:hanging="360"/>
+      </w:pPr>
+    </w:lvl>
+    <w:lvl w:ilvl="7" w:tentative="1">
+      <w:start w:val="1"/>
+      <w:numFmt w:val="decimal"/>
+      <w:lvlText w:val="%8."/>
+      <w:lvlJc w:val="left"/>
+      <w:pPr>
+        <w:tabs>
+          <w:tab w:val="num" w:pos="5760"/>
+        </w:tabs>
+        <w:ind w:left="5760" w:hanging="360"/>
+      </w:pPr>
+    </w:lvl>
+    <w:lvl w:ilvl="8" w:tentative="1">
+      <w:start w:val="1"/>
+      <w:numFmt w:val="decimal"/>
+      <w:lvlText w:val="%9."/>
+      <w:lvlJc w:val="left"/>
+      <w:pPr>
+        <w:tabs>
+          <w:tab w:val="num" w:pos="6480"/>
+        </w:tabs>
+        <w:ind w:left="6480" w:hanging="360"/>
+      </w:pPr>
+    </w:lvl>
+  </w:abstractNum>
+  <w:abstractNum w:abstractNumId="3" w15:restartNumberingAfterBreak="0">
+    <w:nsid w:val="1C8F5098"/>
+    <w:multiLevelType w:val="multilevel"/>
+    <w:tmpl w:val="45BE1612"/>
     <w:lvl w:ilvl="0">
       <w:start w:val="1"/>
       <w:numFmt w:val="bullet"/>
@@ -15329,10 +16974,10 @@
       </w:rPr>
     </w:lvl>
   </w:abstractNum>
-  <w:abstractNum w:abstractNumId="2" w15:restartNumberingAfterBreak="0">
-    <w:nsid w:val="04572528"/>
+  <w:abstractNum w:abstractNumId="4" w15:restartNumberingAfterBreak="0">
+    <w:nsid w:val="23C62B07"/>
     <w:multiLevelType w:val="multilevel"/>
-    <w:tmpl w:val="5B82E468"/>
+    <w:tmpl w:val="BDFC1C68"/>
     <w:lvl w:ilvl="0">
       <w:start w:val="1"/>
       <w:numFmt w:val="bullet"/>
@@ -15478,10 +17123,10 @@
       </w:rPr>
     </w:lvl>
   </w:abstractNum>
-  <w:abstractNum w:abstractNumId="3" w15:restartNumberingAfterBreak="0">
-    <w:nsid w:val="05BE083A"/>
+  <w:abstractNum w:abstractNumId="5" w15:restartNumberingAfterBreak="0">
+    <w:nsid w:val="2D4D1754"/>
     <w:multiLevelType w:val="multilevel"/>
-    <w:tmpl w:val="81C016C6"/>
+    <w:tmpl w:val="54FCDEFA"/>
     <w:lvl w:ilvl="0">
       <w:start w:val="1"/>
       <w:numFmt w:val="bullet"/>
@@ -15627,10 +17272,10 @@
       </w:rPr>
     </w:lvl>
   </w:abstractNum>
-  <w:abstractNum w:abstractNumId="4" w15:restartNumberingAfterBreak="0">
-    <w:nsid w:val="09B92E59"/>
+  <w:abstractNum w:abstractNumId="6" w15:restartNumberingAfterBreak="0">
+    <w:nsid w:val="40B92915"/>
     <w:multiLevelType w:val="multilevel"/>
-    <w:tmpl w:val="8D0A404C"/>
+    <w:tmpl w:val="ABB25B1C"/>
     <w:lvl w:ilvl="0">
       <w:start w:val="1"/>
       <w:numFmt w:val="bullet"/>
@@ -15776,10 +17421,10 @@
       </w:rPr>
     </w:lvl>
   </w:abstractNum>
-  <w:abstractNum w:abstractNumId="5" w15:restartNumberingAfterBreak="0">
-    <w:nsid w:val="0A0E7A62"/>
+  <w:abstractNum w:abstractNumId="7" w15:restartNumberingAfterBreak="0">
+    <w:nsid w:val="4A335C0C"/>
     <w:multiLevelType w:val="multilevel"/>
-    <w:tmpl w:val="B47EF52A"/>
+    <w:tmpl w:val="084C92C0"/>
     <w:lvl w:ilvl="0">
       <w:start w:val="1"/>
       <w:numFmt w:val="bullet"/>
@@ -15925,10 +17570,10 @@
       </w:rPr>
     </w:lvl>
   </w:abstractNum>
-  <w:abstractNum w:abstractNumId="6" w15:restartNumberingAfterBreak="0">
-    <w:nsid w:val="0C0F41E2"/>
+  <w:abstractNum w:abstractNumId="8" w15:restartNumberingAfterBreak="0">
+    <w:nsid w:val="52FB2108"/>
     <w:multiLevelType w:val="multilevel"/>
-    <w:tmpl w:val="6AB643EC"/>
+    <w:tmpl w:val="E702D7CC"/>
     <w:lvl w:ilvl="0">
       <w:start w:val="1"/>
       <w:numFmt w:val="bullet"/>
@@ -16074,10 +17719,10 @@
       </w:rPr>
     </w:lvl>
   </w:abstractNum>
-  <w:abstractNum w:abstractNumId="7" w15:restartNumberingAfterBreak="0">
-    <w:nsid w:val="19DE0D3F"/>
+  <w:abstractNum w:abstractNumId="9" w15:restartNumberingAfterBreak="0">
+    <w:nsid w:val="627A36A9"/>
     <w:multiLevelType w:val="multilevel"/>
-    <w:tmpl w:val="A8BA584C"/>
+    <w:tmpl w:val="7506E788"/>
     <w:lvl w:ilvl="0">
       <w:start w:val="1"/>
       <w:numFmt w:val="bullet"/>
@@ -16223,1199 +17868,10 @@
       </w:rPr>
     </w:lvl>
   </w:abstractNum>
-  <w:abstractNum w:abstractNumId="8" w15:restartNumberingAfterBreak="0">
-    <w:nsid w:val="19F572A9"/>
+  <w:abstractNum w:abstractNumId="10" w15:restartNumberingAfterBreak="0">
+    <w:nsid w:val="78A76EE0"/>
     <w:multiLevelType w:val="multilevel"/>
-    <w:tmpl w:val="30D26F2A"/>
-    <w:lvl w:ilvl="0">
-      <w:start w:val="1"/>
-      <w:numFmt w:val="bullet"/>
-      <w:lvlText w:val=""/>
-      <w:lvlJc w:val="left"/>
-      <w:pPr>
-        <w:tabs>
-          <w:tab w:val="num" w:pos="720"/>
-        </w:tabs>
-        <w:ind w:left="720" w:hanging="360"/>
-      </w:pPr>
-      <w:rPr>
-        <w:rFonts w:ascii="Symbol" w:hAnsi="Symbol" w:hint="default"/>
-        <w:sz w:val="20"/>
-      </w:rPr>
-    </w:lvl>
-    <w:lvl w:ilvl="1" w:tentative="1">
-      <w:start w:val="1"/>
-      <w:numFmt w:val="bullet"/>
-      <w:lvlText w:val="o"/>
-      <w:lvlJc w:val="left"/>
-      <w:pPr>
-        <w:tabs>
-          <w:tab w:val="num" w:pos="1440"/>
-        </w:tabs>
-        <w:ind w:left="1440" w:hanging="360"/>
-      </w:pPr>
-      <w:rPr>
-        <w:rFonts w:ascii="Courier New" w:hAnsi="Courier New" w:hint="default"/>
-        <w:sz w:val="20"/>
-      </w:rPr>
-    </w:lvl>
-    <w:lvl w:ilvl="2" w:tentative="1">
-      <w:start w:val="1"/>
-      <w:numFmt w:val="bullet"/>
-      <w:lvlText w:val=""/>
-      <w:lvlJc w:val="left"/>
-      <w:pPr>
-        <w:tabs>
-          <w:tab w:val="num" w:pos="2160"/>
-        </w:tabs>
-        <w:ind w:left="2160" w:hanging="360"/>
-      </w:pPr>
-      <w:rPr>
-        <w:rFonts w:ascii="Wingdings" w:hAnsi="Wingdings" w:hint="default"/>
-        <w:sz w:val="20"/>
-      </w:rPr>
-    </w:lvl>
-    <w:lvl w:ilvl="3" w:tentative="1">
-      <w:start w:val="1"/>
-      <w:numFmt w:val="bullet"/>
-      <w:lvlText w:val=""/>
-      <w:lvlJc w:val="left"/>
-      <w:pPr>
-        <w:tabs>
-          <w:tab w:val="num" w:pos="2880"/>
-        </w:tabs>
-        <w:ind w:left="2880" w:hanging="360"/>
-      </w:pPr>
-      <w:rPr>
-        <w:rFonts w:ascii="Wingdings" w:hAnsi="Wingdings" w:hint="default"/>
-        <w:sz w:val="20"/>
-      </w:rPr>
-    </w:lvl>
-    <w:lvl w:ilvl="4" w:tentative="1">
-      <w:start w:val="1"/>
-      <w:numFmt w:val="bullet"/>
-      <w:lvlText w:val=""/>
-      <w:lvlJc w:val="left"/>
-      <w:pPr>
-        <w:tabs>
-          <w:tab w:val="num" w:pos="3600"/>
-        </w:tabs>
-        <w:ind w:left="3600" w:hanging="360"/>
-      </w:pPr>
-      <w:rPr>
-        <w:rFonts w:ascii="Wingdings" w:hAnsi="Wingdings" w:hint="default"/>
-        <w:sz w:val="20"/>
-      </w:rPr>
-    </w:lvl>
-    <w:lvl w:ilvl="5" w:tentative="1">
-      <w:start w:val="1"/>
-      <w:numFmt w:val="bullet"/>
-      <w:lvlText w:val=""/>
-      <w:lvlJc w:val="left"/>
-      <w:pPr>
-        <w:tabs>
-          <w:tab w:val="num" w:pos="4320"/>
-        </w:tabs>
-        <w:ind w:left="4320" w:hanging="360"/>
-      </w:pPr>
-      <w:rPr>
-        <w:rFonts w:ascii="Wingdings" w:hAnsi="Wingdings" w:hint="default"/>
-        <w:sz w:val="20"/>
-      </w:rPr>
-    </w:lvl>
-    <w:lvl w:ilvl="6" w:tentative="1">
-      <w:start w:val="1"/>
-      <w:numFmt w:val="bullet"/>
-      <w:lvlText w:val=""/>
-      <w:lvlJc w:val="left"/>
-      <w:pPr>
-        <w:tabs>
-          <w:tab w:val="num" w:pos="5040"/>
-        </w:tabs>
-        <w:ind w:left="5040" w:hanging="360"/>
-      </w:pPr>
-      <w:rPr>
-        <w:rFonts w:ascii="Wingdings" w:hAnsi="Wingdings" w:hint="default"/>
-        <w:sz w:val="20"/>
-      </w:rPr>
-    </w:lvl>
-    <w:lvl w:ilvl="7" w:tentative="1">
-      <w:start w:val="1"/>
-      <w:numFmt w:val="bullet"/>
-      <w:lvlText w:val=""/>
-      <w:lvlJc w:val="left"/>
-      <w:pPr>
-        <w:tabs>
-          <w:tab w:val="num" w:pos="5760"/>
-        </w:tabs>
-        <w:ind w:left="5760" w:hanging="360"/>
-      </w:pPr>
-      <w:rPr>
-        <w:rFonts w:ascii="Wingdings" w:hAnsi="Wingdings" w:hint="default"/>
-        <w:sz w:val="20"/>
-      </w:rPr>
-    </w:lvl>
-    <w:lvl w:ilvl="8" w:tentative="1">
-      <w:start w:val="1"/>
-      <w:numFmt w:val="bullet"/>
-      <w:lvlText w:val=""/>
-      <w:lvlJc w:val="left"/>
-      <w:pPr>
-        <w:tabs>
-          <w:tab w:val="num" w:pos="6480"/>
-        </w:tabs>
-        <w:ind w:left="6480" w:hanging="360"/>
-      </w:pPr>
-      <w:rPr>
-        <w:rFonts w:ascii="Wingdings" w:hAnsi="Wingdings" w:hint="default"/>
-        <w:sz w:val="20"/>
-      </w:rPr>
-    </w:lvl>
-  </w:abstractNum>
-  <w:abstractNum w:abstractNumId="9" w15:restartNumberingAfterBreak="0">
-    <w:nsid w:val="1C8F5098"/>
-    <w:multiLevelType w:val="multilevel"/>
-    <w:tmpl w:val="45BE1612"/>
-    <w:lvl w:ilvl="0">
-      <w:start w:val="1"/>
-      <w:numFmt w:val="bullet"/>
-      <w:lvlText w:val=""/>
-      <w:lvlJc w:val="left"/>
-      <w:pPr>
-        <w:tabs>
-          <w:tab w:val="num" w:pos="720"/>
-        </w:tabs>
-        <w:ind w:left="720" w:hanging="360"/>
-      </w:pPr>
-      <w:rPr>
-        <w:rFonts w:ascii="Symbol" w:hAnsi="Symbol" w:hint="default"/>
-        <w:sz w:val="20"/>
-      </w:rPr>
-    </w:lvl>
-    <w:lvl w:ilvl="1" w:tentative="1">
-      <w:start w:val="1"/>
-      <w:numFmt w:val="bullet"/>
-      <w:lvlText w:val="o"/>
-      <w:lvlJc w:val="left"/>
-      <w:pPr>
-        <w:tabs>
-          <w:tab w:val="num" w:pos="1440"/>
-        </w:tabs>
-        <w:ind w:left="1440" w:hanging="360"/>
-      </w:pPr>
-      <w:rPr>
-        <w:rFonts w:ascii="Courier New" w:hAnsi="Courier New" w:hint="default"/>
-        <w:sz w:val="20"/>
-      </w:rPr>
-    </w:lvl>
-    <w:lvl w:ilvl="2" w:tentative="1">
-      <w:start w:val="1"/>
-      <w:numFmt w:val="bullet"/>
-      <w:lvlText w:val=""/>
-      <w:lvlJc w:val="left"/>
-      <w:pPr>
-        <w:tabs>
-          <w:tab w:val="num" w:pos="2160"/>
-        </w:tabs>
-        <w:ind w:left="2160" w:hanging="360"/>
-      </w:pPr>
-      <w:rPr>
-        <w:rFonts w:ascii="Wingdings" w:hAnsi="Wingdings" w:hint="default"/>
-        <w:sz w:val="20"/>
-      </w:rPr>
-    </w:lvl>
-    <w:lvl w:ilvl="3" w:tentative="1">
-      <w:start w:val="1"/>
-      <w:numFmt w:val="bullet"/>
-      <w:lvlText w:val=""/>
-      <w:lvlJc w:val="left"/>
-      <w:pPr>
-        <w:tabs>
-          <w:tab w:val="num" w:pos="2880"/>
-        </w:tabs>
-        <w:ind w:left="2880" w:hanging="360"/>
-      </w:pPr>
-      <w:rPr>
-        <w:rFonts w:ascii="Wingdings" w:hAnsi="Wingdings" w:hint="default"/>
-        <w:sz w:val="20"/>
-      </w:rPr>
-    </w:lvl>
-    <w:lvl w:ilvl="4" w:tentative="1">
-      <w:start w:val="1"/>
-      <w:numFmt w:val="bullet"/>
-      <w:lvlText w:val=""/>
-      <w:lvlJc w:val="left"/>
-      <w:pPr>
-        <w:tabs>
-          <w:tab w:val="num" w:pos="3600"/>
-        </w:tabs>
-        <w:ind w:left="3600" w:hanging="360"/>
-      </w:pPr>
-      <w:rPr>
-        <w:rFonts w:ascii="Wingdings" w:hAnsi="Wingdings" w:hint="default"/>
-        <w:sz w:val="20"/>
-      </w:rPr>
-    </w:lvl>
-    <w:lvl w:ilvl="5" w:tentative="1">
-      <w:start w:val="1"/>
-      <w:numFmt w:val="bullet"/>
-      <w:lvlText w:val=""/>
-      <w:lvlJc w:val="left"/>
-      <w:pPr>
-        <w:tabs>
-          <w:tab w:val="num" w:pos="4320"/>
-        </w:tabs>
-        <w:ind w:left="4320" w:hanging="360"/>
-      </w:pPr>
-      <w:rPr>
-        <w:rFonts w:ascii="Wingdings" w:hAnsi="Wingdings" w:hint="default"/>
-        <w:sz w:val="20"/>
-      </w:rPr>
-    </w:lvl>
-    <w:lvl w:ilvl="6" w:tentative="1">
-      <w:start w:val="1"/>
-      <w:numFmt w:val="bullet"/>
-      <w:lvlText w:val=""/>
-      <w:lvlJc w:val="left"/>
-      <w:pPr>
-        <w:tabs>
-          <w:tab w:val="num" w:pos="5040"/>
-        </w:tabs>
-        <w:ind w:left="5040" w:hanging="360"/>
-      </w:pPr>
-      <w:rPr>
-        <w:rFonts w:ascii="Wingdings" w:hAnsi="Wingdings" w:hint="default"/>
-        <w:sz w:val="20"/>
-      </w:rPr>
-    </w:lvl>
-    <w:lvl w:ilvl="7" w:tentative="1">
-      <w:start w:val="1"/>
-      <w:numFmt w:val="bullet"/>
-      <w:lvlText w:val=""/>
-      <w:lvlJc w:val="left"/>
-      <w:pPr>
-        <w:tabs>
-          <w:tab w:val="num" w:pos="5760"/>
-        </w:tabs>
-        <w:ind w:left="5760" w:hanging="360"/>
-      </w:pPr>
-      <w:rPr>
-        <w:rFonts w:ascii="Wingdings" w:hAnsi="Wingdings" w:hint="default"/>
-        <w:sz w:val="20"/>
-      </w:rPr>
-    </w:lvl>
-    <w:lvl w:ilvl="8" w:tentative="1">
-      <w:start w:val="1"/>
-      <w:numFmt w:val="bullet"/>
-      <w:lvlText w:val=""/>
-      <w:lvlJc w:val="left"/>
-      <w:pPr>
-        <w:tabs>
-          <w:tab w:val="num" w:pos="6480"/>
-        </w:tabs>
-        <w:ind w:left="6480" w:hanging="360"/>
-      </w:pPr>
-      <w:rPr>
-        <w:rFonts w:ascii="Wingdings" w:hAnsi="Wingdings" w:hint="default"/>
-        <w:sz w:val="20"/>
-      </w:rPr>
-    </w:lvl>
-  </w:abstractNum>
-  <w:abstractNum w:abstractNumId="10" w15:restartNumberingAfterBreak="0">
-    <w:nsid w:val="1D1329D7"/>
-    <w:multiLevelType w:val="multilevel"/>
-    <w:tmpl w:val="C6CE8990"/>
-    <w:lvl w:ilvl="0">
-      <w:start w:val="1"/>
-      <w:numFmt w:val="bullet"/>
-      <w:lvlText w:val=""/>
-      <w:lvlJc w:val="left"/>
-      <w:pPr>
-        <w:tabs>
-          <w:tab w:val="num" w:pos="720"/>
-        </w:tabs>
-        <w:ind w:left="720" w:hanging="360"/>
-      </w:pPr>
-      <w:rPr>
-        <w:rFonts w:ascii="Symbol" w:hAnsi="Symbol" w:hint="default"/>
-        <w:sz w:val="20"/>
-      </w:rPr>
-    </w:lvl>
-    <w:lvl w:ilvl="1" w:tentative="1">
-      <w:start w:val="1"/>
-      <w:numFmt w:val="bullet"/>
-      <w:lvlText w:val="o"/>
-      <w:lvlJc w:val="left"/>
-      <w:pPr>
-        <w:tabs>
-          <w:tab w:val="num" w:pos="1440"/>
-        </w:tabs>
-        <w:ind w:left="1440" w:hanging="360"/>
-      </w:pPr>
-      <w:rPr>
-        <w:rFonts w:ascii="Courier New" w:hAnsi="Courier New" w:hint="default"/>
-        <w:sz w:val="20"/>
-      </w:rPr>
-    </w:lvl>
-    <w:lvl w:ilvl="2" w:tentative="1">
-      <w:start w:val="1"/>
-      <w:numFmt w:val="bullet"/>
-      <w:lvlText w:val=""/>
-      <w:lvlJc w:val="left"/>
-      <w:pPr>
-        <w:tabs>
-          <w:tab w:val="num" w:pos="2160"/>
-        </w:tabs>
-        <w:ind w:left="2160" w:hanging="360"/>
-      </w:pPr>
-      <w:rPr>
-        <w:rFonts w:ascii="Wingdings" w:hAnsi="Wingdings" w:hint="default"/>
-        <w:sz w:val="20"/>
-      </w:rPr>
-    </w:lvl>
-    <w:lvl w:ilvl="3" w:tentative="1">
-      <w:start w:val="1"/>
-      <w:numFmt w:val="bullet"/>
-      <w:lvlText w:val=""/>
-      <w:lvlJc w:val="left"/>
-      <w:pPr>
-        <w:tabs>
-          <w:tab w:val="num" w:pos="2880"/>
-        </w:tabs>
-        <w:ind w:left="2880" w:hanging="360"/>
-      </w:pPr>
-      <w:rPr>
-        <w:rFonts w:ascii="Wingdings" w:hAnsi="Wingdings" w:hint="default"/>
-        <w:sz w:val="20"/>
-      </w:rPr>
-    </w:lvl>
-    <w:lvl w:ilvl="4" w:tentative="1">
-      <w:start w:val="1"/>
-      <w:numFmt w:val="bullet"/>
-      <w:lvlText w:val=""/>
-      <w:lvlJc w:val="left"/>
-      <w:pPr>
-        <w:tabs>
-          <w:tab w:val="num" w:pos="3600"/>
-        </w:tabs>
-        <w:ind w:left="3600" w:hanging="360"/>
-      </w:pPr>
-      <w:rPr>
-        <w:rFonts w:ascii="Wingdings" w:hAnsi="Wingdings" w:hint="default"/>
-        <w:sz w:val="20"/>
-      </w:rPr>
-    </w:lvl>
-    <w:lvl w:ilvl="5" w:tentative="1">
-      <w:start w:val="1"/>
-      <w:numFmt w:val="bullet"/>
-      <w:lvlText w:val=""/>
-      <w:lvlJc w:val="left"/>
-      <w:pPr>
-        <w:tabs>
-          <w:tab w:val="num" w:pos="4320"/>
-        </w:tabs>
-        <w:ind w:left="4320" w:hanging="360"/>
-      </w:pPr>
-      <w:rPr>
-        <w:rFonts w:ascii="Wingdings" w:hAnsi="Wingdings" w:hint="default"/>
-        <w:sz w:val="20"/>
-      </w:rPr>
-    </w:lvl>
-    <w:lvl w:ilvl="6" w:tentative="1">
-      <w:start w:val="1"/>
-      <w:numFmt w:val="bullet"/>
-      <w:lvlText w:val=""/>
-      <w:lvlJc w:val="left"/>
-      <w:pPr>
-        <w:tabs>
-          <w:tab w:val="num" w:pos="5040"/>
-        </w:tabs>
-        <w:ind w:left="5040" w:hanging="360"/>
-      </w:pPr>
-      <w:rPr>
-        <w:rFonts w:ascii="Wingdings" w:hAnsi="Wingdings" w:hint="default"/>
-        <w:sz w:val="20"/>
-      </w:rPr>
-    </w:lvl>
-    <w:lvl w:ilvl="7" w:tentative="1">
-      <w:start w:val="1"/>
-      <w:numFmt w:val="bullet"/>
-      <w:lvlText w:val=""/>
-      <w:lvlJc w:val="left"/>
-      <w:pPr>
-        <w:tabs>
-          <w:tab w:val="num" w:pos="5760"/>
-        </w:tabs>
-        <w:ind w:left="5760" w:hanging="360"/>
-      </w:pPr>
-      <w:rPr>
-        <w:rFonts w:ascii="Wingdings" w:hAnsi="Wingdings" w:hint="default"/>
-        <w:sz w:val="20"/>
-      </w:rPr>
-    </w:lvl>
-    <w:lvl w:ilvl="8" w:tentative="1">
-      <w:start w:val="1"/>
-      <w:numFmt w:val="bullet"/>
-      <w:lvlText w:val=""/>
-      <w:lvlJc w:val="left"/>
-      <w:pPr>
-        <w:tabs>
-          <w:tab w:val="num" w:pos="6480"/>
-        </w:tabs>
-        <w:ind w:left="6480" w:hanging="360"/>
-      </w:pPr>
-      <w:rPr>
-        <w:rFonts w:ascii="Wingdings" w:hAnsi="Wingdings" w:hint="default"/>
-        <w:sz w:val="20"/>
-      </w:rPr>
-    </w:lvl>
-  </w:abstractNum>
-  <w:abstractNum w:abstractNumId="11" w15:restartNumberingAfterBreak="0">
-    <w:nsid w:val="23A06DD8"/>
-    <w:multiLevelType w:val="multilevel"/>
-    <w:tmpl w:val="9816F72A"/>
-    <w:lvl w:ilvl="0">
-      <w:start w:val="1"/>
-      <w:numFmt w:val="bullet"/>
-      <w:lvlText w:val=""/>
-      <w:lvlJc w:val="left"/>
-      <w:pPr>
-        <w:tabs>
-          <w:tab w:val="num" w:pos="720"/>
-        </w:tabs>
-        <w:ind w:left="720" w:hanging="360"/>
-      </w:pPr>
-      <w:rPr>
-        <w:rFonts w:ascii="Symbol" w:hAnsi="Symbol" w:hint="default"/>
-        <w:sz w:val="20"/>
-      </w:rPr>
-    </w:lvl>
-    <w:lvl w:ilvl="1" w:tentative="1">
-      <w:start w:val="1"/>
-      <w:numFmt w:val="bullet"/>
-      <w:lvlText w:val="o"/>
-      <w:lvlJc w:val="left"/>
-      <w:pPr>
-        <w:tabs>
-          <w:tab w:val="num" w:pos="1440"/>
-        </w:tabs>
-        <w:ind w:left="1440" w:hanging="360"/>
-      </w:pPr>
-      <w:rPr>
-        <w:rFonts w:ascii="Courier New" w:hAnsi="Courier New" w:hint="default"/>
-        <w:sz w:val="20"/>
-      </w:rPr>
-    </w:lvl>
-    <w:lvl w:ilvl="2" w:tentative="1">
-      <w:start w:val="1"/>
-      <w:numFmt w:val="bullet"/>
-      <w:lvlText w:val=""/>
-      <w:lvlJc w:val="left"/>
-      <w:pPr>
-        <w:tabs>
-          <w:tab w:val="num" w:pos="2160"/>
-        </w:tabs>
-        <w:ind w:left="2160" w:hanging="360"/>
-      </w:pPr>
-      <w:rPr>
-        <w:rFonts w:ascii="Wingdings" w:hAnsi="Wingdings" w:hint="default"/>
-        <w:sz w:val="20"/>
-      </w:rPr>
-    </w:lvl>
-    <w:lvl w:ilvl="3" w:tentative="1">
-      <w:start w:val="1"/>
-      <w:numFmt w:val="bullet"/>
-      <w:lvlText w:val=""/>
-      <w:lvlJc w:val="left"/>
-      <w:pPr>
-        <w:tabs>
-          <w:tab w:val="num" w:pos="2880"/>
-        </w:tabs>
-        <w:ind w:left="2880" w:hanging="360"/>
-      </w:pPr>
-      <w:rPr>
-        <w:rFonts w:ascii="Wingdings" w:hAnsi="Wingdings" w:hint="default"/>
-        <w:sz w:val="20"/>
-      </w:rPr>
-    </w:lvl>
-    <w:lvl w:ilvl="4" w:tentative="1">
-      <w:start w:val="1"/>
-      <w:numFmt w:val="bullet"/>
-      <w:lvlText w:val=""/>
-      <w:lvlJc w:val="left"/>
-      <w:pPr>
-        <w:tabs>
-          <w:tab w:val="num" w:pos="3600"/>
-        </w:tabs>
-        <w:ind w:left="3600" w:hanging="360"/>
-      </w:pPr>
-      <w:rPr>
-        <w:rFonts w:ascii="Wingdings" w:hAnsi="Wingdings" w:hint="default"/>
-        <w:sz w:val="20"/>
-      </w:rPr>
-    </w:lvl>
-    <w:lvl w:ilvl="5" w:tentative="1">
-      <w:start w:val="1"/>
-      <w:numFmt w:val="bullet"/>
-      <w:lvlText w:val=""/>
-      <w:lvlJc w:val="left"/>
-      <w:pPr>
-        <w:tabs>
-          <w:tab w:val="num" w:pos="4320"/>
-        </w:tabs>
-        <w:ind w:left="4320" w:hanging="360"/>
-      </w:pPr>
-      <w:rPr>
-        <w:rFonts w:ascii="Wingdings" w:hAnsi="Wingdings" w:hint="default"/>
-        <w:sz w:val="20"/>
-      </w:rPr>
-    </w:lvl>
-    <w:lvl w:ilvl="6" w:tentative="1">
-      <w:start w:val="1"/>
-      <w:numFmt w:val="bullet"/>
-      <w:lvlText w:val=""/>
-      <w:lvlJc w:val="left"/>
-      <w:pPr>
-        <w:tabs>
-          <w:tab w:val="num" w:pos="5040"/>
-        </w:tabs>
-        <w:ind w:left="5040" w:hanging="360"/>
-      </w:pPr>
-      <w:rPr>
-        <w:rFonts w:ascii="Wingdings" w:hAnsi="Wingdings" w:hint="default"/>
-        <w:sz w:val="20"/>
-      </w:rPr>
-    </w:lvl>
-    <w:lvl w:ilvl="7" w:tentative="1">
-      <w:start w:val="1"/>
-      <w:numFmt w:val="bullet"/>
-      <w:lvlText w:val=""/>
-      <w:lvlJc w:val="left"/>
-      <w:pPr>
-        <w:tabs>
-          <w:tab w:val="num" w:pos="5760"/>
-        </w:tabs>
-        <w:ind w:left="5760" w:hanging="360"/>
-      </w:pPr>
-      <w:rPr>
-        <w:rFonts w:ascii="Wingdings" w:hAnsi="Wingdings" w:hint="default"/>
-        <w:sz w:val="20"/>
-      </w:rPr>
-    </w:lvl>
-    <w:lvl w:ilvl="8" w:tentative="1">
-      <w:start w:val="1"/>
-      <w:numFmt w:val="bullet"/>
-      <w:lvlText w:val=""/>
-      <w:lvlJc w:val="left"/>
-      <w:pPr>
-        <w:tabs>
-          <w:tab w:val="num" w:pos="6480"/>
-        </w:tabs>
-        <w:ind w:left="6480" w:hanging="360"/>
-      </w:pPr>
-      <w:rPr>
-        <w:rFonts w:ascii="Wingdings" w:hAnsi="Wingdings" w:hint="default"/>
-        <w:sz w:val="20"/>
-      </w:rPr>
-    </w:lvl>
-  </w:abstractNum>
-  <w:abstractNum w:abstractNumId="12" w15:restartNumberingAfterBreak="0">
-    <w:nsid w:val="26F95635"/>
-    <w:multiLevelType w:val="multilevel"/>
-    <w:tmpl w:val="D2E423B0"/>
-    <w:lvl w:ilvl="0">
-      <w:start w:val="1"/>
-      <w:numFmt w:val="bullet"/>
-      <w:lvlText w:val=""/>
-      <w:lvlJc w:val="left"/>
-      <w:pPr>
-        <w:tabs>
-          <w:tab w:val="num" w:pos="720"/>
-        </w:tabs>
-        <w:ind w:left="720" w:hanging="360"/>
-      </w:pPr>
-      <w:rPr>
-        <w:rFonts w:ascii="Symbol" w:hAnsi="Symbol" w:hint="default"/>
-        <w:sz w:val="20"/>
-      </w:rPr>
-    </w:lvl>
-    <w:lvl w:ilvl="1" w:tentative="1">
-      <w:start w:val="1"/>
-      <w:numFmt w:val="bullet"/>
-      <w:lvlText w:val="o"/>
-      <w:lvlJc w:val="left"/>
-      <w:pPr>
-        <w:tabs>
-          <w:tab w:val="num" w:pos="1440"/>
-        </w:tabs>
-        <w:ind w:left="1440" w:hanging="360"/>
-      </w:pPr>
-      <w:rPr>
-        <w:rFonts w:ascii="Courier New" w:hAnsi="Courier New" w:hint="default"/>
-        <w:sz w:val="20"/>
-      </w:rPr>
-    </w:lvl>
-    <w:lvl w:ilvl="2" w:tentative="1">
-      <w:start w:val="1"/>
-      <w:numFmt w:val="bullet"/>
-      <w:lvlText w:val=""/>
-      <w:lvlJc w:val="left"/>
-      <w:pPr>
-        <w:tabs>
-          <w:tab w:val="num" w:pos="2160"/>
-        </w:tabs>
-        <w:ind w:left="2160" w:hanging="360"/>
-      </w:pPr>
-      <w:rPr>
-        <w:rFonts w:ascii="Wingdings" w:hAnsi="Wingdings" w:hint="default"/>
-        <w:sz w:val="20"/>
-      </w:rPr>
-    </w:lvl>
-    <w:lvl w:ilvl="3" w:tentative="1">
-      <w:start w:val="1"/>
-      <w:numFmt w:val="bullet"/>
-      <w:lvlText w:val=""/>
-      <w:lvlJc w:val="left"/>
-      <w:pPr>
-        <w:tabs>
-          <w:tab w:val="num" w:pos="2880"/>
-        </w:tabs>
-        <w:ind w:left="2880" w:hanging="360"/>
-      </w:pPr>
-      <w:rPr>
-        <w:rFonts w:ascii="Wingdings" w:hAnsi="Wingdings" w:hint="default"/>
-        <w:sz w:val="20"/>
-      </w:rPr>
-    </w:lvl>
-    <w:lvl w:ilvl="4" w:tentative="1">
-      <w:start w:val="1"/>
-      <w:numFmt w:val="bullet"/>
-      <w:lvlText w:val=""/>
-      <w:lvlJc w:val="left"/>
-      <w:pPr>
-        <w:tabs>
-          <w:tab w:val="num" w:pos="3600"/>
-        </w:tabs>
-        <w:ind w:left="3600" w:hanging="360"/>
-      </w:pPr>
-      <w:rPr>
-        <w:rFonts w:ascii="Wingdings" w:hAnsi="Wingdings" w:hint="default"/>
-        <w:sz w:val="20"/>
-      </w:rPr>
-    </w:lvl>
-    <w:lvl w:ilvl="5" w:tentative="1">
-      <w:start w:val="1"/>
-      <w:numFmt w:val="bullet"/>
-      <w:lvlText w:val=""/>
-      <w:lvlJc w:val="left"/>
-      <w:pPr>
-        <w:tabs>
-          <w:tab w:val="num" w:pos="4320"/>
-        </w:tabs>
-        <w:ind w:left="4320" w:hanging="360"/>
-      </w:pPr>
-      <w:rPr>
-        <w:rFonts w:ascii="Wingdings" w:hAnsi="Wingdings" w:hint="default"/>
-        <w:sz w:val="20"/>
-      </w:rPr>
-    </w:lvl>
-    <w:lvl w:ilvl="6" w:tentative="1">
-      <w:start w:val="1"/>
-      <w:numFmt w:val="bullet"/>
-      <w:lvlText w:val=""/>
-      <w:lvlJc w:val="left"/>
-      <w:pPr>
-        <w:tabs>
-          <w:tab w:val="num" w:pos="5040"/>
-        </w:tabs>
-        <w:ind w:left="5040" w:hanging="360"/>
-      </w:pPr>
-      <w:rPr>
-        <w:rFonts w:ascii="Wingdings" w:hAnsi="Wingdings" w:hint="default"/>
-        <w:sz w:val="20"/>
-      </w:rPr>
-    </w:lvl>
-    <w:lvl w:ilvl="7" w:tentative="1">
-      <w:start w:val="1"/>
-      <w:numFmt w:val="bullet"/>
-      <w:lvlText w:val=""/>
-      <w:lvlJc w:val="left"/>
-      <w:pPr>
-        <w:tabs>
-          <w:tab w:val="num" w:pos="5760"/>
-        </w:tabs>
-        <w:ind w:left="5760" w:hanging="360"/>
-      </w:pPr>
-      <w:rPr>
-        <w:rFonts w:ascii="Wingdings" w:hAnsi="Wingdings" w:hint="default"/>
-        <w:sz w:val="20"/>
-      </w:rPr>
-    </w:lvl>
-    <w:lvl w:ilvl="8" w:tentative="1">
-      <w:start w:val="1"/>
-      <w:numFmt w:val="bullet"/>
-      <w:lvlText w:val=""/>
-      <w:lvlJc w:val="left"/>
-      <w:pPr>
-        <w:tabs>
-          <w:tab w:val="num" w:pos="6480"/>
-        </w:tabs>
-        <w:ind w:left="6480" w:hanging="360"/>
-      </w:pPr>
-      <w:rPr>
-        <w:rFonts w:ascii="Wingdings" w:hAnsi="Wingdings" w:hint="default"/>
-        <w:sz w:val="20"/>
-      </w:rPr>
-    </w:lvl>
-  </w:abstractNum>
-  <w:abstractNum w:abstractNumId="13" w15:restartNumberingAfterBreak="0">
-    <w:nsid w:val="29AF5A70"/>
-    <w:multiLevelType w:val="multilevel"/>
-    <w:tmpl w:val="9714502A"/>
-    <w:lvl w:ilvl="0">
-      <w:start w:val="1"/>
-      <w:numFmt w:val="bullet"/>
-      <w:lvlText w:val=""/>
-      <w:lvlJc w:val="left"/>
-      <w:pPr>
-        <w:tabs>
-          <w:tab w:val="num" w:pos="720"/>
-        </w:tabs>
-        <w:ind w:left="720" w:hanging="360"/>
-      </w:pPr>
-      <w:rPr>
-        <w:rFonts w:ascii="Symbol" w:hAnsi="Symbol" w:hint="default"/>
-        <w:sz w:val="20"/>
-      </w:rPr>
-    </w:lvl>
-    <w:lvl w:ilvl="1" w:tentative="1">
-      <w:start w:val="1"/>
-      <w:numFmt w:val="bullet"/>
-      <w:lvlText w:val="o"/>
-      <w:lvlJc w:val="left"/>
-      <w:pPr>
-        <w:tabs>
-          <w:tab w:val="num" w:pos="1440"/>
-        </w:tabs>
-        <w:ind w:left="1440" w:hanging="360"/>
-      </w:pPr>
-      <w:rPr>
-        <w:rFonts w:ascii="Courier New" w:hAnsi="Courier New" w:hint="default"/>
-        <w:sz w:val="20"/>
-      </w:rPr>
-    </w:lvl>
-    <w:lvl w:ilvl="2" w:tentative="1">
-      <w:start w:val="1"/>
-      <w:numFmt w:val="bullet"/>
-      <w:lvlText w:val=""/>
-      <w:lvlJc w:val="left"/>
-      <w:pPr>
-        <w:tabs>
-          <w:tab w:val="num" w:pos="2160"/>
-        </w:tabs>
-        <w:ind w:left="2160" w:hanging="360"/>
-      </w:pPr>
-      <w:rPr>
-        <w:rFonts w:ascii="Wingdings" w:hAnsi="Wingdings" w:hint="default"/>
-        <w:sz w:val="20"/>
-      </w:rPr>
-    </w:lvl>
-    <w:lvl w:ilvl="3" w:tentative="1">
-      <w:start w:val="1"/>
-      <w:numFmt w:val="bullet"/>
-      <w:lvlText w:val=""/>
-      <w:lvlJc w:val="left"/>
-      <w:pPr>
-        <w:tabs>
-          <w:tab w:val="num" w:pos="2880"/>
-        </w:tabs>
-        <w:ind w:left="2880" w:hanging="360"/>
-      </w:pPr>
-      <w:rPr>
-        <w:rFonts w:ascii="Wingdings" w:hAnsi="Wingdings" w:hint="default"/>
-        <w:sz w:val="20"/>
-      </w:rPr>
-    </w:lvl>
-    <w:lvl w:ilvl="4" w:tentative="1">
-      <w:start w:val="1"/>
-      <w:numFmt w:val="bullet"/>
-      <w:lvlText w:val=""/>
-      <w:lvlJc w:val="left"/>
-      <w:pPr>
-        <w:tabs>
-          <w:tab w:val="num" w:pos="3600"/>
-        </w:tabs>
-        <w:ind w:left="3600" w:hanging="360"/>
-      </w:pPr>
-      <w:rPr>
-        <w:rFonts w:ascii="Wingdings" w:hAnsi="Wingdings" w:hint="default"/>
-        <w:sz w:val="20"/>
-      </w:rPr>
-    </w:lvl>
-    <w:lvl w:ilvl="5" w:tentative="1">
-      <w:start w:val="1"/>
-      <w:numFmt w:val="bullet"/>
-      <w:lvlText w:val=""/>
-      <w:lvlJc w:val="left"/>
-      <w:pPr>
-        <w:tabs>
-          <w:tab w:val="num" w:pos="4320"/>
-        </w:tabs>
-        <w:ind w:left="4320" w:hanging="360"/>
-      </w:pPr>
-      <w:rPr>
-        <w:rFonts w:ascii="Wingdings" w:hAnsi="Wingdings" w:hint="default"/>
-        <w:sz w:val="20"/>
-      </w:rPr>
-    </w:lvl>
-    <w:lvl w:ilvl="6" w:tentative="1">
-      <w:start w:val="1"/>
-      <w:numFmt w:val="bullet"/>
-      <w:lvlText w:val=""/>
-      <w:lvlJc w:val="left"/>
-      <w:pPr>
-        <w:tabs>
-          <w:tab w:val="num" w:pos="5040"/>
-        </w:tabs>
-        <w:ind w:left="5040" w:hanging="360"/>
-      </w:pPr>
-      <w:rPr>
-        <w:rFonts w:ascii="Wingdings" w:hAnsi="Wingdings" w:hint="default"/>
-        <w:sz w:val="20"/>
-      </w:rPr>
-    </w:lvl>
-    <w:lvl w:ilvl="7" w:tentative="1">
-      <w:start w:val="1"/>
-      <w:numFmt w:val="bullet"/>
-      <w:lvlText w:val=""/>
-      <w:lvlJc w:val="left"/>
-      <w:pPr>
-        <w:tabs>
-          <w:tab w:val="num" w:pos="5760"/>
-        </w:tabs>
-        <w:ind w:left="5760" w:hanging="360"/>
-      </w:pPr>
-      <w:rPr>
-        <w:rFonts w:ascii="Wingdings" w:hAnsi="Wingdings" w:hint="default"/>
-        <w:sz w:val="20"/>
-      </w:rPr>
-    </w:lvl>
-    <w:lvl w:ilvl="8" w:tentative="1">
-      <w:start w:val="1"/>
-      <w:numFmt w:val="bullet"/>
-      <w:lvlText w:val=""/>
-      <w:lvlJc w:val="left"/>
-      <w:pPr>
-        <w:tabs>
-          <w:tab w:val="num" w:pos="6480"/>
-        </w:tabs>
-        <w:ind w:left="6480" w:hanging="360"/>
-      </w:pPr>
-      <w:rPr>
-        <w:rFonts w:ascii="Wingdings" w:hAnsi="Wingdings" w:hint="default"/>
-        <w:sz w:val="20"/>
-      </w:rPr>
-    </w:lvl>
-  </w:abstractNum>
-  <w:abstractNum w:abstractNumId="14" w15:restartNumberingAfterBreak="0">
-    <w:nsid w:val="2A68226E"/>
-    <w:multiLevelType w:val="multilevel"/>
-    <w:tmpl w:val="2CF87CB8"/>
-    <w:lvl w:ilvl="0">
-      <w:start w:val="1"/>
-      <w:numFmt w:val="bullet"/>
-      <w:lvlText w:val=""/>
-      <w:lvlJc w:val="left"/>
-      <w:pPr>
-        <w:tabs>
-          <w:tab w:val="num" w:pos="720"/>
-        </w:tabs>
-        <w:ind w:left="720" w:hanging="360"/>
-      </w:pPr>
-      <w:rPr>
-        <w:rFonts w:ascii="Symbol" w:hAnsi="Symbol" w:hint="default"/>
-        <w:sz w:val="20"/>
-      </w:rPr>
-    </w:lvl>
-    <w:lvl w:ilvl="1" w:tentative="1">
-      <w:start w:val="1"/>
-      <w:numFmt w:val="bullet"/>
-      <w:lvlText w:val="o"/>
-      <w:lvlJc w:val="left"/>
-      <w:pPr>
-        <w:tabs>
-          <w:tab w:val="num" w:pos="1440"/>
-        </w:tabs>
-        <w:ind w:left="1440" w:hanging="360"/>
-      </w:pPr>
-      <w:rPr>
-        <w:rFonts w:ascii="Courier New" w:hAnsi="Courier New" w:hint="default"/>
-        <w:sz w:val="20"/>
-      </w:rPr>
-    </w:lvl>
-    <w:lvl w:ilvl="2" w:tentative="1">
-      <w:start w:val="1"/>
-      <w:numFmt w:val="bullet"/>
-      <w:lvlText w:val=""/>
-      <w:lvlJc w:val="left"/>
-      <w:pPr>
-        <w:tabs>
-          <w:tab w:val="num" w:pos="2160"/>
-        </w:tabs>
-        <w:ind w:left="2160" w:hanging="360"/>
-      </w:pPr>
-      <w:rPr>
-        <w:rFonts w:ascii="Wingdings" w:hAnsi="Wingdings" w:hint="default"/>
-        <w:sz w:val="20"/>
-      </w:rPr>
-    </w:lvl>
-    <w:lvl w:ilvl="3" w:tentative="1">
-      <w:start w:val="1"/>
-      <w:numFmt w:val="bullet"/>
-      <w:lvlText w:val=""/>
-      <w:lvlJc w:val="left"/>
-      <w:pPr>
-        <w:tabs>
-          <w:tab w:val="num" w:pos="2880"/>
-        </w:tabs>
-        <w:ind w:left="2880" w:hanging="360"/>
-      </w:pPr>
-      <w:rPr>
-        <w:rFonts w:ascii="Wingdings" w:hAnsi="Wingdings" w:hint="default"/>
-        <w:sz w:val="20"/>
-      </w:rPr>
-    </w:lvl>
-    <w:lvl w:ilvl="4" w:tentative="1">
-      <w:start w:val="1"/>
-      <w:numFmt w:val="bullet"/>
-      <w:lvlText w:val=""/>
-      <w:lvlJc w:val="left"/>
-      <w:pPr>
-        <w:tabs>
-          <w:tab w:val="num" w:pos="3600"/>
-        </w:tabs>
-        <w:ind w:left="3600" w:hanging="360"/>
-      </w:pPr>
-      <w:rPr>
-        <w:rFonts w:ascii="Wingdings" w:hAnsi="Wingdings" w:hint="default"/>
-        <w:sz w:val="20"/>
-      </w:rPr>
-    </w:lvl>
-    <w:lvl w:ilvl="5" w:tentative="1">
-      <w:start w:val="1"/>
-      <w:numFmt w:val="bullet"/>
-      <w:lvlText w:val=""/>
-      <w:lvlJc w:val="left"/>
-      <w:pPr>
-        <w:tabs>
-          <w:tab w:val="num" w:pos="4320"/>
-        </w:tabs>
-        <w:ind w:left="4320" w:hanging="360"/>
-      </w:pPr>
-      <w:rPr>
-        <w:rFonts w:ascii="Wingdings" w:hAnsi="Wingdings" w:hint="default"/>
-        <w:sz w:val="20"/>
-      </w:rPr>
-    </w:lvl>
-    <w:lvl w:ilvl="6" w:tentative="1">
-      <w:start w:val="1"/>
-      <w:numFmt w:val="bullet"/>
-      <w:lvlText w:val=""/>
-      <w:lvlJc w:val="left"/>
-      <w:pPr>
-        <w:tabs>
-          <w:tab w:val="num" w:pos="5040"/>
-        </w:tabs>
-        <w:ind w:left="5040" w:hanging="360"/>
-      </w:pPr>
-      <w:rPr>
-        <w:rFonts w:ascii="Wingdings" w:hAnsi="Wingdings" w:hint="default"/>
-        <w:sz w:val="20"/>
-      </w:rPr>
-    </w:lvl>
-    <w:lvl w:ilvl="7" w:tentative="1">
-      <w:start w:val="1"/>
-      <w:numFmt w:val="bullet"/>
-      <w:lvlText w:val=""/>
-      <w:lvlJc w:val="left"/>
-      <w:pPr>
-        <w:tabs>
-          <w:tab w:val="num" w:pos="5760"/>
-        </w:tabs>
-        <w:ind w:left="5760" w:hanging="360"/>
-      </w:pPr>
-      <w:rPr>
-        <w:rFonts w:ascii="Wingdings" w:hAnsi="Wingdings" w:hint="default"/>
-        <w:sz w:val="20"/>
-      </w:rPr>
-    </w:lvl>
-    <w:lvl w:ilvl="8" w:tentative="1">
-      <w:start w:val="1"/>
-      <w:numFmt w:val="bullet"/>
-      <w:lvlText w:val=""/>
-      <w:lvlJc w:val="left"/>
-      <w:pPr>
-        <w:tabs>
-          <w:tab w:val="num" w:pos="6480"/>
-        </w:tabs>
-        <w:ind w:left="6480" w:hanging="360"/>
-      </w:pPr>
-      <w:rPr>
-        <w:rFonts w:ascii="Wingdings" w:hAnsi="Wingdings" w:hint="default"/>
-        <w:sz w:val="20"/>
-      </w:rPr>
-    </w:lvl>
-  </w:abstractNum>
-  <w:abstractNum w:abstractNumId="15" w15:restartNumberingAfterBreak="0">
-    <w:nsid w:val="2C1C597B"/>
-    <w:multiLevelType w:val="multilevel"/>
-    <w:tmpl w:val="FACE3AFE"/>
-    <w:lvl w:ilvl="0">
-      <w:start w:val="1"/>
-      <w:numFmt w:val="bullet"/>
-      <w:lvlText w:val=""/>
-      <w:lvlJc w:val="left"/>
-      <w:pPr>
-        <w:tabs>
-          <w:tab w:val="num" w:pos="720"/>
-        </w:tabs>
-        <w:ind w:left="720" w:hanging="360"/>
-      </w:pPr>
-      <w:rPr>
-        <w:rFonts w:ascii="Symbol" w:hAnsi="Symbol" w:hint="default"/>
-        <w:sz w:val="20"/>
-      </w:rPr>
-    </w:lvl>
-    <w:lvl w:ilvl="1">
-      <w:start w:val="3"/>
-      <w:numFmt w:val="bullet"/>
-      <w:lvlText w:val="-"/>
-      <w:lvlJc w:val="left"/>
-      <w:pPr>
-        <w:ind w:left="1440" w:hanging="360"/>
-      </w:pPr>
-      <w:rPr>
-        <w:rFonts w:ascii="Rockwell" w:eastAsiaTheme="minorHAnsi" w:hAnsi="Rockwell" w:cstheme="minorBidi" w:hint="default"/>
-        <w:b/>
-      </w:rPr>
-    </w:lvl>
-    <w:lvl w:ilvl="2" w:tentative="1">
-      <w:start w:val="1"/>
-      <w:numFmt w:val="bullet"/>
-      <w:lvlText w:val=""/>
-      <w:lvlJc w:val="left"/>
-      <w:pPr>
-        <w:tabs>
-          <w:tab w:val="num" w:pos="2160"/>
-        </w:tabs>
-        <w:ind w:left="2160" w:hanging="360"/>
-      </w:pPr>
-      <w:rPr>
-        <w:rFonts w:ascii="Wingdings" w:hAnsi="Wingdings" w:hint="default"/>
-        <w:sz w:val="20"/>
-      </w:rPr>
-    </w:lvl>
-    <w:lvl w:ilvl="3" w:tentative="1">
-      <w:start w:val="1"/>
-      <w:numFmt w:val="bullet"/>
-      <w:lvlText w:val=""/>
-      <w:lvlJc w:val="left"/>
-      <w:pPr>
-        <w:tabs>
-          <w:tab w:val="num" w:pos="2880"/>
-        </w:tabs>
-        <w:ind w:left="2880" w:hanging="360"/>
-      </w:pPr>
-      <w:rPr>
-        <w:rFonts w:ascii="Wingdings" w:hAnsi="Wingdings" w:hint="default"/>
-        <w:sz w:val="20"/>
-      </w:rPr>
-    </w:lvl>
-    <w:lvl w:ilvl="4" w:tentative="1">
-      <w:start w:val="1"/>
-      <w:numFmt w:val="bullet"/>
-      <w:lvlText w:val=""/>
-      <w:lvlJc w:val="left"/>
-      <w:pPr>
-        <w:tabs>
-          <w:tab w:val="num" w:pos="3600"/>
-        </w:tabs>
-        <w:ind w:left="3600" w:hanging="360"/>
-      </w:pPr>
-      <w:rPr>
-        <w:rFonts w:ascii="Wingdings" w:hAnsi="Wingdings" w:hint="default"/>
-        <w:sz w:val="20"/>
-      </w:rPr>
-    </w:lvl>
-    <w:lvl w:ilvl="5" w:tentative="1">
-      <w:start w:val="1"/>
-      <w:numFmt w:val="bullet"/>
-      <w:lvlText w:val=""/>
-      <w:lvlJc w:val="left"/>
-      <w:pPr>
-        <w:tabs>
-          <w:tab w:val="num" w:pos="4320"/>
-        </w:tabs>
-        <w:ind w:left="4320" w:hanging="360"/>
-      </w:pPr>
-      <w:rPr>
-        <w:rFonts w:ascii="Wingdings" w:hAnsi="Wingdings" w:hint="default"/>
-        <w:sz w:val="20"/>
-      </w:rPr>
-    </w:lvl>
-    <w:lvl w:ilvl="6" w:tentative="1">
-      <w:start w:val="1"/>
-      <w:numFmt w:val="bullet"/>
-      <w:lvlText w:val=""/>
-      <w:lvlJc w:val="left"/>
-      <w:pPr>
-        <w:tabs>
-          <w:tab w:val="num" w:pos="5040"/>
-        </w:tabs>
-        <w:ind w:left="5040" w:hanging="360"/>
-      </w:pPr>
-      <w:rPr>
-        <w:rFonts w:ascii="Wingdings" w:hAnsi="Wingdings" w:hint="default"/>
-        <w:sz w:val="20"/>
-      </w:rPr>
-    </w:lvl>
-    <w:lvl w:ilvl="7" w:tentative="1">
-      <w:start w:val="1"/>
-      <w:numFmt w:val="bullet"/>
-      <w:lvlText w:val=""/>
-      <w:lvlJc w:val="left"/>
-      <w:pPr>
-        <w:tabs>
-          <w:tab w:val="num" w:pos="5760"/>
-        </w:tabs>
-        <w:ind w:left="5760" w:hanging="360"/>
-      </w:pPr>
-      <w:rPr>
-        <w:rFonts w:ascii="Wingdings" w:hAnsi="Wingdings" w:hint="default"/>
-        <w:sz w:val="20"/>
-      </w:rPr>
-    </w:lvl>
-    <w:lvl w:ilvl="8" w:tentative="1">
-      <w:start w:val="1"/>
-      <w:numFmt w:val="bullet"/>
-      <w:lvlText w:val=""/>
-      <w:lvlJc w:val="left"/>
-      <w:pPr>
-        <w:tabs>
-          <w:tab w:val="num" w:pos="6480"/>
-        </w:tabs>
-        <w:ind w:left="6480" w:hanging="360"/>
-      </w:pPr>
-      <w:rPr>
-        <w:rFonts w:ascii="Wingdings" w:hAnsi="Wingdings" w:hint="default"/>
-        <w:sz w:val="20"/>
-      </w:rPr>
-    </w:lvl>
-  </w:abstractNum>
-  <w:abstractNum w:abstractNumId="16" w15:restartNumberingAfterBreak="0">
-    <w:nsid w:val="2CB961C7"/>
-    <w:multiLevelType w:val="multilevel"/>
-    <w:tmpl w:val="9ED6EF7E"/>
+    <w:tmpl w:val="CE4E16B6"/>
     <w:lvl w:ilvl="0">
       <w:start w:val="1"/>
       <w:numFmt w:val="decimal"/>
@@ -17525,3865 +17981,40 @@
       </w:pPr>
     </w:lvl>
   </w:abstractNum>
-  <w:abstractNum w:abstractNumId="17" w15:restartNumberingAfterBreak="0">
-    <w:nsid w:val="2D4D1754"/>
-    <w:multiLevelType w:val="multilevel"/>
-    <w:tmpl w:val="54FCDEFA"/>
-    <w:lvl w:ilvl="0">
-      <w:start w:val="1"/>
-      <w:numFmt w:val="bullet"/>
-      <w:lvlText w:val=""/>
-      <w:lvlJc w:val="left"/>
-      <w:pPr>
-        <w:tabs>
-          <w:tab w:val="num" w:pos="720"/>
-        </w:tabs>
-        <w:ind w:left="720" w:hanging="360"/>
-      </w:pPr>
-      <w:rPr>
-        <w:rFonts w:ascii="Symbol" w:hAnsi="Symbol" w:hint="default"/>
-        <w:sz w:val="20"/>
-      </w:rPr>
-    </w:lvl>
-    <w:lvl w:ilvl="1" w:tentative="1">
-      <w:start w:val="1"/>
-      <w:numFmt w:val="bullet"/>
-      <w:lvlText w:val="o"/>
-      <w:lvlJc w:val="left"/>
-      <w:pPr>
-        <w:tabs>
-          <w:tab w:val="num" w:pos="1440"/>
-        </w:tabs>
-        <w:ind w:left="1440" w:hanging="360"/>
-      </w:pPr>
-      <w:rPr>
-        <w:rFonts w:ascii="Courier New" w:hAnsi="Courier New" w:hint="default"/>
-        <w:sz w:val="20"/>
-      </w:rPr>
-    </w:lvl>
-    <w:lvl w:ilvl="2" w:tentative="1">
-      <w:start w:val="1"/>
-      <w:numFmt w:val="bullet"/>
-      <w:lvlText w:val=""/>
-      <w:lvlJc w:val="left"/>
-      <w:pPr>
-        <w:tabs>
-          <w:tab w:val="num" w:pos="2160"/>
-        </w:tabs>
-        <w:ind w:left="2160" w:hanging="360"/>
-      </w:pPr>
-      <w:rPr>
-        <w:rFonts w:ascii="Wingdings" w:hAnsi="Wingdings" w:hint="default"/>
-        <w:sz w:val="20"/>
-      </w:rPr>
-    </w:lvl>
-    <w:lvl w:ilvl="3" w:tentative="1">
-      <w:start w:val="1"/>
-      <w:numFmt w:val="bullet"/>
-      <w:lvlText w:val=""/>
-      <w:lvlJc w:val="left"/>
-      <w:pPr>
-        <w:tabs>
-          <w:tab w:val="num" w:pos="2880"/>
-        </w:tabs>
-        <w:ind w:left="2880" w:hanging="360"/>
-      </w:pPr>
-      <w:rPr>
-        <w:rFonts w:ascii="Wingdings" w:hAnsi="Wingdings" w:hint="default"/>
-        <w:sz w:val="20"/>
-      </w:rPr>
-    </w:lvl>
-    <w:lvl w:ilvl="4" w:tentative="1">
-      <w:start w:val="1"/>
-      <w:numFmt w:val="bullet"/>
-      <w:lvlText w:val=""/>
-      <w:lvlJc w:val="left"/>
-      <w:pPr>
-        <w:tabs>
-          <w:tab w:val="num" w:pos="3600"/>
-        </w:tabs>
-        <w:ind w:left="3600" w:hanging="360"/>
-      </w:pPr>
-      <w:rPr>
-        <w:rFonts w:ascii="Wingdings" w:hAnsi="Wingdings" w:hint="default"/>
-        <w:sz w:val="20"/>
-      </w:rPr>
-    </w:lvl>
-    <w:lvl w:ilvl="5" w:tentative="1">
-      <w:start w:val="1"/>
-      <w:numFmt w:val="bullet"/>
-      <w:lvlText w:val=""/>
-      <w:lvlJc w:val="left"/>
-      <w:pPr>
-        <w:tabs>
-          <w:tab w:val="num" w:pos="4320"/>
-        </w:tabs>
-        <w:ind w:left="4320" w:hanging="360"/>
-      </w:pPr>
-      <w:rPr>
-        <w:rFonts w:ascii="Wingdings" w:hAnsi="Wingdings" w:hint="default"/>
-        <w:sz w:val="20"/>
-      </w:rPr>
-    </w:lvl>
-    <w:lvl w:ilvl="6" w:tentative="1">
-      <w:start w:val="1"/>
-      <w:numFmt w:val="bullet"/>
-      <w:lvlText w:val=""/>
-      <w:lvlJc w:val="left"/>
-      <w:pPr>
-        <w:tabs>
-          <w:tab w:val="num" w:pos="5040"/>
-        </w:tabs>
-        <w:ind w:left="5040" w:hanging="360"/>
-      </w:pPr>
-      <w:rPr>
-        <w:rFonts w:ascii="Wingdings" w:hAnsi="Wingdings" w:hint="default"/>
-        <w:sz w:val="20"/>
-      </w:rPr>
-    </w:lvl>
-    <w:lvl w:ilvl="7" w:tentative="1">
-      <w:start w:val="1"/>
-      <w:numFmt w:val="bullet"/>
-      <w:lvlText w:val=""/>
-      <w:lvlJc w:val="left"/>
-      <w:pPr>
-        <w:tabs>
-          <w:tab w:val="num" w:pos="5760"/>
-        </w:tabs>
-        <w:ind w:left="5760" w:hanging="360"/>
-      </w:pPr>
-      <w:rPr>
-        <w:rFonts w:ascii="Wingdings" w:hAnsi="Wingdings" w:hint="default"/>
-        <w:sz w:val="20"/>
-      </w:rPr>
-    </w:lvl>
-    <w:lvl w:ilvl="8" w:tentative="1">
-      <w:start w:val="1"/>
-      <w:numFmt w:val="bullet"/>
-      <w:lvlText w:val=""/>
-      <w:lvlJc w:val="left"/>
-      <w:pPr>
-        <w:tabs>
-          <w:tab w:val="num" w:pos="6480"/>
-        </w:tabs>
-        <w:ind w:left="6480" w:hanging="360"/>
-      </w:pPr>
-      <w:rPr>
-        <w:rFonts w:ascii="Wingdings" w:hAnsi="Wingdings" w:hint="default"/>
-        <w:sz w:val="20"/>
-      </w:rPr>
-    </w:lvl>
-  </w:abstractNum>
-  <w:abstractNum w:abstractNumId="18" w15:restartNumberingAfterBreak="0">
-    <w:nsid w:val="31F259E6"/>
-    <w:multiLevelType w:val="multilevel"/>
-    <w:tmpl w:val="25AC85AA"/>
-    <w:lvl w:ilvl="0">
-      <w:start w:val="1"/>
-      <w:numFmt w:val="bullet"/>
-      <w:lvlText w:val=""/>
-      <w:lvlJc w:val="left"/>
-      <w:pPr>
-        <w:tabs>
-          <w:tab w:val="num" w:pos="720"/>
-        </w:tabs>
-        <w:ind w:left="720" w:hanging="360"/>
-      </w:pPr>
-      <w:rPr>
-        <w:rFonts w:ascii="Symbol" w:hAnsi="Symbol" w:hint="default"/>
-        <w:sz w:val="20"/>
-      </w:rPr>
-    </w:lvl>
-    <w:lvl w:ilvl="1" w:tentative="1">
-      <w:start w:val="1"/>
-      <w:numFmt w:val="bullet"/>
-      <w:lvlText w:val="o"/>
-      <w:lvlJc w:val="left"/>
-      <w:pPr>
-        <w:tabs>
-          <w:tab w:val="num" w:pos="1440"/>
-        </w:tabs>
-        <w:ind w:left="1440" w:hanging="360"/>
-      </w:pPr>
-      <w:rPr>
-        <w:rFonts w:ascii="Courier New" w:hAnsi="Courier New" w:hint="default"/>
-        <w:sz w:val="20"/>
-      </w:rPr>
-    </w:lvl>
-    <w:lvl w:ilvl="2" w:tentative="1">
-      <w:start w:val="1"/>
-      <w:numFmt w:val="bullet"/>
-      <w:lvlText w:val=""/>
-      <w:lvlJc w:val="left"/>
-      <w:pPr>
-        <w:tabs>
-          <w:tab w:val="num" w:pos="2160"/>
-        </w:tabs>
-        <w:ind w:left="2160" w:hanging="360"/>
-      </w:pPr>
-      <w:rPr>
-        <w:rFonts w:ascii="Wingdings" w:hAnsi="Wingdings" w:hint="default"/>
-        <w:sz w:val="20"/>
-      </w:rPr>
-    </w:lvl>
-    <w:lvl w:ilvl="3" w:tentative="1">
-      <w:start w:val="1"/>
-      <w:numFmt w:val="bullet"/>
-      <w:lvlText w:val=""/>
-      <w:lvlJc w:val="left"/>
-      <w:pPr>
-        <w:tabs>
-          <w:tab w:val="num" w:pos="2880"/>
-        </w:tabs>
-        <w:ind w:left="2880" w:hanging="360"/>
-      </w:pPr>
-      <w:rPr>
-        <w:rFonts w:ascii="Wingdings" w:hAnsi="Wingdings" w:hint="default"/>
-        <w:sz w:val="20"/>
-      </w:rPr>
-    </w:lvl>
-    <w:lvl w:ilvl="4" w:tentative="1">
-      <w:start w:val="1"/>
-      <w:numFmt w:val="bullet"/>
-      <w:lvlText w:val=""/>
-      <w:lvlJc w:val="left"/>
-      <w:pPr>
-        <w:tabs>
-          <w:tab w:val="num" w:pos="3600"/>
-        </w:tabs>
-        <w:ind w:left="3600" w:hanging="360"/>
-      </w:pPr>
-      <w:rPr>
-        <w:rFonts w:ascii="Wingdings" w:hAnsi="Wingdings" w:hint="default"/>
-        <w:sz w:val="20"/>
-      </w:rPr>
-    </w:lvl>
-    <w:lvl w:ilvl="5" w:tentative="1">
-      <w:start w:val="1"/>
-      <w:numFmt w:val="bullet"/>
-      <w:lvlText w:val=""/>
-      <w:lvlJc w:val="left"/>
-      <w:pPr>
-        <w:tabs>
-          <w:tab w:val="num" w:pos="4320"/>
-        </w:tabs>
-        <w:ind w:left="4320" w:hanging="360"/>
-      </w:pPr>
-      <w:rPr>
-        <w:rFonts w:ascii="Wingdings" w:hAnsi="Wingdings" w:hint="default"/>
-        <w:sz w:val="20"/>
-      </w:rPr>
-    </w:lvl>
-    <w:lvl w:ilvl="6" w:tentative="1">
-      <w:start w:val="1"/>
-      <w:numFmt w:val="bullet"/>
-      <w:lvlText w:val=""/>
-      <w:lvlJc w:val="left"/>
-      <w:pPr>
-        <w:tabs>
-          <w:tab w:val="num" w:pos="5040"/>
-        </w:tabs>
-        <w:ind w:left="5040" w:hanging="360"/>
-      </w:pPr>
-      <w:rPr>
-        <w:rFonts w:ascii="Wingdings" w:hAnsi="Wingdings" w:hint="default"/>
-        <w:sz w:val="20"/>
-      </w:rPr>
-    </w:lvl>
-    <w:lvl w:ilvl="7" w:tentative="1">
-      <w:start w:val="1"/>
-      <w:numFmt w:val="bullet"/>
-      <w:lvlText w:val=""/>
-      <w:lvlJc w:val="left"/>
-      <w:pPr>
-        <w:tabs>
-          <w:tab w:val="num" w:pos="5760"/>
-        </w:tabs>
-        <w:ind w:left="5760" w:hanging="360"/>
-      </w:pPr>
-      <w:rPr>
-        <w:rFonts w:ascii="Wingdings" w:hAnsi="Wingdings" w:hint="default"/>
-        <w:sz w:val="20"/>
-      </w:rPr>
-    </w:lvl>
-    <w:lvl w:ilvl="8" w:tentative="1">
-      <w:start w:val="1"/>
-      <w:numFmt w:val="bullet"/>
-      <w:lvlText w:val=""/>
-      <w:lvlJc w:val="left"/>
-      <w:pPr>
-        <w:tabs>
-          <w:tab w:val="num" w:pos="6480"/>
-        </w:tabs>
-        <w:ind w:left="6480" w:hanging="360"/>
-      </w:pPr>
-      <w:rPr>
-        <w:rFonts w:ascii="Wingdings" w:hAnsi="Wingdings" w:hint="default"/>
-        <w:sz w:val="20"/>
-      </w:rPr>
-    </w:lvl>
-  </w:abstractNum>
-  <w:abstractNum w:abstractNumId="19" w15:restartNumberingAfterBreak="0">
-    <w:nsid w:val="31FA0201"/>
-    <w:multiLevelType w:val="multilevel"/>
-    <w:tmpl w:val="1718793A"/>
-    <w:lvl w:ilvl="0">
-      <w:start w:val="1"/>
-      <w:numFmt w:val="bullet"/>
-      <w:lvlText w:val=""/>
-      <w:lvlJc w:val="left"/>
-      <w:pPr>
-        <w:tabs>
-          <w:tab w:val="num" w:pos="720"/>
-        </w:tabs>
-        <w:ind w:left="720" w:hanging="360"/>
-      </w:pPr>
-      <w:rPr>
-        <w:rFonts w:ascii="Symbol" w:hAnsi="Symbol" w:hint="default"/>
-        <w:sz w:val="20"/>
-      </w:rPr>
-    </w:lvl>
-    <w:lvl w:ilvl="1" w:tentative="1">
-      <w:start w:val="1"/>
-      <w:numFmt w:val="bullet"/>
-      <w:lvlText w:val="o"/>
-      <w:lvlJc w:val="left"/>
-      <w:pPr>
-        <w:tabs>
-          <w:tab w:val="num" w:pos="1440"/>
-        </w:tabs>
-        <w:ind w:left="1440" w:hanging="360"/>
-      </w:pPr>
-      <w:rPr>
-        <w:rFonts w:ascii="Courier New" w:hAnsi="Courier New" w:hint="default"/>
-        <w:sz w:val="20"/>
-      </w:rPr>
-    </w:lvl>
-    <w:lvl w:ilvl="2" w:tentative="1">
-      <w:start w:val="1"/>
-      <w:numFmt w:val="bullet"/>
-      <w:lvlText w:val=""/>
-      <w:lvlJc w:val="left"/>
-      <w:pPr>
-        <w:tabs>
-          <w:tab w:val="num" w:pos="2160"/>
-        </w:tabs>
-        <w:ind w:left="2160" w:hanging="360"/>
-      </w:pPr>
-      <w:rPr>
-        <w:rFonts w:ascii="Wingdings" w:hAnsi="Wingdings" w:hint="default"/>
-        <w:sz w:val="20"/>
-      </w:rPr>
-    </w:lvl>
-    <w:lvl w:ilvl="3" w:tentative="1">
-      <w:start w:val="1"/>
-      <w:numFmt w:val="bullet"/>
-      <w:lvlText w:val=""/>
-      <w:lvlJc w:val="left"/>
-      <w:pPr>
-        <w:tabs>
-          <w:tab w:val="num" w:pos="2880"/>
-        </w:tabs>
-        <w:ind w:left="2880" w:hanging="360"/>
-      </w:pPr>
-      <w:rPr>
-        <w:rFonts w:ascii="Wingdings" w:hAnsi="Wingdings" w:hint="default"/>
-        <w:sz w:val="20"/>
-      </w:rPr>
-    </w:lvl>
-    <w:lvl w:ilvl="4" w:tentative="1">
-      <w:start w:val="1"/>
-      <w:numFmt w:val="bullet"/>
-      <w:lvlText w:val=""/>
-      <w:lvlJc w:val="left"/>
-      <w:pPr>
-        <w:tabs>
-          <w:tab w:val="num" w:pos="3600"/>
-        </w:tabs>
-        <w:ind w:left="3600" w:hanging="360"/>
-      </w:pPr>
-      <w:rPr>
-        <w:rFonts w:ascii="Wingdings" w:hAnsi="Wingdings" w:hint="default"/>
-        <w:sz w:val="20"/>
-      </w:rPr>
-    </w:lvl>
-    <w:lvl w:ilvl="5" w:tentative="1">
-      <w:start w:val="1"/>
-      <w:numFmt w:val="bullet"/>
-      <w:lvlText w:val=""/>
-      <w:lvlJc w:val="left"/>
-      <w:pPr>
-        <w:tabs>
-          <w:tab w:val="num" w:pos="4320"/>
-        </w:tabs>
-        <w:ind w:left="4320" w:hanging="360"/>
-      </w:pPr>
-      <w:rPr>
-        <w:rFonts w:ascii="Wingdings" w:hAnsi="Wingdings" w:hint="default"/>
-        <w:sz w:val="20"/>
-      </w:rPr>
-    </w:lvl>
-    <w:lvl w:ilvl="6" w:tentative="1">
-      <w:start w:val="1"/>
-      <w:numFmt w:val="bullet"/>
-      <w:lvlText w:val=""/>
-      <w:lvlJc w:val="left"/>
-      <w:pPr>
-        <w:tabs>
-          <w:tab w:val="num" w:pos="5040"/>
-        </w:tabs>
-        <w:ind w:left="5040" w:hanging="360"/>
-      </w:pPr>
-      <w:rPr>
-        <w:rFonts w:ascii="Wingdings" w:hAnsi="Wingdings" w:hint="default"/>
-        <w:sz w:val="20"/>
-      </w:rPr>
-    </w:lvl>
-    <w:lvl w:ilvl="7" w:tentative="1">
-      <w:start w:val="1"/>
-      <w:numFmt w:val="bullet"/>
-      <w:lvlText w:val=""/>
-      <w:lvlJc w:val="left"/>
-      <w:pPr>
-        <w:tabs>
-          <w:tab w:val="num" w:pos="5760"/>
-        </w:tabs>
-        <w:ind w:left="5760" w:hanging="360"/>
-      </w:pPr>
-      <w:rPr>
-        <w:rFonts w:ascii="Wingdings" w:hAnsi="Wingdings" w:hint="default"/>
-        <w:sz w:val="20"/>
-      </w:rPr>
-    </w:lvl>
-    <w:lvl w:ilvl="8" w:tentative="1">
-      <w:start w:val="1"/>
-      <w:numFmt w:val="bullet"/>
-      <w:lvlText w:val=""/>
-      <w:lvlJc w:val="left"/>
-      <w:pPr>
-        <w:tabs>
-          <w:tab w:val="num" w:pos="6480"/>
-        </w:tabs>
-        <w:ind w:left="6480" w:hanging="360"/>
-      </w:pPr>
-      <w:rPr>
-        <w:rFonts w:ascii="Wingdings" w:hAnsi="Wingdings" w:hint="default"/>
-        <w:sz w:val="20"/>
-      </w:rPr>
-    </w:lvl>
-  </w:abstractNum>
-  <w:abstractNum w:abstractNumId="20" w15:restartNumberingAfterBreak="0">
-    <w:nsid w:val="32180040"/>
-    <w:multiLevelType w:val="multilevel"/>
-    <w:tmpl w:val="6A7CACA4"/>
-    <w:lvl w:ilvl="0">
-      <w:start w:val="1"/>
-      <w:numFmt w:val="bullet"/>
-      <w:lvlText w:val=""/>
-      <w:lvlJc w:val="left"/>
-      <w:pPr>
-        <w:tabs>
-          <w:tab w:val="num" w:pos="720"/>
-        </w:tabs>
-        <w:ind w:left="720" w:hanging="360"/>
-      </w:pPr>
-      <w:rPr>
-        <w:rFonts w:ascii="Symbol" w:hAnsi="Symbol" w:hint="default"/>
-        <w:sz w:val="20"/>
-      </w:rPr>
-    </w:lvl>
-    <w:lvl w:ilvl="1" w:tentative="1">
-      <w:start w:val="1"/>
-      <w:numFmt w:val="bullet"/>
-      <w:lvlText w:val="o"/>
-      <w:lvlJc w:val="left"/>
-      <w:pPr>
-        <w:tabs>
-          <w:tab w:val="num" w:pos="1440"/>
-        </w:tabs>
-        <w:ind w:left="1440" w:hanging="360"/>
-      </w:pPr>
-      <w:rPr>
-        <w:rFonts w:ascii="Courier New" w:hAnsi="Courier New" w:hint="default"/>
-        <w:sz w:val="20"/>
-      </w:rPr>
-    </w:lvl>
-    <w:lvl w:ilvl="2" w:tentative="1">
-      <w:start w:val="1"/>
-      <w:numFmt w:val="bullet"/>
-      <w:lvlText w:val=""/>
-      <w:lvlJc w:val="left"/>
-      <w:pPr>
-        <w:tabs>
-          <w:tab w:val="num" w:pos="2160"/>
-        </w:tabs>
-        <w:ind w:left="2160" w:hanging="360"/>
-      </w:pPr>
-      <w:rPr>
-        <w:rFonts w:ascii="Wingdings" w:hAnsi="Wingdings" w:hint="default"/>
-        <w:sz w:val="20"/>
-      </w:rPr>
-    </w:lvl>
-    <w:lvl w:ilvl="3" w:tentative="1">
-      <w:start w:val="1"/>
-      <w:numFmt w:val="bullet"/>
-      <w:lvlText w:val=""/>
-      <w:lvlJc w:val="left"/>
-      <w:pPr>
-        <w:tabs>
-          <w:tab w:val="num" w:pos="2880"/>
-        </w:tabs>
-        <w:ind w:left="2880" w:hanging="360"/>
-      </w:pPr>
-      <w:rPr>
-        <w:rFonts w:ascii="Wingdings" w:hAnsi="Wingdings" w:hint="default"/>
-        <w:sz w:val="20"/>
-      </w:rPr>
-    </w:lvl>
-    <w:lvl w:ilvl="4" w:tentative="1">
-      <w:start w:val="1"/>
-      <w:numFmt w:val="bullet"/>
-      <w:lvlText w:val=""/>
-      <w:lvlJc w:val="left"/>
-      <w:pPr>
-        <w:tabs>
-          <w:tab w:val="num" w:pos="3600"/>
-        </w:tabs>
-        <w:ind w:left="3600" w:hanging="360"/>
-      </w:pPr>
-      <w:rPr>
-        <w:rFonts w:ascii="Wingdings" w:hAnsi="Wingdings" w:hint="default"/>
-        <w:sz w:val="20"/>
-      </w:rPr>
-    </w:lvl>
-    <w:lvl w:ilvl="5" w:tentative="1">
-      <w:start w:val="1"/>
-      <w:numFmt w:val="bullet"/>
-      <w:lvlText w:val=""/>
-      <w:lvlJc w:val="left"/>
-      <w:pPr>
-        <w:tabs>
-          <w:tab w:val="num" w:pos="4320"/>
-        </w:tabs>
-        <w:ind w:left="4320" w:hanging="360"/>
-      </w:pPr>
-      <w:rPr>
-        <w:rFonts w:ascii="Wingdings" w:hAnsi="Wingdings" w:hint="default"/>
-        <w:sz w:val="20"/>
-      </w:rPr>
-    </w:lvl>
-    <w:lvl w:ilvl="6" w:tentative="1">
-      <w:start w:val="1"/>
-      <w:numFmt w:val="bullet"/>
-      <w:lvlText w:val=""/>
-      <w:lvlJc w:val="left"/>
-      <w:pPr>
-        <w:tabs>
-          <w:tab w:val="num" w:pos="5040"/>
-        </w:tabs>
-        <w:ind w:left="5040" w:hanging="360"/>
-      </w:pPr>
-      <w:rPr>
-        <w:rFonts w:ascii="Wingdings" w:hAnsi="Wingdings" w:hint="default"/>
-        <w:sz w:val="20"/>
-      </w:rPr>
-    </w:lvl>
-    <w:lvl w:ilvl="7" w:tentative="1">
-      <w:start w:val="1"/>
-      <w:numFmt w:val="bullet"/>
-      <w:lvlText w:val=""/>
-      <w:lvlJc w:val="left"/>
-      <w:pPr>
-        <w:tabs>
-          <w:tab w:val="num" w:pos="5760"/>
-        </w:tabs>
-        <w:ind w:left="5760" w:hanging="360"/>
-      </w:pPr>
-      <w:rPr>
-        <w:rFonts w:ascii="Wingdings" w:hAnsi="Wingdings" w:hint="default"/>
-        <w:sz w:val="20"/>
-      </w:rPr>
-    </w:lvl>
-    <w:lvl w:ilvl="8" w:tentative="1">
-      <w:start w:val="1"/>
-      <w:numFmt w:val="bullet"/>
-      <w:lvlText w:val=""/>
-      <w:lvlJc w:val="left"/>
-      <w:pPr>
-        <w:tabs>
-          <w:tab w:val="num" w:pos="6480"/>
-        </w:tabs>
-        <w:ind w:left="6480" w:hanging="360"/>
-      </w:pPr>
-      <w:rPr>
-        <w:rFonts w:ascii="Wingdings" w:hAnsi="Wingdings" w:hint="default"/>
-        <w:sz w:val="20"/>
-      </w:rPr>
-    </w:lvl>
-  </w:abstractNum>
-  <w:abstractNum w:abstractNumId="21" w15:restartNumberingAfterBreak="0">
-    <w:nsid w:val="321A5FDB"/>
-    <w:multiLevelType w:val="multilevel"/>
-    <w:tmpl w:val="6034235E"/>
-    <w:lvl w:ilvl="0">
-      <w:start w:val="1"/>
-      <w:numFmt w:val="bullet"/>
-      <w:lvlText w:val=""/>
-      <w:lvlJc w:val="left"/>
-      <w:pPr>
-        <w:tabs>
-          <w:tab w:val="num" w:pos="720"/>
-        </w:tabs>
-        <w:ind w:left="720" w:hanging="360"/>
-      </w:pPr>
-      <w:rPr>
-        <w:rFonts w:ascii="Symbol" w:hAnsi="Symbol" w:hint="default"/>
-        <w:sz w:val="20"/>
-      </w:rPr>
-    </w:lvl>
-    <w:lvl w:ilvl="1" w:tentative="1">
-      <w:start w:val="1"/>
-      <w:numFmt w:val="bullet"/>
-      <w:lvlText w:val="o"/>
-      <w:lvlJc w:val="left"/>
-      <w:pPr>
-        <w:tabs>
-          <w:tab w:val="num" w:pos="1440"/>
-        </w:tabs>
-        <w:ind w:left="1440" w:hanging="360"/>
-      </w:pPr>
-      <w:rPr>
-        <w:rFonts w:ascii="Courier New" w:hAnsi="Courier New" w:hint="default"/>
-        <w:sz w:val="20"/>
-      </w:rPr>
-    </w:lvl>
-    <w:lvl w:ilvl="2" w:tentative="1">
-      <w:start w:val="1"/>
-      <w:numFmt w:val="bullet"/>
-      <w:lvlText w:val=""/>
-      <w:lvlJc w:val="left"/>
-      <w:pPr>
-        <w:tabs>
-          <w:tab w:val="num" w:pos="2160"/>
-        </w:tabs>
-        <w:ind w:left="2160" w:hanging="360"/>
-      </w:pPr>
-      <w:rPr>
-        <w:rFonts w:ascii="Wingdings" w:hAnsi="Wingdings" w:hint="default"/>
-        <w:sz w:val="20"/>
-      </w:rPr>
-    </w:lvl>
-    <w:lvl w:ilvl="3" w:tentative="1">
-      <w:start w:val="1"/>
-      <w:numFmt w:val="bullet"/>
-      <w:lvlText w:val=""/>
-      <w:lvlJc w:val="left"/>
-      <w:pPr>
-        <w:tabs>
-          <w:tab w:val="num" w:pos="2880"/>
-        </w:tabs>
-        <w:ind w:left="2880" w:hanging="360"/>
-      </w:pPr>
-      <w:rPr>
-        <w:rFonts w:ascii="Wingdings" w:hAnsi="Wingdings" w:hint="default"/>
-        <w:sz w:val="20"/>
-      </w:rPr>
-    </w:lvl>
-    <w:lvl w:ilvl="4" w:tentative="1">
-      <w:start w:val="1"/>
-      <w:numFmt w:val="bullet"/>
-      <w:lvlText w:val=""/>
-      <w:lvlJc w:val="left"/>
-      <w:pPr>
-        <w:tabs>
-          <w:tab w:val="num" w:pos="3600"/>
-        </w:tabs>
-        <w:ind w:left="3600" w:hanging="360"/>
-      </w:pPr>
-      <w:rPr>
-        <w:rFonts w:ascii="Wingdings" w:hAnsi="Wingdings" w:hint="default"/>
-        <w:sz w:val="20"/>
-      </w:rPr>
-    </w:lvl>
-    <w:lvl w:ilvl="5" w:tentative="1">
-      <w:start w:val="1"/>
-      <w:numFmt w:val="bullet"/>
-      <w:lvlText w:val=""/>
-      <w:lvlJc w:val="left"/>
-      <w:pPr>
-        <w:tabs>
-          <w:tab w:val="num" w:pos="4320"/>
-        </w:tabs>
-        <w:ind w:left="4320" w:hanging="360"/>
-      </w:pPr>
-      <w:rPr>
-        <w:rFonts w:ascii="Wingdings" w:hAnsi="Wingdings" w:hint="default"/>
-        <w:sz w:val="20"/>
-      </w:rPr>
-    </w:lvl>
-    <w:lvl w:ilvl="6" w:tentative="1">
-      <w:start w:val="1"/>
-      <w:numFmt w:val="bullet"/>
-      <w:lvlText w:val=""/>
-      <w:lvlJc w:val="left"/>
-      <w:pPr>
-        <w:tabs>
-          <w:tab w:val="num" w:pos="5040"/>
-        </w:tabs>
-        <w:ind w:left="5040" w:hanging="360"/>
-      </w:pPr>
-      <w:rPr>
-        <w:rFonts w:ascii="Wingdings" w:hAnsi="Wingdings" w:hint="default"/>
-        <w:sz w:val="20"/>
-      </w:rPr>
-    </w:lvl>
-    <w:lvl w:ilvl="7" w:tentative="1">
-      <w:start w:val="1"/>
-      <w:numFmt w:val="bullet"/>
-      <w:lvlText w:val=""/>
-      <w:lvlJc w:val="left"/>
-      <w:pPr>
-        <w:tabs>
-          <w:tab w:val="num" w:pos="5760"/>
-        </w:tabs>
-        <w:ind w:left="5760" w:hanging="360"/>
-      </w:pPr>
-      <w:rPr>
-        <w:rFonts w:ascii="Wingdings" w:hAnsi="Wingdings" w:hint="default"/>
-        <w:sz w:val="20"/>
-      </w:rPr>
-    </w:lvl>
-    <w:lvl w:ilvl="8" w:tentative="1">
-      <w:start w:val="1"/>
-      <w:numFmt w:val="bullet"/>
-      <w:lvlText w:val=""/>
-      <w:lvlJc w:val="left"/>
-      <w:pPr>
-        <w:tabs>
-          <w:tab w:val="num" w:pos="6480"/>
-        </w:tabs>
-        <w:ind w:left="6480" w:hanging="360"/>
-      </w:pPr>
-      <w:rPr>
-        <w:rFonts w:ascii="Wingdings" w:hAnsi="Wingdings" w:hint="default"/>
-        <w:sz w:val="20"/>
-      </w:rPr>
-    </w:lvl>
-  </w:abstractNum>
-  <w:abstractNum w:abstractNumId="22" w15:restartNumberingAfterBreak="0">
-    <w:nsid w:val="33655F99"/>
-    <w:multiLevelType w:val="multilevel"/>
-    <w:tmpl w:val="5A4CA2F0"/>
-    <w:lvl w:ilvl="0">
-      <w:start w:val="1"/>
-      <w:numFmt w:val="bullet"/>
-      <w:lvlText w:val=""/>
-      <w:lvlJc w:val="left"/>
-      <w:pPr>
-        <w:tabs>
-          <w:tab w:val="num" w:pos="720"/>
-        </w:tabs>
-        <w:ind w:left="720" w:hanging="360"/>
-      </w:pPr>
-      <w:rPr>
-        <w:rFonts w:ascii="Symbol" w:hAnsi="Symbol" w:hint="default"/>
-        <w:sz w:val="20"/>
-      </w:rPr>
-    </w:lvl>
-    <w:lvl w:ilvl="1" w:tentative="1">
-      <w:start w:val="1"/>
-      <w:numFmt w:val="bullet"/>
-      <w:lvlText w:val="o"/>
-      <w:lvlJc w:val="left"/>
-      <w:pPr>
-        <w:tabs>
-          <w:tab w:val="num" w:pos="1440"/>
-        </w:tabs>
-        <w:ind w:left="1440" w:hanging="360"/>
-      </w:pPr>
-      <w:rPr>
-        <w:rFonts w:ascii="Courier New" w:hAnsi="Courier New" w:hint="default"/>
-        <w:sz w:val="20"/>
-      </w:rPr>
-    </w:lvl>
-    <w:lvl w:ilvl="2" w:tentative="1">
-      <w:start w:val="1"/>
-      <w:numFmt w:val="bullet"/>
-      <w:lvlText w:val=""/>
-      <w:lvlJc w:val="left"/>
-      <w:pPr>
-        <w:tabs>
-          <w:tab w:val="num" w:pos="2160"/>
-        </w:tabs>
-        <w:ind w:left="2160" w:hanging="360"/>
-      </w:pPr>
-      <w:rPr>
-        <w:rFonts w:ascii="Wingdings" w:hAnsi="Wingdings" w:hint="default"/>
-        <w:sz w:val="20"/>
-      </w:rPr>
-    </w:lvl>
-    <w:lvl w:ilvl="3" w:tentative="1">
-      <w:start w:val="1"/>
-      <w:numFmt w:val="bullet"/>
-      <w:lvlText w:val=""/>
-      <w:lvlJc w:val="left"/>
-      <w:pPr>
-        <w:tabs>
-          <w:tab w:val="num" w:pos="2880"/>
-        </w:tabs>
-        <w:ind w:left="2880" w:hanging="360"/>
-      </w:pPr>
-      <w:rPr>
-        <w:rFonts w:ascii="Wingdings" w:hAnsi="Wingdings" w:hint="default"/>
-        <w:sz w:val="20"/>
-      </w:rPr>
-    </w:lvl>
-    <w:lvl w:ilvl="4" w:tentative="1">
-      <w:start w:val="1"/>
-      <w:numFmt w:val="bullet"/>
-      <w:lvlText w:val=""/>
-      <w:lvlJc w:val="left"/>
-      <w:pPr>
-        <w:tabs>
-          <w:tab w:val="num" w:pos="3600"/>
-        </w:tabs>
-        <w:ind w:left="3600" w:hanging="360"/>
-      </w:pPr>
-      <w:rPr>
-        <w:rFonts w:ascii="Wingdings" w:hAnsi="Wingdings" w:hint="default"/>
-        <w:sz w:val="20"/>
-      </w:rPr>
-    </w:lvl>
-    <w:lvl w:ilvl="5" w:tentative="1">
-      <w:start w:val="1"/>
-      <w:numFmt w:val="bullet"/>
-      <w:lvlText w:val=""/>
-      <w:lvlJc w:val="left"/>
-      <w:pPr>
-        <w:tabs>
-          <w:tab w:val="num" w:pos="4320"/>
-        </w:tabs>
-        <w:ind w:left="4320" w:hanging="360"/>
-      </w:pPr>
-      <w:rPr>
-        <w:rFonts w:ascii="Wingdings" w:hAnsi="Wingdings" w:hint="default"/>
-        <w:sz w:val="20"/>
-      </w:rPr>
-    </w:lvl>
-    <w:lvl w:ilvl="6" w:tentative="1">
-      <w:start w:val="1"/>
-      <w:numFmt w:val="bullet"/>
-      <w:lvlText w:val=""/>
-      <w:lvlJc w:val="left"/>
-      <w:pPr>
-        <w:tabs>
-          <w:tab w:val="num" w:pos="5040"/>
-        </w:tabs>
-        <w:ind w:left="5040" w:hanging="360"/>
-      </w:pPr>
-      <w:rPr>
-        <w:rFonts w:ascii="Wingdings" w:hAnsi="Wingdings" w:hint="default"/>
-        <w:sz w:val="20"/>
-      </w:rPr>
-    </w:lvl>
-    <w:lvl w:ilvl="7" w:tentative="1">
-      <w:start w:val="1"/>
-      <w:numFmt w:val="bullet"/>
-      <w:lvlText w:val=""/>
-      <w:lvlJc w:val="left"/>
-      <w:pPr>
-        <w:tabs>
-          <w:tab w:val="num" w:pos="5760"/>
-        </w:tabs>
-        <w:ind w:left="5760" w:hanging="360"/>
-      </w:pPr>
-      <w:rPr>
-        <w:rFonts w:ascii="Wingdings" w:hAnsi="Wingdings" w:hint="default"/>
-        <w:sz w:val="20"/>
-      </w:rPr>
-    </w:lvl>
-    <w:lvl w:ilvl="8" w:tentative="1">
-      <w:start w:val="1"/>
-      <w:numFmt w:val="bullet"/>
-      <w:lvlText w:val=""/>
-      <w:lvlJc w:val="left"/>
-      <w:pPr>
-        <w:tabs>
-          <w:tab w:val="num" w:pos="6480"/>
-        </w:tabs>
-        <w:ind w:left="6480" w:hanging="360"/>
-      </w:pPr>
-      <w:rPr>
-        <w:rFonts w:ascii="Wingdings" w:hAnsi="Wingdings" w:hint="default"/>
-        <w:sz w:val="20"/>
-      </w:rPr>
-    </w:lvl>
-  </w:abstractNum>
-  <w:abstractNum w:abstractNumId="23" w15:restartNumberingAfterBreak="0">
-    <w:nsid w:val="35C807D7"/>
-    <w:multiLevelType w:val="multilevel"/>
-    <w:tmpl w:val="0A0E3144"/>
-    <w:lvl w:ilvl="0">
-      <w:start w:val="1"/>
-      <w:numFmt w:val="bullet"/>
-      <w:lvlText w:val=""/>
-      <w:lvlJc w:val="left"/>
-      <w:pPr>
-        <w:tabs>
-          <w:tab w:val="num" w:pos="720"/>
-        </w:tabs>
-        <w:ind w:left="720" w:hanging="360"/>
-      </w:pPr>
-      <w:rPr>
-        <w:rFonts w:ascii="Symbol" w:hAnsi="Symbol" w:hint="default"/>
-        <w:sz w:val="20"/>
-      </w:rPr>
-    </w:lvl>
-    <w:lvl w:ilvl="1" w:tentative="1">
-      <w:start w:val="1"/>
-      <w:numFmt w:val="bullet"/>
-      <w:lvlText w:val="o"/>
-      <w:lvlJc w:val="left"/>
-      <w:pPr>
-        <w:tabs>
-          <w:tab w:val="num" w:pos="1440"/>
-        </w:tabs>
-        <w:ind w:left="1440" w:hanging="360"/>
-      </w:pPr>
-      <w:rPr>
-        <w:rFonts w:ascii="Courier New" w:hAnsi="Courier New" w:hint="default"/>
-        <w:sz w:val="20"/>
-      </w:rPr>
-    </w:lvl>
-    <w:lvl w:ilvl="2" w:tentative="1">
-      <w:start w:val="1"/>
-      <w:numFmt w:val="bullet"/>
-      <w:lvlText w:val=""/>
-      <w:lvlJc w:val="left"/>
-      <w:pPr>
-        <w:tabs>
-          <w:tab w:val="num" w:pos="2160"/>
-        </w:tabs>
-        <w:ind w:left="2160" w:hanging="360"/>
-      </w:pPr>
-      <w:rPr>
-        <w:rFonts w:ascii="Wingdings" w:hAnsi="Wingdings" w:hint="default"/>
-        <w:sz w:val="20"/>
-      </w:rPr>
-    </w:lvl>
-    <w:lvl w:ilvl="3" w:tentative="1">
-      <w:start w:val="1"/>
-      <w:numFmt w:val="bullet"/>
-      <w:lvlText w:val=""/>
-      <w:lvlJc w:val="left"/>
-      <w:pPr>
-        <w:tabs>
-          <w:tab w:val="num" w:pos="2880"/>
-        </w:tabs>
-        <w:ind w:left="2880" w:hanging="360"/>
-      </w:pPr>
-      <w:rPr>
-        <w:rFonts w:ascii="Wingdings" w:hAnsi="Wingdings" w:hint="default"/>
-        <w:sz w:val="20"/>
-      </w:rPr>
-    </w:lvl>
-    <w:lvl w:ilvl="4" w:tentative="1">
-      <w:start w:val="1"/>
-      <w:numFmt w:val="bullet"/>
-      <w:lvlText w:val=""/>
-      <w:lvlJc w:val="left"/>
-      <w:pPr>
-        <w:tabs>
-          <w:tab w:val="num" w:pos="3600"/>
-        </w:tabs>
-        <w:ind w:left="3600" w:hanging="360"/>
-      </w:pPr>
-      <w:rPr>
-        <w:rFonts w:ascii="Wingdings" w:hAnsi="Wingdings" w:hint="default"/>
-        <w:sz w:val="20"/>
-      </w:rPr>
-    </w:lvl>
-    <w:lvl w:ilvl="5" w:tentative="1">
-      <w:start w:val="1"/>
-      <w:numFmt w:val="bullet"/>
-      <w:lvlText w:val=""/>
-      <w:lvlJc w:val="left"/>
-      <w:pPr>
-        <w:tabs>
-          <w:tab w:val="num" w:pos="4320"/>
-        </w:tabs>
-        <w:ind w:left="4320" w:hanging="360"/>
-      </w:pPr>
-      <w:rPr>
-        <w:rFonts w:ascii="Wingdings" w:hAnsi="Wingdings" w:hint="default"/>
-        <w:sz w:val="20"/>
-      </w:rPr>
-    </w:lvl>
-    <w:lvl w:ilvl="6" w:tentative="1">
-      <w:start w:val="1"/>
-      <w:numFmt w:val="bullet"/>
-      <w:lvlText w:val=""/>
-      <w:lvlJc w:val="left"/>
-      <w:pPr>
-        <w:tabs>
-          <w:tab w:val="num" w:pos="5040"/>
-        </w:tabs>
-        <w:ind w:left="5040" w:hanging="360"/>
-      </w:pPr>
-      <w:rPr>
-        <w:rFonts w:ascii="Wingdings" w:hAnsi="Wingdings" w:hint="default"/>
-        <w:sz w:val="20"/>
-      </w:rPr>
-    </w:lvl>
-    <w:lvl w:ilvl="7" w:tentative="1">
-      <w:start w:val="1"/>
-      <w:numFmt w:val="bullet"/>
-      <w:lvlText w:val=""/>
-      <w:lvlJc w:val="left"/>
-      <w:pPr>
-        <w:tabs>
-          <w:tab w:val="num" w:pos="5760"/>
-        </w:tabs>
-        <w:ind w:left="5760" w:hanging="360"/>
-      </w:pPr>
-      <w:rPr>
-        <w:rFonts w:ascii="Wingdings" w:hAnsi="Wingdings" w:hint="default"/>
-        <w:sz w:val="20"/>
-      </w:rPr>
-    </w:lvl>
-    <w:lvl w:ilvl="8" w:tentative="1">
-      <w:start w:val="1"/>
-      <w:numFmt w:val="bullet"/>
-      <w:lvlText w:val=""/>
-      <w:lvlJc w:val="left"/>
-      <w:pPr>
-        <w:tabs>
-          <w:tab w:val="num" w:pos="6480"/>
-        </w:tabs>
-        <w:ind w:left="6480" w:hanging="360"/>
-      </w:pPr>
-      <w:rPr>
-        <w:rFonts w:ascii="Wingdings" w:hAnsi="Wingdings" w:hint="default"/>
-        <w:sz w:val="20"/>
-      </w:rPr>
-    </w:lvl>
-  </w:abstractNum>
-  <w:abstractNum w:abstractNumId="24" w15:restartNumberingAfterBreak="0">
-    <w:nsid w:val="3A4F2D29"/>
-    <w:multiLevelType w:val="multilevel"/>
-    <w:tmpl w:val="75E43300"/>
-    <w:lvl w:ilvl="0">
-      <w:start w:val="1"/>
-      <w:numFmt w:val="bullet"/>
-      <w:lvlText w:val=""/>
-      <w:lvlJc w:val="left"/>
-      <w:pPr>
-        <w:tabs>
-          <w:tab w:val="num" w:pos="720"/>
-        </w:tabs>
-        <w:ind w:left="720" w:hanging="360"/>
-      </w:pPr>
-      <w:rPr>
-        <w:rFonts w:ascii="Symbol" w:hAnsi="Symbol" w:hint="default"/>
-        <w:sz w:val="20"/>
-      </w:rPr>
-    </w:lvl>
-    <w:lvl w:ilvl="1" w:tentative="1">
-      <w:start w:val="1"/>
-      <w:numFmt w:val="bullet"/>
-      <w:lvlText w:val="o"/>
-      <w:lvlJc w:val="left"/>
-      <w:pPr>
-        <w:tabs>
-          <w:tab w:val="num" w:pos="1440"/>
-        </w:tabs>
-        <w:ind w:left="1440" w:hanging="360"/>
-      </w:pPr>
-      <w:rPr>
-        <w:rFonts w:ascii="Courier New" w:hAnsi="Courier New" w:hint="default"/>
-        <w:sz w:val="20"/>
-      </w:rPr>
-    </w:lvl>
-    <w:lvl w:ilvl="2" w:tentative="1">
-      <w:start w:val="1"/>
-      <w:numFmt w:val="bullet"/>
-      <w:lvlText w:val=""/>
-      <w:lvlJc w:val="left"/>
-      <w:pPr>
-        <w:tabs>
-          <w:tab w:val="num" w:pos="2160"/>
-        </w:tabs>
-        <w:ind w:left="2160" w:hanging="360"/>
-      </w:pPr>
-      <w:rPr>
-        <w:rFonts w:ascii="Wingdings" w:hAnsi="Wingdings" w:hint="default"/>
-        <w:sz w:val="20"/>
-      </w:rPr>
-    </w:lvl>
-    <w:lvl w:ilvl="3" w:tentative="1">
-      <w:start w:val="1"/>
-      <w:numFmt w:val="bullet"/>
-      <w:lvlText w:val=""/>
-      <w:lvlJc w:val="left"/>
-      <w:pPr>
-        <w:tabs>
-          <w:tab w:val="num" w:pos="2880"/>
-        </w:tabs>
-        <w:ind w:left="2880" w:hanging="360"/>
-      </w:pPr>
-      <w:rPr>
-        <w:rFonts w:ascii="Wingdings" w:hAnsi="Wingdings" w:hint="default"/>
-        <w:sz w:val="20"/>
-      </w:rPr>
-    </w:lvl>
-    <w:lvl w:ilvl="4" w:tentative="1">
-      <w:start w:val="1"/>
-      <w:numFmt w:val="bullet"/>
-      <w:lvlText w:val=""/>
-      <w:lvlJc w:val="left"/>
-      <w:pPr>
-        <w:tabs>
-          <w:tab w:val="num" w:pos="3600"/>
-        </w:tabs>
-        <w:ind w:left="3600" w:hanging="360"/>
-      </w:pPr>
-      <w:rPr>
-        <w:rFonts w:ascii="Wingdings" w:hAnsi="Wingdings" w:hint="default"/>
-        <w:sz w:val="20"/>
-      </w:rPr>
-    </w:lvl>
-    <w:lvl w:ilvl="5" w:tentative="1">
-      <w:start w:val="1"/>
-      <w:numFmt w:val="bullet"/>
-      <w:lvlText w:val=""/>
-      <w:lvlJc w:val="left"/>
-      <w:pPr>
-        <w:tabs>
-          <w:tab w:val="num" w:pos="4320"/>
-        </w:tabs>
-        <w:ind w:left="4320" w:hanging="360"/>
-      </w:pPr>
-      <w:rPr>
-        <w:rFonts w:ascii="Wingdings" w:hAnsi="Wingdings" w:hint="default"/>
-        <w:sz w:val="20"/>
-      </w:rPr>
-    </w:lvl>
-    <w:lvl w:ilvl="6" w:tentative="1">
-      <w:start w:val="1"/>
-      <w:numFmt w:val="bullet"/>
-      <w:lvlText w:val=""/>
-      <w:lvlJc w:val="left"/>
-      <w:pPr>
-        <w:tabs>
-          <w:tab w:val="num" w:pos="5040"/>
-        </w:tabs>
-        <w:ind w:left="5040" w:hanging="360"/>
-      </w:pPr>
-      <w:rPr>
-        <w:rFonts w:ascii="Wingdings" w:hAnsi="Wingdings" w:hint="default"/>
-        <w:sz w:val="20"/>
-      </w:rPr>
-    </w:lvl>
-    <w:lvl w:ilvl="7" w:tentative="1">
-      <w:start w:val="1"/>
-      <w:numFmt w:val="bullet"/>
-      <w:lvlText w:val=""/>
-      <w:lvlJc w:val="left"/>
-      <w:pPr>
-        <w:tabs>
-          <w:tab w:val="num" w:pos="5760"/>
-        </w:tabs>
-        <w:ind w:left="5760" w:hanging="360"/>
-      </w:pPr>
-      <w:rPr>
-        <w:rFonts w:ascii="Wingdings" w:hAnsi="Wingdings" w:hint="default"/>
-        <w:sz w:val="20"/>
-      </w:rPr>
-    </w:lvl>
-    <w:lvl w:ilvl="8" w:tentative="1">
-      <w:start w:val="1"/>
-      <w:numFmt w:val="bullet"/>
-      <w:lvlText w:val=""/>
-      <w:lvlJc w:val="left"/>
-      <w:pPr>
-        <w:tabs>
-          <w:tab w:val="num" w:pos="6480"/>
-        </w:tabs>
-        <w:ind w:left="6480" w:hanging="360"/>
-      </w:pPr>
-      <w:rPr>
-        <w:rFonts w:ascii="Wingdings" w:hAnsi="Wingdings" w:hint="default"/>
-        <w:sz w:val="20"/>
-      </w:rPr>
-    </w:lvl>
-  </w:abstractNum>
-  <w:abstractNum w:abstractNumId="25" w15:restartNumberingAfterBreak="0">
-    <w:nsid w:val="3C7F1813"/>
-    <w:multiLevelType w:val="multilevel"/>
-    <w:tmpl w:val="9C0C2834"/>
-    <w:lvl w:ilvl="0">
-      <w:start w:val="1"/>
-      <w:numFmt w:val="decimal"/>
-      <w:lvlText w:val="%1."/>
-      <w:lvlJc w:val="left"/>
-      <w:pPr>
-        <w:tabs>
-          <w:tab w:val="num" w:pos="720"/>
-        </w:tabs>
-        <w:ind w:left="720" w:hanging="360"/>
-      </w:pPr>
-    </w:lvl>
-    <w:lvl w:ilvl="1" w:tentative="1">
-      <w:start w:val="1"/>
-      <w:numFmt w:val="decimal"/>
-      <w:lvlText w:val="%2."/>
-      <w:lvlJc w:val="left"/>
-      <w:pPr>
-        <w:tabs>
-          <w:tab w:val="num" w:pos="1440"/>
-        </w:tabs>
-        <w:ind w:left="1440" w:hanging="360"/>
-      </w:pPr>
-    </w:lvl>
-    <w:lvl w:ilvl="2" w:tentative="1">
-      <w:start w:val="1"/>
-      <w:numFmt w:val="decimal"/>
-      <w:lvlText w:val="%3."/>
-      <w:lvlJc w:val="left"/>
-      <w:pPr>
-        <w:tabs>
-          <w:tab w:val="num" w:pos="2160"/>
-        </w:tabs>
-        <w:ind w:left="2160" w:hanging="360"/>
-      </w:pPr>
-    </w:lvl>
-    <w:lvl w:ilvl="3" w:tentative="1">
-      <w:start w:val="1"/>
-      <w:numFmt w:val="decimal"/>
-      <w:lvlText w:val="%4."/>
-      <w:lvlJc w:val="left"/>
-      <w:pPr>
-        <w:tabs>
-          <w:tab w:val="num" w:pos="2880"/>
-        </w:tabs>
-        <w:ind w:left="2880" w:hanging="360"/>
-      </w:pPr>
-    </w:lvl>
-    <w:lvl w:ilvl="4" w:tentative="1">
-      <w:start w:val="1"/>
-      <w:numFmt w:val="decimal"/>
-      <w:lvlText w:val="%5."/>
-      <w:lvlJc w:val="left"/>
-      <w:pPr>
-        <w:tabs>
-          <w:tab w:val="num" w:pos="3600"/>
-        </w:tabs>
-        <w:ind w:left="3600" w:hanging="360"/>
-      </w:pPr>
-    </w:lvl>
-    <w:lvl w:ilvl="5" w:tentative="1">
-      <w:start w:val="1"/>
-      <w:numFmt w:val="decimal"/>
-      <w:lvlText w:val="%6."/>
-      <w:lvlJc w:val="left"/>
-      <w:pPr>
-        <w:tabs>
-          <w:tab w:val="num" w:pos="4320"/>
-        </w:tabs>
-        <w:ind w:left="4320" w:hanging="360"/>
-      </w:pPr>
-    </w:lvl>
-    <w:lvl w:ilvl="6" w:tentative="1">
-      <w:start w:val="1"/>
-      <w:numFmt w:val="decimal"/>
-      <w:lvlText w:val="%7."/>
-      <w:lvlJc w:val="left"/>
-      <w:pPr>
-        <w:tabs>
-          <w:tab w:val="num" w:pos="5040"/>
-        </w:tabs>
-        <w:ind w:left="5040" w:hanging="360"/>
-      </w:pPr>
-    </w:lvl>
-    <w:lvl w:ilvl="7" w:tentative="1">
-      <w:start w:val="1"/>
-      <w:numFmt w:val="decimal"/>
-      <w:lvlText w:val="%8."/>
-      <w:lvlJc w:val="left"/>
-      <w:pPr>
-        <w:tabs>
-          <w:tab w:val="num" w:pos="5760"/>
-        </w:tabs>
-        <w:ind w:left="5760" w:hanging="360"/>
-      </w:pPr>
-    </w:lvl>
-    <w:lvl w:ilvl="8" w:tentative="1">
-      <w:start w:val="1"/>
-      <w:numFmt w:val="decimal"/>
-      <w:lvlText w:val="%9."/>
-      <w:lvlJc w:val="left"/>
-      <w:pPr>
-        <w:tabs>
-          <w:tab w:val="num" w:pos="6480"/>
-        </w:tabs>
-        <w:ind w:left="6480" w:hanging="360"/>
-      </w:pPr>
-    </w:lvl>
-  </w:abstractNum>
-  <w:abstractNum w:abstractNumId="26" w15:restartNumberingAfterBreak="0">
-    <w:nsid w:val="3DD00248"/>
-    <w:multiLevelType w:val="multilevel"/>
-    <w:tmpl w:val="66FA0AFE"/>
-    <w:lvl w:ilvl="0">
-      <w:start w:val="1"/>
-      <w:numFmt w:val="decimal"/>
-      <w:lvlText w:val="%1."/>
-      <w:lvlJc w:val="left"/>
-      <w:pPr>
-        <w:tabs>
-          <w:tab w:val="num" w:pos="720"/>
-        </w:tabs>
-        <w:ind w:left="720" w:hanging="360"/>
-      </w:pPr>
-    </w:lvl>
-    <w:lvl w:ilvl="1" w:tentative="1">
-      <w:start w:val="1"/>
-      <w:numFmt w:val="decimal"/>
-      <w:lvlText w:val="%2."/>
-      <w:lvlJc w:val="left"/>
-      <w:pPr>
-        <w:tabs>
-          <w:tab w:val="num" w:pos="1440"/>
-        </w:tabs>
-        <w:ind w:left="1440" w:hanging="360"/>
-      </w:pPr>
-    </w:lvl>
-    <w:lvl w:ilvl="2" w:tentative="1">
-      <w:start w:val="1"/>
-      <w:numFmt w:val="decimal"/>
-      <w:lvlText w:val="%3."/>
-      <w:lvlJc w:val="left"/>
-      <w:pPr>
-        <w:tabs>
-          <w:tab w:val="num" w:pos="2160"/>
-        </w:tabs>
-        <w:ind w:left="2160" w:hanging="360"/>
-      </w:pPr>
-    </w:lvl>
-    <w:lvl w:ilvl="3" w:tentative="1">
-      <w:start w:val="1"/>
-      <w:numFmt w:val="decimal"/>
-      <w:lvlText w:val="%4."/>
-      <w:lvlJc w:val="left"/>
-      <w:pPr>
-        <w:tabs>
-          <w:tab w:val="num" w:pos="2880"/>
-        </w:tabs>
-        <w:ind w:left="2880" w:hanging="360"/>
-      </w:pPr>
-    </w:lvl>
-    <w:lvl w:ilvl="4" w:tentative="1">
-      <w:start w:val="1"/>
-      <w:numFmt w:val="decimal"/>
-      <w:lvlText w:val="%5."/>
-      <w:lvlJc w:val="left"/>
-      <w:pPr>
-        <w:tabs>
-          <w:tab w:val="num" w:pos="3600"/>
-        </w:tabs>
-        <w:ind w:left="3600" w:hanging="360"/>
-      </w:pPr>
-    </w:lvl>
-    <w:lvl w:ilvl="5" w:tentative="1">
-      <w:start w:val="1"/>
-      <w:numFmt w:val="decimal"/>
-      <w:lvlText w:val="%6."/>
-      <w:lvlJc w:val="left"/>
-      <w:pPr>
-        <w:tabs>
-          <w:tab w:val="num" w:pos="4320"/>
-        </w:tabs>
-        <w:ind w:left="4320" w:hanging="360"/>
-      </w:pPr>
-    </w:lvl>
-    <w:lvl w:ilvl="6" w:tentative="1">
-      <w:start w:val="1"/>
-      <w:numFmt w:val="decimal"/>
-      <w:lvlText w:val="%7."/>
-      <w:lvlJc w:val="left"/>
-      <w:pPr>
-        <w:tabs>
-          <w:tab w:val="num" w:pos="5040"/>
-        </w:tabs>
-        <w:ind w:left="5040" w:hanging="360"/>
-      </w:pPr>
-    </w:lvl>
-    <w:lvl w:ilvl="7" w:tentative="1">
-      <w:start w:val="1"/>
-      <w:numFmt w:val="decimal"/>
-      <w:lvlText w:val="%8."/>
-      <w:lvlJc w:val="left"/>
-      <w:pPr>
-        <w:tabs>
-          <w:tab w:val="num" w:pos="5760"/>
-        </w:tabs>
-        <w:ind w:left="5760" w:hanging="360"/>
-      </w:pPr>
-    </w:lvl>
-    <w:lvl w:ilvl="8" w:tentative="1">
-      <w:start w:val="1"/>
-      <w:numFmt w:val="decimal"/>
-      <w:lvlText w:val="%9."/>
-      <w:lvlJc w:val="left"/>
-      <w:pPr>
-        <w:tabs>
-          <w:tab w:val="num" w:pos="6480"/>
-        </w:tabs>
-        <w:ind w:left="6480" w:hanging="360"/>
-      </w:pPr>
-    </w:lvl>
-  </w:abstractNum>
-  <w:abstractNum w:abstractNumId="27" w15:restartNumberingAfterBreak="0">
-    <w:nsid w:val="41D722DE"/>
-    <w:multiLevelType w:val="multilevel"/>
-    <w:tmpl w:val="8CD65732"/>
-    <w:lvl w:ilvl="0">
-      <w:start w:val="1"/>
-      <w:numFmt w:val="bullet"/>
-      <w:lvlText w:val=""/>
-      <w:lvlJc w:val="left"/>
-      <w:pPr>
-        <w:tabs>
-          <w:tab w:val="num" w:pos="720"/>
-        </w:tabs>
-        <w:ind w:left="720" w:hanging="360"/>
-      </w:pPr>
-      <w:rPr>
-        <w:rFonts w:ascii="Symbol" w:hAnsi="Symbol" w:hint="default"/>
-        <w:sz w:val="20"/>
-      </w:rPr>
-    </w:lvl>
-    <w:lvl w:ilvl="1" w:tentative="1">
-      <w:start w:val="1"/>
-      <w:numFmt w:val="bullet"/>
-      <w:lvlText w:val="o"/>
-      <w:lvlJc w:val="left"/>
-      <w:pPr>
-        <w:tabs>
-          <w:tab w:val="num" w:pos="1440"/>
-        </w:tabs>
-        <w:ind w:left="1440" w:hanging="360"/>
-      </w:pPr>
-      <w:rPr>
-        <w:rFonts w:ascii="Courier New" w:hAnsi="Courier New" w:hint="default"/>
-        <w:sz w:val="20"/>
-      </w:rPr>
-    </w:lvl>
-    <w:lvl w:ilvl="2" w:tentative="1">
-      <w:start w:val="1"/>
-      <w:numFmt w:val="bullet"/>
-      <w:lvlText w:val=""/>
-      <w:lvlJc w:val="left"/>
-      <w:pPr>
-        <w:tabs>
-          <w:tab w:val="num" w:pos="2160"/>
-        </w:tabs>
-        <w:ind w:left="2160" w:hanging="360"/>
-      </w:pPr>
-      <w:rPr>
-        <w:rFonts w:ascii="Wingdings" w:hAnsi="Wingdings" w:hint="default"/>
-        <w:sz w:val="20"/>
-      </w:rPr>
-    </w:lvl>
-    <w:lvl w:ilvl="3" w:tentative="1">
-      <w:start w:val="1"/>
-      <w:numFmt w:val="bullet"/>
-      <w:lvlText w:val=""/>
-      <w:lvlJc w:val="left"/>
-      <w:pPr>
-        <w:tabs>
-          <w:tab w:val="num" w:pos="2880"/>
-        </w:tabs>
-        <w:ind w:left="2880" w:hanging="360"/>
-      </w:pPr>
-      <w:rPr>
-        <w:rFonts w:ascii="Wingdings" w:hAnsi="Wingdings" w:hint="default"/>
-        <w:sz w:val="20"/>
-      </w:rPr>
-    </w:lvl>
-    <w:lvl w:ilvl="4" w:tentative="1">
-      <w:start w:val="1"/>
-      <w:numFmt w:val="bullet"/>
-      <w:lvlText w:val=""/>
-      <w:lvlJc w:val="left"/>
-      <w:pPr>
-        <w:tabs>
-          <w:tab w:val="num" w:pos="3600"/>
-        </w:tabs>
-        <w:ind w:left="3600" w:hanging="360"/>
-      </w:pPr>
-      <w:rPr>
-        <w:rFonts w:ascii="Wingdings" w:hAnsi="Wingdings" w:hint="default"/>
-        <w:sz w:val="20"/>
-      </w:rPr>
-    </w:lvl>
-    <w:lvl w:ilvl="5" w:tentative="1">
-      <w:start w:val="1"/>
-      <w:numFmt w:val="bullet"/>
-      <w:lvlText w:val=""/>
-      <w:lvlJc w:val="left"/>
-      <w:pPr>
-        <w:tabs>
-          <w:tab w:val="num" w:pos="4320"/>
-        </w:tabs>
-        <w:ind w:left="4320" w:hanging="360"/>
-      </w:pPr>
-      <w:rPr>
-        <w:rFonts w:ascii="Wingdings" w:hAnsi="Wingdings" w:hint="default"/>
-        <w:sz w:val="20"/>
-      </w:rPr>
-    </w:lvl>
-    <w:lvl w:ilvl="6" w:tentative="1">
-      <w:start w:val="1"/>
-      <w:numFmt w:val="bullet"/>
-      <w:lvlText w:val=""/>
-      <w:lvlJc w:val="left"/>
-      <w:pPr>
-        <w:tabs>
-          <w:tab w:val="num" w:pos="5040"/>
-        </w:tabs>
-        <w:ind w:left="5040" w:hanging="360"/>
-      </w:pPr>
-      <w:rPr>
-        <w:rFonts w:ascii="Wingdings" w:hAnsi="Wingdings" w:hint="default"/>
-        <w:sz w:val="20"/>
-      </w:rPr>
-    </w:lvl>
-    <w:lvl w:ilvl="7" w:tentative="1">
-      <w:start w:val="1"/>
-      <w:numFmt w:val="bullet"/>
-      <w:lvlText w:val=""/>
-      <w:lvlJc w:val="left"/>
-      <w:pPr>
-        <w:tabs>
-          <w:tab w:val="num" w:pos="5760"/>
-        </w:tabs>
-        <w:ind w:left="5760" w:hanging="360"/>
-      </w:pPr>
-      <w:rPr>
-        <w:rFonts w:ascii="Wingdings" w:hAnsi="Wingdings" w:hint="default"/>
-        <w:sz w:val="20"/>
-      </w:rPr>
-    </w:lvl>
-    <w:lvl w:ilvl="8" w:tentative="1">
-      <w:start w:val="1"/>
-      <w:numFmt w:val="bullet"/>
-      <w:lvlText w:val=""/>
-      <w:lvlJc w:val="left"/>
-      <w:pPr>
-        <w:tabs>
-          <w:tab w:val="num" w:pos="6480"/>
-        </w:tabs>
-        <w:ind w:left="6480" w:hanging="360"/>
-      </w:pPr>
-      <w:rPr>
-        <w:rFonts w:ascii="Wingdings" w:hAnsi="Wingdings" w:hint="default"/>
-        <w:sz w:val="20"/>
-      </w:rPr>
-    </w:lvl>
-  </w:abstractNum>
-  <w:abstractNum w:abstractNumId="28" w15:restartNumberingAfterBreak="0">
-    <w:nsid w:val="45CA127C"/>
-    <w:multiLevelType w:val="multilevel"/>
-    <w:tmpl w:val="B134B518"/>
-    <w:lvl w:ilvl="0">
-      <w:start w:val="1"/>
-      <w:numFmt w:val="bullet"/>
-      <w:lvlText w:val=""/>
-      <w:lvlJc w:val="left"/>
-      <w:pPr>
-        <w:tabs>
-          <w:tab w:val="num" w:pos="720"/>
-        </w:tabs>
-        <w:ind w:left="720" w:hanging="360"/>
-      </w:pPr>
-      <w:rPr>
-        <w:rFonts w:ascii="Symbol" w:hAnsi="Symbol" w:hint="default"/>
-        <w:sz w:val="20"/>
-      </w:rPr>
-    </w:lvl>
-    <w:lvl w:ilvl="1" w:tentative="1">
-      <w:start w:val="1"/>
-      <w:numFmt w:val="bullet"/>
-      <w:lvlText w:val="o"/>
-      <w:lvlJc w:val="left"/>
-      <w:pPr>
-        <w:tabs>
-          <w:tab w:val="num" w:pos="1440"/>
-        </w:tabs>
-        <w:ind w:left="1440" w:hanging="360"/>
-      </w:pPr>
-      <w:rPr>
-        <w:rFonts w:ascii="Courier New" w:hAnsi="Courier New" w:hint="default"/>
-        <w:sz w:val="20"/>
-      </w:rPr>
-    </w:lvl>
-    <w:lvl w:ilvl="2" w:tentative="1">
-      <w:start w:val="1"/>
-      <w:numFmt w:val="bullet"/>
-      <w:lvlText w:val=""/>
-      <w:lvlJc w:val="left"/>
-      <w:pPr>
-        <w:tabs>
-          <w:tab w:val="num" w:pos="2160"/>
-        </w:tabs>
-        <w:ind w:left="2160" w:hanging="360"/>
-      </w:pPr>
-      <w:rPr>
-        <w:rFonts w:ascii="Wingdings" w:hAnsi="Wingdings" w:hint="default"/>
-        <w:sz w:val="20"/>
-      </w:rPr>
-    </w:lvl>
-    <w:lvl w:ilvl="3" w:tentative="1">
-      <w:start w:val="1"/>
-      <w:numFmt w:val="bullet"/>
-      <w:lvlText w:val=""/>
-      <w:lvlJc w:val="left"/>
-      <w:pPr>
-        <w:tabs>
-          <w:tab w:val="num" w:pos="2880"/>
-        </w:tabs>
-        <w:ind w:left="2880" w:hanging="360"/>
-      </w:pPr>
-      <w:rPr>
-        <w:rFonts w:ascii="Wingdings" w:hAnsi="Wingdings" w:hint="default"/>
-        <w:sz w:val="20"/>
-      </w:rPr>
-    </w:lvl>
-    <w:lvl w:ilvl="4" w:tentative="1">
-      <w:start w:val="1"/>
-      <w:numFmt w:val="bullet"/>
-      <w:lvlText w:val=""/>
-      <w:lvlJc w:val="left"/>
-      <w:pPr>
-        <w:tabs>
-          <w:tab w:val="num" w:pos="3600"/>
-        </w:tabs>
-        <w:ind w:left="3600" w:hanging="360"/>
-      </w:pPr>
-      <w:rPr>
-        <w:rFonts w:ascii="Wingdings" w:hAnsi="Wingdings" w:hint="default"/>
-        <w:sz w:val="20"/>
-      </w:rPr>
-    </w:lvl>
-    <w:lvl w:ilvl="5" w:tentative="1">
-      <w:start w:val="1"/>
-      <w:numFmt w:val="bullet"/>
-      <w:lvlText w:val=""/>
-      <w:lvlJc w:val="left"/>
-      <w:pPr>
-        <w:tabs>
-          <w:tab w:val="num" w:pos="4320"/>
-        </w:tabs>
-        <w:ind w:left="4320" w:hanging="360"/>
-      </w:pPr>
-      <w:rPr>
-        <w:rFonts w:ascii="Wingdings" w:hAnsi="Wingdings" w:hint="default"/>
-        <w:sz w:val="20"/>
-      </w:rPr>
-    </w:lvl>
-    <w:lvl w:ilvl="6" w:tentative="1">
-      <w:start w:val="1"/>
-      <w:numFmt w:val="bullet"/>
-      <w:lvlText w:val=""/>
-      <w:lvlJc w:val="left"/>
-      <w:pPr>
-        <w:tabs>
-          <w:tab w:val="num" w:pos="5040"/>
-        </w:tabs>
-        <w:ind w:left="5040" w:hanging="360"/>
-      </w:pPr>
-      <w:rPr>
-        <w:rFonts w:ascii="Wingdings" w:hAnsi="Wingdings" w:hint="default"/>
-        <w:sz w:val="20"/>
-      </w:rPr>
-    </w:lvl>
-    <w:lvl w:ilvl="7" w:tentative="1">
-      <w:start w:val="1"/>
-      <w:numFmt w:val="bullet"/>
-      <w:lvlText w:val=""/>
-      <w:lvlJc w:val="left"/>
-      <w:pPr>
-        <w:tabs>
-          <w:tab w:val="num" w:pos="5760"/>
-        </w:tabs>
-        <w:ind w:left="5760" w:hanging="360"/>
-      </w:pPr>
-      <w:rPr>
-        <w:rFonts w:ascii="Wingdings" w:hAnsi="Wingdings" w:hint="default"/>
-        <w:sz w:val="20"/>
-      </w:rPr>
-    </w:lvl>
-    <w:lvl w:ilvl="8" w:tentative="1">
-      <w:start w:val="1"/>
-      <w:numFmt w:val="bullet"/>
-      <w:lvlText w:val=""/>
-      <w:lvlJc w:val="left"/>
-      <w:pPr>
-        <w:tabs>
-          <w:tab w:val="num" w:pos="6480"/>
-        </w:tabs>
-        <w:ind w:left="6480" w:hanging="360"/>
-      </w:pPr>
-      <w:rPr>
-        <w:rFonts w:ascii="Wingdings" w:hAnsi="Wingdings" w:hint="default"/>
-        <w:sz w:val="20"/>
-      </w:rPr>
-    </w:lvl>
-  </w:abstractNum>
-  <w:abstractNum w:abstractNumId="29" w15:restartNumberingAfterBreak="0">
-    <w:nsid w:val="46706D10"/>
-    <w:multiLevelType w:val="multilevel"/>
-    <w:tmpl w:val="B9C43E2A"/>
-    <w:lvl w:ilvl="0">
-      <w:start w:val="1"/>
-      <w:numFmt w:val="bullet"/>
-      <w:lvlText w:val=""/>
-      <w:lvlJc w:val="left"/>
-      <w:pPr>
-        <w:tabs>
-          <w:tab w:val="num" w:pos="720"/>
-        </w:tabs>
-        <w:ind w:left="720" w:hanging="360"/>
-      </w:pPr>
-      <w:rPr>
-        <w:rFonts w:ascii="Symbol" w:hAnsi="Symbol" w:hint="default"/>
-        <w:sz w:val="20"/>
-      </w:rPr>
-    </w:lvl>
-    <w:lvl w:ilvl="1" w:tentative="1">
-      <w:start w:val="1"/>
-      <w:numFmt w:val="bullet"/>
-      <w:lvlText w:val="o"/>
-      <w:lvlJc w:val="left"/>
-      <w:pPr>
-        <w:tabs>
-          <w:tab w:val="num" w:pos="1440"/>
-        </w:tabs>
-        <w:ind w:left="1440" w:hanging="360"/>
-      </w:pPr>
-      <w:rPr>
-        <w:rFonts w:ascii="Courier New" w:hAnsi="Courier New" w:hint="default"/>
-        <w:sz w:val="20"/>
-      </w:rPr>
-    </w:lvl>
-    <w:lvl w:ilvl="2" w:tentative="1">
-      <w:start w:val="1"/>
-      <w:numFmt w:val="bullet"/>
-      <w:lvlText w:val=""/>
-      <w:lvlJc w:val="left"/>
-      <w:pPr>
-        <w:tabs>
-          <w:tab w:val="num" w:pos="2160"/>
-        </w:tabs>
-        <w:ind w:left="2160" w:hanging="360"/>
-      </w:pPr>
-      <w:rPr>
-        <w:rFonts w:ascii="Wingdings" w:hAnsi="Wingdings" w:hint="default"/>
-        <w:sz w:val="20"/>
-      </w:rPr>
-    </w:lvl>
-    <w:lvl w:ilvl="3" w:tentative="1">
-      <w:start w:val="1"/>
-      <w:numFmt w:val="bullet"/>
-      <w:lvlText w:val=""/>
-      <w:lvlJc w:val="left"/>
-      <w:pPr>
-        <w:tabs>
-          <w:tab w:val="num" w:pos="2880"/>
-        </w:tabs>
-        <w:ind w:left="2880" w:hanging="360"/>
-      </w:pPr>
-      <w:rPr>
-        <w:rFonts w:ascii="Wingdings" w:hAnsi="Wingdings" w:hint="default"/>
-        <w:sz w:val="20"/>
-      </w:rPr>
-    </w:lvl>
-    <w:lvl w:ilvl="4" w:tentative="1">
-      <w:start w:val="1"/>
-      <w:numFmt w:val="bullet"/>
-      <w:lvlText w:val=""/>
-      <w:lvlJc w:val="left"/>
-      <w:pPr>
-        <w:tabs>
-          <w:tab w:val="num" w:pos="3600"/>
-        </w:tabs>
-        <w:ind w:left="3600" w:hanging="360"/>
-      </w:pPr>
-      <w:rPr>
-        <w:rFonts w:ascii="Wingdings" w:hAnsi="Wingdings" w:hint="default"/>
-        <w:sz w:val="20"/>
-      </w:rPr>
-    </w:lvl>
-    <w:lvl w:ilvl="5" w:tentative="1">
-      <w:start w:val="1"/>
-      <w:numFmt w:val="bullet"/>
-      <w:lvlText w:val=""/>
-      <w:lvlJc w:val="left"/>
-      <w:pPr>
-        <w:tabs>
-          <w:tab w:val="num" w:pos="4320"/>
-        </w:tabs>
-        <w:ind w:left="4320" w:hanging="360"/>
-      </w:pPr>
-      <w:rPr>
-        <w:rFonts w:ascii="Wingdings" w:hAnsi="Wingdings" w:hint="default"/>
-        <w:sz w:val="20"/>
-      </w:rPr>
-    </w:lvl>
-    <w:lvl w:ilvl="6" w:tentative="1">
-      <w:start w:val="1"/>
-      <w:numFmt w:val="bullet"/>
-      <w:lvlText w:val=""/>
-      <w:lvlJc w:val="left"/>
-      <w:pPr>
-        <w:tabs>
-          <w:tab w:val="num" w:pos="5040"/>
-        </w:tabs>
-        <w:ind w:left="5040" w:hanging="360"/>
-      </w:pPr>
-      <w:rPr>
-        <w:rFonts w:ascii="Wingdings" w:hAnsi="Wingdings" w:hint="default"/>
-        <w:sz w:val="20"/>
-      </w:rPr>
-    </w:lvl>
-    <w:lvl w:ilvl="7" w:tentative="1">
-      <w:start w:val="1"/>
-      <w:numFmt w:val="bullet"/>
-      <w:lvlText w:val=""/>
-      <w:lvlJc w:val="left"/>
-      <w:pPr>
-        <w:tabs>
-          <w:tab w:val="num" w:pos="5760"/>
-        </w:tabs>
-        <w:ind w:left="5760" w:hanging="360"/>
-      </w:pPr>
-      <w:rPr>
-        <w:rFonts w:ascii="Wingdings" w:hAnsi="Wingdings" w:hint="default"/>
-        <w:sz w:val="20"/>
-      </w:rPr>
-    </w:lvl>
-    <w:lvl w:ilvl="8" w:tentative="1">
-      <w:start w:val="1"/>
-      <w:numFmt w:val="bullet"/>
-      <w:lvlText w:val=""/>
-      <w:lvlJc w:val="left"/>
-      <w:pPr>
-        <w:tabs>
-          <w:tab w:val="num" w:pos="6480"/>
-        </w:tabs>
-        <w:ind w:left="6480" w:hanging="360"/>
-      </w:pPr>
-      <w:rPr>
-        <w:rFonts w:ascii="Wingdings" w:hAnsi="Wingdings" w:hint="default"/>
-        <w:sz w:val="20"/>
-      </w:rPr>
-    </w:lvl>
-  </w:abstractNum>
-  <w:abstractNum w:abstractNumId="30" w15:restartNumberingAfterBreak="0">
-    <w:nsid w:val="49C142B2"/>
-    <w:multiLevelType w:val="multilevel"/>
-    <w:tmpl w:val="CE60E484"/>
-    <w:lvl w:ilvl="0">
-      <w:start w:val="1"/>
-      <w:numFmt w:val="bullet"/>
-      <w:lvlText w:val=""/>
-      <w:lvlJc w:val="left"/>
-      <w:pPr>
-        <w:tabs>
-          <w:tab w:val="num" w:pos="720"/>
-        </w:tabs>
-        <w:ind w:left="720" w:hanging="360"/>
-      </w:pPr>
-      <w:rPr>
-        <w:rFonts w:ascii="Symbol" w:hAnsi="Symbol" w:hint="default"/>
-        <w:sz w:val="20"/>
-      </w:rPr>
-    </w:lvl>
-    <w:lvl w:ilvl="1" w:tentative="1">
-      <w:start w:val="1"/>
-      <w:numFmt w:val="bullet"/>
-      <w:lvlText w:val="o"/>
-      <w:lvlJc w:val="left"/>
-      <w:pPr>
-        <w:tabs>
-          <w:tab w:val="num" w:pos="1440"/>
-        </w:tabs>
-        <w:ind w:left="1440" w:hanging="360"/>
-      </w:pPr>
-      <w:rPr>
-        <w:rFonts w:ascii="Courier New" w:hAnsi="Courier New" w:hint="default"/>
-        <w:sz w:val="20"/>
-      </w:rPr>
-    </w:lvl>
-    <w:lvl w:ilvl="2" w:tentative="1">
-      <w:start w:val="1"/>
-      <w:numFmt w:val="bullet"/>
-      <w:lvlText w:val=""/>
-      <w:lvlJc w:val="left"/>
-      <w:pPr>
-        <w:tabs>
-          <w:tab w:val="num" w:pos="2160"/>
-        </w:tabs>
-        <w:ind w:left="2160" w:hanging="360"/>
-      </w:pPr>
-      <w:rPr>
-        <w:rFonts w:ascii="Wingdings" w:hAnsi="Wingdings" w:hint="default"/>
-        <w:sz w:val="20"/>
-      </w:rPr>
-    </w:lvl>
-    <w:lvl w:ilvl="3" w:tentative="1">
-      <w:start w:val="1"/>
-      <w:numFmt w:val="bullet"/>
-      <w:lvlText w:val=""/>
-      <w:lvlJc w:val="left"/>
-      <w:pPr>
-        <w:tabs>
-          <w:tab w:val="num" w:pos="2880"/>
-        </w:tabs>
-        <w:ind w:left="2880" w:hanging="360"/>
-      </w:pPr>
-      <w:rPr>
-        <w:rFonts w:ascii="Wingdings" w:hAnsi="Wingdings" w:hint="default"/>
-        <w:sz w:val="20"/>
-      </w:rPr>
-    </w:lvl>
-    <w:lvl w:ilvl="4" w:tentative="1">
-      <w:start w:val="1"/>
-      <w:numFmt w:val="bullet"/>
-      <w:lvlText w:val=""/>
-      <w:lvlJc w:val="left"/>
-      <w:pPr>
-        <w:tabs>
-          <w:tab w:val="num" w:pos="3600"/>
-        </w:tabs>
-        <w:ind w:left="3600" w:hanging="360"/>
-      </w:pPr>
-      <w:rPr>
-        <w:rFonts w:ascii="Wingdings" w:hAnsi="Wingdings" w:hint="default"/>
-        <w:sz w:val="20"/>
-      </w:rPr>
-    </w:lvl>
-    <w:lvl w:ilvl="5" w:tentative="1">
-      <w:start w:val="1"/>
-      <w:numFmt w:val="bullet"/>
-      <w:lvlText w:val=""/>
-      <w:lvlJc w:val="left"/>
-      <w:pPr>
-        <w:tabs>
-          <w:tab w:val="num" w:pos="4320"/>
-        </w:tabs>
-        <w:ind w:left="4320" w:hanging="360"/>
-      </w:pPr>
-      <w:rPr>
-        <w:rFonts w:ascii="Wingdings" w:hAnsi="Wingdings" w:hint="default"/>
-        <w:sz w:val="20"/>
-      </w:rPr>
-    </w:lvl>
-    <w:lvl w:ilvl="6" w:tentative="1">
-      <w:start w:val="1"/>
-      <w:numFmt w:val="bullet"/>
-      <w:lvlText w:val=""/>
-      <w:lvlJc w:val="left"/>
-      <w:pPr>
-        <w:tabs>
-          <w:tab w:val="num" w:pos="5040"/>
-        </w:tabs>
-        <w:ind w:left="5040" w:hanging="360"/>
-      </w:pPr>
-      <w:rPr>
-        <w:rFonts w:ascii="Wingdings" w:hAnsi="Wingdings" w:hint="default"/>
-        <w:sz w:val="20"/>
-      </w:rPr>
-    </w:lvl>
-    <w:lvl w:ilvl="7" w:tentative="1">
-      <w:start w:val="1"/>
-      <w:numFmt w:val="bullet"/>
-      <w:lvlText w:val=""/>
-      <w:lvlJc w:val="left"/>
-      <w:pPr>
-        <w:tabs>
-          <w:tab w:val="num" w:pos="5760"/>
-        </w:tabs>
-        <w:ind w:left="5760" w:hanging="360"/>
-      </w:pPr>
-      <w:rPr>
-        <w:rFonts w:ascii="Wingdings" w:hAnsi="Wingdings" w:hint="default"/>
-        <w:sz w:val="20"/>
-      </w:rPr>
-    </w:lvl>
-    <w:lvl w:ilvl="8" w:tentative="1">
-      <w:start w:val="1"/>
-      <w:numFmt w:val="bullet"/>
-      <w:lvlText w:val=""/>
-      <w:lvlJc w:val="left"/>
-      <w:pPr>
-        <w:tabs>
-          <w:tab w:val="num" w:pos="6480"/>
-        </w:tabs>
-        <w:ind w:left="6480" w:hanging="360"/>
-      </w:pPr>
-      <w:rPr>
-        <w:rFonts w:ascii="Wingdings" w:hAnsi="Wingdings" w:hint="default"/>
-        <w:sz w:val="20"/>
-      </w:rPr>
-    </w:lvl>
-  </w:abstractNum>
-  <w:abstractNum w:abstractNumId="31" w15:restartNumberingAfterBreak="0">
-    <w:nsid w:val="4A335C0C"/>
-    <w:multiLevelType w:val="multilevel"/>
-    <w:tmpl w:val="084C92C0"/>
-    <w:lvl w:ilvl="0">
-      <w:start w:val="1"/>
-      <w:numFmt w:val="bullet"/>
-      <w:lvlText w:val=""/>
-      <w:lvlJc w:val="left"/>
-      <w:pPr>
-        <w:tabs>
-          <w:tab w:val="num" w:pos="720"/>
-        </w:tabs>
-        <w:ind w:left="720" w:hanging="360"/>
-      </w:pPr>
-      <w:rPr>
-        <w:rFonts w:ascii="Symbol" w:hAnsi="Symbol" w:hint="default"/>
-        <w:sz w:val="20"/>
-      </w:rPr>
-    </w:lvl>
-    <w:lvl w:ilvl="1" w:tentative="1">
-      <w:start w:val="1"/>
-      <w:numFmt w:val="bullet"/>
-      <w:lvlText w:val="o"/>
-      <w:lvlJc w:val="left"/>
-      <w:pPr>
-        <w:tabs>
-          <w:tab w:val="num" w:pos="1440"/>
-        </w:tabs>
-        <w:ind w:left="1440" w:hanging="360"/>
-      </w:pPr>
-      <w:rPr>
-        <w:rFonts w:ascii="Courier New" w:hAnsi="Courier New" w:hint="default"/>
-        <w:sz w:val="20"/>
-      </w:rPr>
-    </w:lvl>
-    <w:lvl w:ilvl="2" w:tentative="1">
-      <w:start w:val="1"/>
-      <w:numFmt w:val="bullet"/>
-      <w:lvlText w:val=""/>
-      <w:lvlJc w:val="left"/>
-      <w:pPr>
-        <w:tabs>
-          <w:tab w:val="num" w:pos="2160"/>
-        </w:tabs>
-        <w:ind w:left="2160" w:hanging="360"/>
-      </w:pPr>
-      <w:rPr>
-        <w:rFonts w:ascii="Wingdings" w:hAnsi="Wingdings" w:hint="default"/>
-        <w:sz w:val="20"/>
-      </w:rPr>
-    </w:lvl>
-    <w:lvl w:ilvl="3" w:tentative="1">
-      <w:start w:val="1"/>
-      <w:numFmt w:val="bullet"/>
-      <w:lvlText w:val=""/>
-      <w:lvlJc w:val="left"/>
-      <w:pPr>
-        <w:tabs>
-          <w:tab w:val="num" w:pos="2880"/>
-        </w:tabs>
-        <w:ind w:left="2880" w:hanging="360"/>
-      </w:pPr>
-      <w:rPr>
-        <w:rFonts w:ascii="Wingdings" w:hAnsi="Wingdings" w:hint="default"/>
-        <w:sz w:val="20"/>
-      </w:rPr>
-    </w:lvl>
-    <w:lvl w:ilvl="4" w:tentative="1">
-      <w:start w:val="1"/>
-      <w:numFmt w:val="bullet"/>
-      <w:lvlText w:val=""/>
-      <w:lvlJc w:val="left"/>
-      <w:pPr>
-        <w:tabs>
-          <w:tab w:val="num" w:pos="3600"/>
-        </w:tabs>
-        <w:ind w:left="3600" w:hanging="360"/>
-      </w:pPr>
-      <w:rPr>
-        <w:rFonts w:ascii="Wingdings" w:hAnsi="Wingdings" w:hint="default"/>
-        <w:sz w:val="20"/>
-      </w:rPr>
-    </w:lvl>
-    <w:lvl w:ilvl="5" w:tentative="1">
-      <w:start w:val="1"/>
-      <w:numFmt w:val="bullet"/>
-      <w:lvlText w:val=""/>
-      <w:lvlJc w:val="left"/>
-      <w:pPr>
-        <w:tabs>
-          <w:tab w:val="num" w:pos="4320"/>
-        </w:tabs>
-        <w:ind w:left="4320" w:hanging="360"/>
-      </w:pPr>
-      <w:rPr>
-        <w:rFonts w:ascii="Wingdings" w:hAnsi="Wingdings" w:hint="default"/>
-        <w:sz w:val="20"/>
-      </w:rPr>
-    </w:lvl>
-    <w:lvl w:ilvl="6" w:tentative="1">
-      <w:start w:val="1"/>
-      <w:numFmt w:val="bullet"/>
-      <w:lvlText w:val=""/>
-      <w:lvlJc w:val="left"/>
-      <w:pPr>
-        <w:tabs>
-          <w:tab w:val="num" w:pos="5040"/>
-        </w:tabs>
-        <w:ind w:left="5040" w:hanging="360"/>
-      </w:pPr>
-      <w:rPr>
-        <w:rFonts w:ascii="Wingdings" w:hAnsi="Wingdings" w:hint="default"/>
-        <w:sz w:val="20"/>
-      </w:rPr>
-    </w:lvl>
-    <w:lvl w:ilvl="7" w:tentative="1">
-      <w:start w:val="1"/>
-      <w:numFmt w:val="bullet"/>
-      <w:lvlText w:val=""/>
-      <w:lvlJc w:val="left"/>
-      <w:pPr>
-        <w:tabs>
-          <w:tab w:val="num" w:pos="5760"/>
-        </w:tabs>
-        <w:ind w:left="5760" w:hanging="360"/>
-      </w:pPr>
-      <w:rPr>
-        <w:rFonts w:ascii="Wingdings" w:hAnsi="Wingdings" w:hint="default"/>
-        <w:sz w:val="20"/>
-      </w:rPr>
-    </w:lvl>
-    <w:lvl w:ilvl="8" w:tentative="1">
-      <w:start w:val="1"/>
-      <w:numFmt w:val="bullet"/>
-      <w:lvlText w:val=""/>
-      <w:lvlJc w:val="left"/>
-      <w:pPr>
-        <w:tabs>
-          <w:tab w:val="num" w:pos="6480"/>
-        </w:tabs>
-        <w:ind w:left="6480" w:hanging="360"/>
-      </w:pPr>
-      <w:rPr>
-        <w:rFonts w:ascii="Wingdings" w:hAnsi="Wingdings" w:hint="default"/>
-        <w:sz w:val="20"/>
-      </w:rPr>
-    </w:lvl>
-  </w:abstractNum>
-  <w:abstractNum w:abstractNumId="32" w15:restartNumberingAfterBreak="0">
-    <w:nsid w:val="4AC536C8"/>
-    <w:multiLevelType w:val="multilevel"/>
-    <w:tmpl w:val="AACA85A6"/>
-    <w:lvl w:ilvl="0">
-      <w:start w:val="1"/>
-      <w:numFmt w:val="bullet"/>
-      <w:lvlText w:val=""/>
-      <w:lvlJc w:val="left"/>
-      <w:pPr>
-        <w:tabs>
-          <w:tab w:val="num" w:pos="720"/>
-        </w:tabs>
-        <w:ind w:left="720" w:hanging="360"/>
-      </w:pPr>
-      <w:rPr>
-        <w:rFonts w:ascii="Symbol" w:hAnsi="Symbol" w:hint="default"/>
-        <w:sz w:val="20"/>
-      </w:rPr>
-    </w:lvl>
-    <w:lvl w:ilvl="1" w:tentative="1">
-      <w:start w:val="1"/>
-      <w:numFmt w:val="bullet"/>
-      <w:lvlText w:val="o"/>
-      <w:lvlJc w:val="left"/>
-      <w:pPr>
-        <w:tabs>
-          <w:tab w:val="num" w:pos="1440"/>
-        </w:tabs>
-        <w:ind w:left="1440" w:hanging="360"/>
-      </w:pPr>
-      <w:rPr>
-        <w:rFonts w:ascii="Courier New" w:hAnsi="Courier New" w:hint="default"/>
-        <w:sz w:val="20"/>
-      </w:rPr>
-    </w:lvl>
-    <w:lvl w:ilvl="2" w:tentative="1">
-      <w:start w:val="1"/>
-      <w:numFmt w:val="bullet"/>
-      <w:lvlText w:val=""/>
-      <w:lvlJc w:val="left"/>
-      <w:pPr>
-        <w:tabs>
-          <w:tab w:val="num" w:pos="2160"/>
-        </w:tabs>
-        <w:ind w:left="2160" w:hanging="360"/>
-      </w:pPr>
-      <w:rPr>
-        <w:rFonts w:ascii="Wingdings" w:hAnsi="Wingdings" w:hint="default"/>
-        <w:sz w:val="20"/>
-      </w:rPr>
-    </w:lvl>
-    <w:lvl w:ilvl="3" w:tentative="1">
-      <w:start w:val="1"/>
-      <w:numFmt w:val="bullet"/>
-      <w:lvlText w:val=""/>
-      <w:lvlJc w:val="left"/>
-      <w:pPr>
-        <w:tabs>
-          <w:tab w:val="num" w:pos="2880"/>
-        </w:tabs>
-        <w:ind w:left="2880" w:hanging="360"/>
-      </w:pPr>
-      <w:rPr>
-        <w:rFonts w:ascii="Wingdings" w:hAnsi="Wingdings" w:hint="default"/>
-        <w:sz w:val="20"/>
-      </w:rPr>
-    </w:lvl>
-    <w:lvl w:ilvl="4" w:tentative="1">
-      <w:start w:val="1"/>
-      <w:numFmt w:val="bullet"/>
-      <w:lvlText w:val=""/>
-      <w:lvlJc w:val="left"/>
-      <w:pPr>
-        <w:tabs>
-          <w:tab w:val="num" w:pos="3600"/>
-        </w:tabs>
-        <w:ind w:left="3600" w:hanging="360"/>
-      </w:pPr>
-      <w:rPr>
-        <w:rFonts w:ascii="Wingdings" w:hAnsi="Wingdings" w:hint="default"/>
-        <w:sz w:val="20"/>
-      </w:rPr>
-    </w:lvl>
-    <w:lvl w:ilvl="5" w:tentative="1">
-      <w:start w:val="1"/>
-      <w:numFmt w:val="bullet"/>
-      <w:lvlText w:val=""/>
-      <w:lvlJc w:val="left"/>
-      <w:pPr>
-        <w:tabs>
-          <w:tab w:val="num" w:pos="4320"/>
-        </w:tabs>
-        <w:ind w:left="4320" w:hanging="360"/>
-      </w:pPr>
-      <w:rPr>
-        <w:rFonts w:ascii="Wingdings" w:hAnsi="Wingdings" w:hint="default"/>
-        <w:sz w:val="20"/>
-      </w:rPr>
-    </w:lvl>
-    <w:lvl w:ilvl="6" w:tentative="1">
-      <w:start w:val="1"/>
-      <w:numFmt w:val="bullet"/>
-      <w:lvlText w:val=""/>
-      <w:lvlJc w:val="left"/>
-      <w:pPr>
-        <w:tabs>
-          <w:tab w:val="num" w:pos="5040"/>
-        </w:tabs>
-        <w:ind w:left="5040" w:hanging="360"/>
-      </w:pPr>
-      <w:rPr>
-        <w:rFonts w:ascii="Wingdings" w:hAnsi="Wingdings" w:hint="default"/>
-        <w:sz w:val="20"/>
-      </w:rPr>
-    </w:lvl>
-    <w:lvl w:ilvl="7" w:tentative="1">
-      <w:start w:val="1"/>
-      <w:numFmt w:val="bullet"/>
-      <w:lvlText w:val=""/>
-      <w:lvlJc w:val="left"/>
-      <w:pPr>
-        <w:tabs>
-          <w:tab w:val="num" w:pos="5760"/>
-        </w:tabs>
-        <w:ind w:left="5760" w:hanging="360"/>
-      </w:pPr>
-      <w:rPr>
-        <w:rFonts w:ascii="Wingdings" w:hAnsi="Wingdings" w:hint="default"/>
-        <w:sz w:val="20"/>
-      </w:rPr>
-    </w:lvl>
-    <w:lvl w:ilvl="8" w:tentative="1">
-      <w:start w:val="1"/>
-      <w:numFmt w:val="bullet"/>
-      <w:lvlText w:val=""/>
-      <w:lvlJc w:val="left"/>
-      <w:pPr>
-        <w:tabs>
-          <w:tab w:val="num" w:pos="6480"/>
-        </w:tabs>
-        <w:ind w:left="6480" w:hanging="360"/>
-      </w:pPr>
-      <w:rPr>
-        <w:rFonts w:ascii="Wingdings" w:hAnsi="Wingdings" w:hint="default"/>
-        <w:sz w:val="20"/>
-      </w:rPr>
-    </w:lvl>
-  </w:abstractNum>
-  <w:abstractNum w:abstractNumId="33" w15:restartNumberingAfterBreak="0">
-    <w:nsid w:val="4EB40E38"/>
-    <w:multiLevelType w:val="multilevel"/>
-    <w:tmpl w:val="703E7FF8"/>
-    <w:lvl w:ilvl="0">
-      <w:start w:val="1"/>
-      <w:numFmt w:val="bullet"/>
-      <w:lvlText w:val=""/>
-      <w:lvlJc w:val="left"/>
-      <w:pPr>
-        <w:tabs>
-          <w:tab w:val="num" w:pos="720"/>
-        </w:tabs>
-        <w:ind w:left="720" w:hanging="360"/>
-      </w:pPr>
-      <w:rPr>
-        <w:rFonts w:ascii="Symbol" w:hAnsi="Symbol" w:hint="default"/>
-        <w:sz w:val="20"/>
-      </w:rPr>
-    </w:lvl>
-    <w:lvl w:ilvl="1" w:tentative="1">
-      <w:start w:val="1"/>
-      <w:numFmt w:val="bullet"/>
-      <w:lvlText w:val="o"/>
-      <w:lvlJc w:val="left"/>
-      <w:pPr>
-        <w:tabs>
-          <w:tab w:val="num" w:pos="1440"/>
-        </w:tabs>
-        <w:ind w:left="1440" w:hanging="360"/>
-      </w:pPr>
-      <w:rPr>
-        <w:rFonts w:ascii="Courier New" w:hAnsi="Courier New" w:hint="default"/>
-        <w:sz w:val="20"/>
-      </w:rPr>
-    </w:lvl>
-    <w:lvl w:ilvl="2" w:tentative="1">
-      <w:start w:val="1"/>
-      <w:numFmt w:val="bullet"/>
-      <w:lvlText w:val=""/>
-      <w:lvlJc w:val="left"/>
-      <w:pPr>
-        <w:tabs>
-          <w:tab w:val="num" w:pos="2160"/>
-        </w:tabs>
-        <w:ind w:left="2160" w:hanging="360"/>
-      </w:pPr>
-      <w:rPr>
-        <w:rFonts w:ascii="Wingdings" w:hAnsi="Wingdings" w:hint="default"/>
-        <w:sz w:val="20"/>
-      </w:rPr>
-    </w:lvl>
-    <w:lvl w:ilvl="3" w:tentative="1">
-      <w:start w:val="1"/>
-      <w:numFmt w:val="bullet"/>
-      <w:lvlText w:val=""/>
-      <w:lvlJc w:val="left"/>
-      <w:pPr>
-        <w:tabs>
-          <w:tab w:val="num" w:pos="2880"/>
-        </w:tabs>
-        <w:ind w:left="2880" w:hanging="360"/>
-      </w:pPr>
-      <w:rPr>
-        <w:rFonts w:ascii="Wingdings" w:hAnsi="Wingdings" w:hint="default"/>
-        <w:sz w:val="20"/>
-      </w:rPr>
-    </w:lvl>
-    <w:lvl w:ilvl="4" w:tentative="1">
-      <w:start w:val="1"/>
-      <w:numFmt w:val="bullet"/>
-      <w:lvlText w:val=""/>
-      <w:lvlJc w:val="left"/>
-      <w:pPr>
-        <w:tabs>
-          <w:tab w:val="num" w:pos="3600"/>
-        </w:tabs>
-        <w:ind w:left="3600" w:hanging="360"/>
-      </w:pPr>
-      <w:rPr>
-        <w:rFonts w:ascii="Wingdings" w:hAnsi="Wingdings" w:hint="default"/>
-        <w:sz w:val="20"/>
-      </w:rPr>
-    </w:lvl>
-    <w:lvl w:ilvl="5" w:tentative="1">
-      <w:start w:val="1"/>
-      <w:numFmt w:val="bullet"/>
-      <w:lvlText w:val=""/>
-      <w:lvlJc w:val="left"/>
-      <w:pPr>
-        <w:tabs>
-          <w:tab w:val="num" w:pos="4320"/>
-        </w:tabs>
-        <w:ind w:left="4320" w:hanging="360"/>
-      </w:pPr>
-      <w:rPr>
-        <w:rFonts w:ascii="Wingdings" w:hAnsi="Wingdings" w:hint="default"/>
-        <w:sz w:val="20"/>
-      </w:rPr>
-    </w:lvl>
-    <w:lvl w:ilvl="6" w:tentative="1">
-      <w:start w:val="1"/>
-      <w:numFmt w:val="bullet"/>
-      <w:lvlText w:val=""/>
-      <w:lvlJc w:val="left"/>
-      <w:pPr>
-        <w:tabs>
-          <w:tab w:val="num" w:pos="5040"/>
-        </w:tabs>
-        <w:ind w:left="5040" w:hanging="360"/>
-      </w:pPr>
-      <w:rPr>
-        <w:rFonts w:ascii="Wingdings" w:hAnsi="Wingdings" w:hint="default"/>
-        <w:sz w:val="20"/>
-      </w:rPr>
-    </w:lvl>
-    <w:lvl w:ilvl="7" w:tentative="1">
-      <w:start w:val="1"/>
-      <w:numFmt w:val="bullet"/>
-      <w:lvlText w:val=""/>
-      <w:lvlJc w:val="left"/>
-      <w:pPr>
-        <w:tabs>
-          <w:tab w:val="num" w:pos="5760"/>
-        </w:tabs>
-        <w:ind w:left="5760" w:hanging="360"/>
-      </w:pPr>
-      <w:rPr>
-        <w:rFonts w:ascii="Wingdings" w:hAnsi="Wingdings" w:hint="default"/>
-        <w:sz w:val="20"/>
-      </w:rPr>
-    </w:lvl>
-    <w:lvl w:ilvl="8" w:tentative="1">
-      <w:start w:val="1"/>
-      <w:numFmt w:val="bullet"/>
-      <w:lvlText w:val=""/>
-      <w:lvlJc w:val="left"/>
-      <w:pPr>
-        <w:tabs>
-          <w:tab w:val="num" w:pos="6480"/>
-        </w:tabs>
-        <w:ind w:left="6480" w:hanging="360"/>
-      </w:pPr>
-      <w:rPr>
-        <w:rFonts w:ascii="Wingdings" w:hAnsi="Wingdings" w:hint="default"/>
-        <w:sz w:val="20"/>
-      </w:rPr>
-    </w:lvl>
-  </w:abstractNum>
-  <w:abstractNum w:abstractNumId="34" w15:restartNumberingAfterBreak="0">
-    <w:nsid w:val="502A128B"/>
-    <w:multiLevelType w:val="multilevel"/>
-    <w:tmpl w:val="466E7F7E"/>
-    <w:lvl w:ilvl="0">
-      <w:start w:val="1"/>
-      <w:numFmt w:val="bullet"/>
-      <w:lvlText w:val=""/>
-      <w:lvlJc w:val="left"/>
-      <w:pPr>
-        <w:tabs>
-          <w:tab w:val="num" w:pos="720"/>
-        </w:tabs>
-        <w:ind w:left="720" w:hanging="360"/>
-      </w:pPr>
-      <w:rPr>
-        <w:rFonts w:ascii="Symbol" w:hAnsi="Symbol" w:hint="default"/>
-        <w:sz w:val="20"/>
-      </w:rPr>
-    </w:lvl>
-    <w:lvl w:ilvl="1" w:tentative="1">
-      <w:start w:val="1"/>
-      <w:numFmt w:val="bullet"/>
-      <w:lvlText w:val="o"/>
-      <w:lvlJc w:val="left"/>
-      <w:pPr>
-        <w:tabs>
-          <w:tab w:val="num" w:pos="1440"/>
-        </w:tabs>
-        <w:ind w:left="1440" w:hanging="360"/>
-      </w:pPr>
-      <w:rPr>
-        <w:rFonts w:ascii="Courier New" w:hAnsi="Courier New" w:hint="default"/>
-        <w:sz w:val="20"/>
-      </w:rPr>
-    </w:lvl>
-    <w:lvl w:ilvl="2" w:tentative="1">
-      <w:start w:val="1"/>
-      <w:numFmt w:val="bullet"/>
-      <w:lvlText w:val=""/>
-      <w:lvlJc w:val="left"/>
-      <w:pPr>
-        <w:tabs>
-          <w:tab w:val="num" w:pos="2160"/>
-        </w:tabs>
-        <w:ind w:left="2160" w:hanging="360"/>
-      </w:pPr>
-      <w:rPr>
-        <w:rFonts w:ascii="Wingdings" w:hAnsi="Wingdings" w:hint="default"/>
-        <w:sz w:val="20"/>
-      </w:rPr>
-    </w:lvl>
-    <w:lvl w:ilvl="3" w:tentative="1">
-      <w:start w:val="1"/>
-      <w:numFmt w:val="bullet"/>
-      <w:lvlText w:val=""/>
-      <w:lvlJc w:val="left"/>
-      <w:pPr>
-        <w:tabs>
-          <w:tab w:val="num" w:pos="2880"/>
-        </w:tabs>
-        <w:ind w:left="2880" w:hanging="360"/>
-      </w:pPr>
-      <w:rPr>
-        <w:rFonts w:ascii="Wingdings" w:hAnsi="Wingdings" w:hint="default"/>
-        <w:sz w:val="20"/>
-      </w:rPr>
-    </w:lvl>
-    <w:lvl w:ilvl="4" w:tentative="1">
-      <w:start w:val="1"/>
-      <w:numFmt w:val="bullet"/>
-      <w:lvlText w:val=""/>
-      <w:lvlJc w:val="left"/>
-      <w:pPr>
-        <w:tabs>
-          <w:tab w:val="num" w:pos="3600"/>
-        </w:tabs>
-        <w:ind w:left="3600" w:hanging="360"/>
-      </w:pPr>
-      <w:rPr>
-        <w:rFonts w:ascii="Wingdings" w:hAnsi="Wingdings" w:hint="default"/>
-        <w:sz w:val="20"/>
-      </w:rPr>
-    </w:lvl>
-    <w:lvl w:ilvl="5" w:tentative="1">
-      <w:start w:val="1"/>
-      <w:numFmt w:val="bullet"/>
-      <w:lvlText w:val=""/>
-      <w:lvlJc w:val="left"/>
-      <w:pPr>
-        <w:tabs>
-          <w:tab w:val="num" w:pos="4320"/>
-        </w:tabs>
-        <w:ind w:left="4320" w:hanging="360"/>
-      </w:pPr>
-      <w:rPr>
-        <w:rFonts w:ascii="Wingdings" w:hAnsi="Wingdings" w:hint="default"/>
-        <w:sz w:val="20"/>
-      </w:rPr>
-    </w:lvl>
-    <w:lvl w:ilvl="6" w:tentative="1">
-      <w:start w:val="1"/>
-      <w:numFmt w:val="bullet"/>
-      <w:lvlText w:val=""/>
-      <w:lvlJc w:val="left"/>
-      <w:pPr>
-        <w:tabs>
-          <w:tab w:val="num" w:pos="5040"/>
-        </w:tabs>
-        <w:ind w:left="5040" w:hanging="360"/>
-      </w:pPr>
-      <w:rPr>
-        <w:rFonts w:ascii="Wingdings" w:hAnsi="Wingdings" w:hint="default"/>
-        <w:sz w:val="20"/>
-      </w:rPr>
-    </w:lvl>
-    <w:lvl w:ilvl="7" w:tentative="1">
-      <w:start w:val="1"/>
-      <w:numFmt w:val="bullet"/>
-      <w:lvlText w:val=""/>
-      <w:lvlJc w:val="left"/>
-      <w:pPr>
-        <w:tabs>
-          <w:tab w:val="num" w:pos="5760"/>
-        </w:tabs>
-        <w:ind w:left="5760" w:hanging="360"/>
-      </w:pPr>
-      <w:rPr>
-        <w:rFonts w:ascii="Wingdings" w:hAnsi="Wingdings" w:hint="default"/>
-        <w:sz w:val="20"/>
-      </w:rPr>
-    </w:lvl>
-    <w:lvl w:ilvl="8" w:tentative="1">
-      <w:start w:val="1"/>
-      <w:numFmt w:val="bullet"/>
-      <w:lvlText w:val=""/>
-      <w:lvlJc w:val="left"/>
-      <w:pPr>
-        <w:tabs>
-          <w:tab w:val="num" w:pos="6480"/>
-        </w:tabs>
-        <w:ind w:left="6480" w:hanging="360"/>
-      </w:pPr>
-      <w:rPr>
-        <w:rFonts w:ascii="Wingdings" w:hAnsi="Wingdings" w:hint="default"/>
-        <w:sz w:val="20"/>
-      </w:rPr>
-    </w:lvl>
-  </w:abstractNum>
-  <w:abstractNum w:abstractNumId="35" w15:restartNumberingAfterBreak="0">
-    <w:nsid w:val="51E04773"/>
-    <w:multiLevelType w:val="multilevel"/>
-    <w:tmpl w:val="95789390"/>
-    <w:lvl w:ilvl="0">
-      <w:start w:val="1"/>
-      <w:numFmt w:val="bullet"/>
-      <w:lvlText w:val=""/>
-      <w:lvlJc w:val="left"/>
-      <w:pPr>
-        <w:tabs>
-          <w:tab w:val="num" w:pos="720"/>
-        </w:tabs>
-        <w:ind w:left="720" w:hanging="360"/>
-      </w:pPr>
-      <w:rPr>
-        <w:rFonts w:ascii="Symbol" w:hAnsi="Symbol" w:hint="default"/>
-        <w:sz w:val="20"/>
-      </w:rPr>
-    </w:lvl>
-    <w:lvl w:ilvl="1" w:tentative="1">
-      <w:start w:val="1"/>
-      <w:numFmt w:val="bullet"/>
-      <w:lvlText w:val="o"/>
-      <w:lvlJc w:val="left"/>
-      <w:pPr>
-        <w:tabs>
-          <w:tab w:val="num" w:pos="1440"/>
-        </w:tabs>
-        <w:ind w:left="1440" w:hanging="360"/>
-      </w:pPr>
-      <w:rPr>
-        <w:rFonts w:ascii="Courier New" w:hAnsi="Courier New" w:hint="default"/>
-        <w:sz w:val="20"/>
-      </w:rPr>
-    </w:lvl>
-    <w:lvl w:ilvl="2" w:tentative="1">
-      <w:start w:val="1"/>
-      <w:numFmt w:val="bullet"/>
-      <w:lvlText w:val=""/>
-      <w:lvlJc w:val="left"/>
-      <w:pPr>
-        <w:tabs>
-          <w:tab w:val="num" w:pos="2160"/>
-        </w:tabs>
-        <w:ind w:left="2160" w:hanging="360"/>
-      </w:pPr>
-      <w:rPr>
-        <w:rFonts w:ascii="Wingdings" w:hAnsi="Wingdings" w:hint="default"/>
-        <w:sz w:val="20"/>
-      </w:rPr>
-    </w:lvl>
-    <w:lvl w:ilvl="3" w:tentative="1">
-      <w:start w:val="1"/>
-      <w:numFmt w:val="bullet"/>
-      <w:lvlText w:val=""/>
-      <w:lvlJc w:val="left"/>
-      <w:pPr>
-        <w:tabs>
-          <w:tab w:val="num" w:pos="2880"/>
-        </w:tabs>
-        <w:ind w:left="2880" w:hanging="360"/>
-      </w:pPr>
-      <w:rPr>
-        <w:rFonts w:ascii="Wingdings" w:hAnsi="Wingdings" w:hint="default"/>
-        <w:sz w:val="20"/>
-      </w:rPr>
-    </w:lvl>
-    <w:lvl w:ilvl="4" w:tentative="1">
-      <w:start w:val="1"/>
-      <w:numFmt w:val="bullet"/>
-      <w:lvlText w:val=""/>
-      <w:lvlJc w:val="left"/>
-      <w:pPr>
-        <w:tabs>
-          <w:tab w:val="num" w:pos="3600"/>
-        </w:tabs>
-        <w:ind w:left="3600" w:hanging="360"/>
-      </w:pPr>
-      <w:rPr>
-        <w:rFonts w:ascii="Wingdings" w:hAnsi="Wingdings" w:hint="default"/>
-        <w:sz w:val="20"/>
-      </w:rPr>
-    </w:lvl>
-    <w:lvl w:ilvl="5" w:tentative="1">
-      <w:start w:val="1"/>
-      <w:numFmt w:val="bullet"/>
-      <w:lvlText w:val=""/>
-      <w:lvlJc w:val="left"/>
-      <w:pPr>
-        <w:tabs>
-          <w:tab w:val="num" w:pos="4320"/>
-        </w:tabs>
-        <w:ind w:left="4320" w:hanging="360"/>
-      </w:pPr>
-      <w:rPr>
-        <w:rFonts w:ascii="Wingdings" w:hAnsi="Wingdings" w:hint="default"/>
-        <w:sz w:val="20"/>
-      </w:rPr>
-    </w:lvl>
-    <w:lvl w:ilvl="6" w:tentative="1">
-      <w:start w:val="1"/>
-      <w:numFmt w:val="bullet"/>
-      <w:lvlText w:val=""/>
-      <w:lvlJc w:val="left"/>
-      <w:pPr>
-        <w:tabs>
-          <w:tab w:val="num" w:pos="5040"/>
-        </w:tabs>
-        <w:ind w:left="5040" w:hanging="360"/>
-      </w:pPr>
-      <w:rPr>
-        <w:rFonts w:ascii="Wingdings" w:hAnsi="Wingdings" w:hint="default"/>
-        <w:sz w:val="20"/>
-      </w:rPr>
-    </w:lvl>
-    <w:lvl w:ilvl="7" w:tentative="1">
-      <w:start w:val="1"/>
-      <w:numFmt w:val="bullet"/>
-      <w:lvlText w:val=""/>
-      <w:lvlJc w:val="left"/>
-      <w:pPr>
-        <w:tabs>
-          <w:tab w:val="num" w:pos="5760"/>
-        </w:tabs>
-        <w:ind w:left="5760" w:hanging="360"/>
-      </w:pPr>
-      <w:rPr>
-        <w:rFonts w:ascii="Wingdings" w:hAnsi="Wingdings" w:hint="default"/>
-        <w:sz w:val="20"/>
-      </w:rPr>
-    </w:lvl>
-    <w:lvl w:ilvl="8" w:tentative="1">
-      <w:start w:val="1"/>
-      <w:numFmt w:val="bullet"/>
-      <w:lvlText w:val=""/>
-      <w:lvlJc w:val="left"/>
-      <w:pPr>
-        <w:tabs>
-          <w:tab w:val="num" w:pos="6480"/>
-        </w:tabs>
-        <w:ind w:left="6480" w:hanging="360"/>
-      </w:pPr>
-      <w:rPr>
-        <w:rFonts w:ascii="Wingdings" w:hAnsi="Wingdings" w:hint="default"/>
-        <w:sz w:val="20"/>
-      </w:rPr>
-    </w:lvl>
-  </w:abstractNum>
-  <w:abstractNum w:abstractNumId="36" w15:restartNumberingAfterBreak="0">
-    <w:nsid w:val="52FB2108"/>
-    <w:multiLevelType w:val="multilevel"/>
-    <w:tmpl w:val="E702D7CC"/>
-    <w:lvl w:ilvl="0">
-      <w:start w:val="1"/>
-      <w:numFmt w:val="bullet"/>
-      <w:lvlText w:val=""/>
-      <w:lvlJc w:val="left"/>
-      <w:pPr>
-        <w:tabs>
-          <w:tab w:val="num" w:pos="720"/>
-        </w:tabs>
-        <w:ind w:left="720" w:hanging="360"/>
-      </w:pPr>
-      <w:rPr>
-        <w:rFonts w:ascii="Symbol" w:hAnsi="Symbol" w:hint="default"/>
-        <w:sz w:val="20"/>
-      </w:rPr>
-    </w:lvl>
-    <w:lvl w:ilvl="1" w:tentative="1">
-      <w:start w:val="1"/>
-      <w:numFmt w:val="bullet"/>
-      <w:lvlText w:val="o"/>
-      <w:lvlJc w:val="left"/>
-      <w:pPr>
-        <w:tabs>
-          <w:tab w:val="num" w:pos="1440"/>
-        </w:tabs>
-        <w:ind w:left="1440" w:hanging="360"/>
-      </w:pPr>
-      <w:rPr>
-        <w:rFonts w:ascii="Courier New" w:hAnsi="Courier New" w:hint="default"/>
-        <w:sz w:val="20"/>
-      </w:rPr>
-    </w:lvl>
-    <w:lvl w:ilvl="2" w:tentative="1">
-      <w:start w:val="1"/>
-      <w:numFmt w:val="bullet"/>
-      <w:lvlText w:val=""/>
-      <w:lvlJc w:val="left"/>
-      <w:pPr>
-        <w:tabs>
-          <w:tab w:val="num" w:pos="2160"/>
-        </w:tabs>
-        <w:ind w:left="2160" w:hanging="360"/>
-      </w:pPr>
-      <w:rPr>
-        <w:rFonts w:ascii="Wingdings" w:hAnsi="Wingdings" w:hint="default"/>
-        <w:sz w:val="20"/>
-      </w:rPr>
-    </w:lvl>
-    <w:lvl w:ilvl="3" w:tentative="1">
-      <w:start w:val="1"/>
-      <w:numFmt w:val="bullet"/>
-      <w:lvlText w:val=""/>
-      <w:lvlJc w:val="left"/>
-      <w:pPr>
-        <w:tabs>
-          <w:tab w:val="num" w:pos="2880"/>
-        </w:tabs>
-        <w:ind w:left="2880" w:hanging="360"/>
-      </w:pPr>
-      <w:rPr>
-        <w:rFonts w:ascii="Wingdings" w:hAnsi="Wingdings" w:hint="default"/>
-        <w:sz w:val="20"/>
-      </w:rPr>
-    </w:lvl>
-    <w:lvl w:ilvl="4" w:tentative="1">
-      <w:start w:val="1"/>
-      <w:numFmt w:val="bullet"/>
-      <w:lvlText w:val=""/>
-      <w:lvlJc w:val="left"/>
-      <w:pPr>
-        <w:tabs>
-          <w:tab w:val="num" w:pos="3600"/>
-        </w:tabs>
-        <w:ind w:left="3600" w:hanging="360"/>
-      </w:pPr>
-      <w:rPr>
-        <w:rFonts w:ascii="Wingdings" w:hAnsi="Wingdings" w:hint="default"/>
-        <w:sz w:val="20"/>
-      </w:rPr>
-    </w:lvl>
-    <w:lvl w:ilvl="5" w:tentative="1">
-      <w:start w:val="1"/>
-      <w:numFmt w:val="bullet"/>
-      <w:lvlText w:val=""/>
-      <w:lvlJc w:val="left"/>
-      <w:pPr>
-        <w:tabs>
-          <w:tab w:val="num" w:pos="4320"/>
-        </w:tabs>
-        <w:ind w:left="4320" w:hanging="360"/>
-      </w:pPr>
-      <w:rPr>
-        <w:rFonts w:ascii="Wingdings" w:hAnsi="Wingdings" w:hint="default"/>
-        <w:sz w:val="20"/>
-      </w:rPr>
-    </w:lvl>
-    <w:lvl w:ilvl="6" w:tentative="1">
-      <w:start w:val="1"/>
-      <w:numFmt w:val="bullet"/>
-      <w:lvlText w:val=""/>
-      <w:lvlJc w:val="left"/>
-      <w:pPr>
-        <w:tabs>
-          <w:tab w:val="num" w:pos="5040"/>
-        </w:tabs>
-        <w:ind w:left="5040" w:hanging="360"/>
-      </w:pPr>
-      <w:rPr>
-        <w:rFonts w:ascii="Wingdings" w:hAnsi="Wingdings" w:hint="default"/>
-        <w:sz w:val="20"/>
-      </w:rPr>
-    </w:lvl>
-    <w:lvl w:ilvl="7" w:tentative="1">
-      <w:start w:val="1"/>
-      <w:numFmt w:val="bullet"/>
-      <w:lvlText w:val=""/>
-      <w:lvlJc w:val="left"/>
-      <w:pPr>
-        <w:tabs>
-          <w:tab w:val="num" w:pos="5760"/>
-        </w:tabs>
-        <w:ind w:left="5760" w:hanging="360"/>
-      </w:pPr>
-      <w:rPr>
-        <w:rFonts w:ascii="Wingdings" w:hAnsi="Wingdings" w:hint="default"/>
-        <w:sz w:val="20"/>
-      </w:rPr>
-    </w:lvl>
-    <w:lvl w:ilvl="8" w:tentative="1">
-      <w:start w:val="1"/>
-      <w:numFmt w:val="bullet"/>
-      <w:lvlText w:val=""/>
-      <w:lvlJc w:val="left"/>
-      <w:pPr>
-        <w:tabs>
-          <w:tab w:val="num" w:pos="6480"/>
-        </w:tabs>
-        <w:ind w:left="6480" w:hanging="360"/>
-      </w:pPr>
-      <w:rPr>
-        <w:rFonts w:ascii="Wingdings" w:hAnsi="Wingdings" w:hint="default"/>
-        <w:sz w:val="20"/>
-      </w:rPr>
-    </w:lvl>
-  </w:abstractNum>
-  <w:abstractNum w:abstractNumId="37" w15:restartNumberingAfterBreak="0">
-    <w:nsid w:val="56473550"/>
-    <w:multiLevelType w:val="multilevel"/>
-    <w:tmpl w:val="0FE40538"/>
-    <w:lvl w:ilvl="0">
-      <w:start w:val="1"/>
-      <w:numFmt w:val="bullet"/>
-      <w:lvlText w:val=""/>
-      <w:lvlJc w:val="left"/>
-      <w:pPr>
-        <w:tabs>
-          <w:tab w:val="num" w:pos="720"/>
-        </w:tabs>
-        <w:ind w:left="720" w:hanging="360"/>
-      </w:pPr>
-      <w:rPr>
-        <w:rFonts w:ascii="Symbol" w:hAnsi="Symbol" w:hint="default"/>
-        <w:sz w:val="20"/>
-      </w:rPr>
-    </w:lvl>
-    <w:lvl w:ilvl="1" w:tentative="1">
-      <w:start w:val="1"/>
-      <w:numFmt w:val="bullet"/>
-      <w:lvlText w:val="o"/>
-      <w:lvlJc w:val="left"/>
-      <w:pPr>
-        <w:tabs>
-          <w:tab w:val="num" w:pos="1440"/>
-        </w:tabs>
-        <w:ind w:left="1440" w:hanging="360"/>
-      </w:pPr>
-      <w:rPr>
-        <w:rFonts w:ascii="Courier New" w:hAnsi="Courier New" w:hint="default"/>
-        <w:sz w:val="20"/>
-      </w:rPr>
-    </w:lvl>
-    <w:lvl w:ilvl="2" w:tentative="1">
-      <w:start w:val="1"/>
-      <w:numFmt w:val="bullet"/>
-      <w:lvlText w:val=""/>
-      <w:lvlJc w:val="left"/>
-      <w:pPr>
-        <w:tabs>
-          <w:tab w:val="num" w:pos="2160"/>
-        </w:tabs>
-        <w:ind w:left="2160" w:hanging="360"/>
-      </w:pPr>
-      <w:rPr>
-        <w:rFonts w:ascii="Wingdings" w:hAnsi="Wingdings" w:hint="default"/>
-        <w:sz w:val="20"/>
-      </w:rPr>
-    </w:lvl>
-    <w:lvl w:ilvl="3" w:tentative="1">
-      <w:start w:val="1"/>
-      <w:numFmt w:val="bullet"/>
-      <w:lvlText w:val=""/>
-      <w:lvlJc w:val="left"/>
-      <w:pPr>
-        <w:tabs>
-          <w:tab w:val="num" w:pos="2880"/>
-        </w:tabs>
-        <w:ind w:left="2880" w:hanging="360"/>
-      </w:pPr>
-      <w:rPr>
-        <w:rFonts w:ascii="Wingdings" w:hAnsi="Wingdings" w:hint="default"/>
-        <w:sz w:val="20"/>
-      </w:rPr>
-    </w:lvl>
-    <w:lvl w:ilvl="4" w:tentative="1">
-      <w:start w:val="1"/>
-      <w:numFmt w:val="bullet"/>
-      <w:lvlText w:val=""/>
-      <w:lvlJc w:val="left"/>
-      <w:pPr>
-        <w:tabs>
-          <w:tab w:val="num" w:pos="3600"/>
-        </w:tabs>
-        <w:ind w:left="3600" w:hanging="360"/>
-      </w:pPr>
-      <w:rPr>
-        <w:rFonts w:ascii="Wingdings" w:hAnsi="Wingdings" w:hint="default"/>
-        <w:sz w:val="20"/>
-      </w:rPr>
-    </w:lvl>
-    <w:lvl w:ilvl="5" w:tentative="1">
-      <w:start w:val="1"/>
-      <w:numFmt w:val="bullet"/>
-      <w:lvlText w:val=""/>
-      <w:lvlJc w:val="left"/>
-      <w:pPr>
-        <w:tabs>
-          <w:tab w:val="num" w:pos="4320"/>
-        </w:tabs>
-        <w:ind w:left="4320" w:hanging="360"/>
-      </w:pPr>
-      <w:rPr>
-        <w:rFonts w:ascii="Wingdings" w:hAnsi="Wingdings" w:hint="default"/>
-        <w:sz w:val="20"/>
-      </w:rPr>
-    </w:lvl>
-    <w:lvl w:ilvl="6" w:tentative="1">
-      <w:start w:val="1"/>
-      <w:numFmt w:val="bullet"/>
-      <w:lvlText w:val=""/>
-      <w:lvlJc w:val="left"/>
-      <w:pPr>
-        <w:tabs>
-          <w:tab w:val="num" w:pos="5040"/>
-        </w:tabs>
-        <w:ind w:left="5040" w:hanging="360"/>
-      </w:pPr>
-      <w:rPr>
-        <w:rFonts w:ascii="Wingdings" w:hAnsi="Wingdings" w:hint="default"/>
-        <w:sz w:val="20"/>
-      </w:rPr>
-    </w:lvl>
-    <w:lvl w:ilvl="7" w:tentative="1">
-      <w:start w:val="1"/>
-      <w:numFmt w:val="bullet"/>
-      <w:lvlText w:val=""/>
-      <w:lvlJc w:val="left"/>
-      <w:pPr>
-        <w:tabs>
-          <w:tab w:val="num" w:pos="5760"/>
-        </w:tabs>
-        <w:ind w:left="5760" w:hanging="360"/>
-      </w:pPr>
-      <w:rPr>
-        <w:rFonts w:ascii="Wingdings" w:hAnsi="Wingdings" w:hint="default"/>
-        <w:sz w:val="20"/>
-      </w:rPr>
-    </w:lvl>
-    <w:lvl w:ilvl="8" w:tentative="1">
-      <w:start w:val="1"/>
-      <w:numFmt w:val="bullet"/>
-      <w:lvlText w:val=""/>
-      <w:lvlJc w:val="left"/>
-      <w:pPr>
-        <w:tabs>
-          <w:tab w:val="num" w:pos="6480"/>
-        </w:tabs>
-        <w:ind w:left="6480" w:hanging="360"/>
-      </w:pPr>
-      <w:rPr>
-        <w:rFonts w:ascii="Wingdings" w:hAnsi="Wingdings" w:hint="default"/>
-        <w:sz w:val="20"/>
-      </w:rPr>
-    </w:lvl>
-  </w:abstractNum>
-  <w:abstractNum w:abstractNumId="38" w15:restartNumberingAfterBreak="0">
-    <w:nsid w:val="5E2C7EC8"/>
-    <w:multiLevelType w:val="multilevel"/>
-    <w:tmpl w:val="3C1EA6F6"/>
-    <w:lvl w:ilvl="0">
-      <w:start w:val="1"/>
-      <w:numFmt w:val="decimal"/>
-      <w:lvlText w:val="%1."/>
-      <w:lvlJc w:val="left"/>
-      <w:pPr>
-        <w:tabs>
-          <w:tab w:val="num" w:pos="720"/>
-        </w:tabs>
-        <w:ind w:left="720" w:hanging="360"/>
-      </w:pPr>
-    </w:lvl>
-    <w:lvl w:ilvl="1" w:tentative="1">
-      <w:start w:val="1"/>
-      <w:numFmt w:val="decimal"/>
-      <w:lvlText w:val="%2."/>
-      <w:lvlJc w:val="left"/>
-      <w:pPr>
-        <w:tabs>
-          <w:tab w:val="num" w:pos="1440"/>
-        </w:tabs>
-        <w:ind w:left="1440" w:hanging="360"/>
-      </w:pPr>
-    </w:lvl>
-    <w:lvl w:ilvl="2" w:tentative="1">
-      <w:start w:val="1"/>
-      <w:numFmt w:val="decimal"/>
-      <w:lvlText w:val="%3."/>
-      <w:lvlJc w:val="left"/>
-      <w:pPr>
-        <w:tabs>
-          <w:tab w:val="num" w:pos="2160"/>
-        </w:tabs>
-        <w:ind w:left="2160" w:hanging="360"/>
-      </w:pPr>
-    </w:lvl>
-    <w:lvl w:ilvl="3" w:tentative="1">
-      <w:start w:val="1"/>
-      <w:numFmt w:val="decimal"/>
-      <w:lvlText w:val="%4."/>
-      <w:lvlJc w:val="left"/>
-      <w:pPr>
-        <w:tabs>
-          <w:tab w:val="num" w:pos="2880"/>
-        </w:tabs>
-        <w:ind w:left="2880" w:hanging="360"/>
-      </w:pPr>
-    </w:lvl>
-    <w:lvl w:ilvl="4" w:tentative="1">
-      <w:start w:val="1"/>
-      <w:numFmt w:val="decimal"/>
-      <w:lvlText w:val="%5."/>
-      <w:lvlJc w:val="left"/>
-      <w:pPr>
-        <w:tabs>
-          <w:tab w:val="num" w:pos="3600"/>
-        </w:tabs>
-        <w:ind w:left="3600" w:hanging="360"/>
-      </w:pPr>
-    </w:lvl>
-    <w:lvl w:ilvl="5" w:tentative="1">
-      <w:start w:val="1"/>
-      <w:numFmt w:val="decimal"/>
-      <w:lvlText w:val="%6."/>
-      <w:lvlJc w:val="left"/>
-      <w:pPr>
-        <w:tabs>
-          <w:tab w:val="num" w:pos="4320"/>
-        </w:tabs>
-        <w:ind w:left="4320" w:hanging="360"/>
-      </w:pPr>
-    </w:lvl>
-    <w:lvl w:ilvl="6" w:tentative="1">
-      <w:start w:val="1"/>
-      <w:numFmt w:val="decimal"/>
-      <w:lvlText w:val="%7."/>
-      <w:lvlJc w:val="left"/>
-      <w:pPr>
-        <w:tabs>
-          <w:tab w:val="num" w:pos="5040"/>
-        </w:tabs>
-        <w:ind w:left="5040" w:hanging="360"/>
-      </w:pPr>
-    </w:lvl>
-    <w:lvl w:ilvl="7" w:tentative="1">
-      <w:start w:val="1"/>
-      <w:numFmt w:val="decimal"/>
-      <w:lvlText w:val="%8."/>
-      <w:lvlJc w:val="left"/>
-      <w:pPr>
-        <w:tabs>
-          <w:tab w:val="num" w:pos="5760"/>
-        </w:tabs>
-        <w:ind w:left="5760" w:hanging="360"/>
-      </w:pPr>
-    </w:lvl>
-    <w:lvl w:ilvl="8" w:tentative="1">
-      <w:start w:val="1"/>
-      <w:numFmt w:val="decimal"/>
-      <w:lvlText w:val="%9."/>
-      <w:lvlJc w:val="left"/>
-      <w:pPr>
-        <w:tabs>
-          <w:tab w:val="num" w:pos="6480"/>
-        </w:tabs>
-        <w:ind w:left="6480" w:hanging="360"/>
-      </w:pPr>
-    </w:lvl>
-  </w:abstractNum>
-  <w:abstractNum w:abstractNumId="39" w15:restartNumberingAfterBreak="0">
-    <w:nsid w:val="63700F16"/>
-    <w:multiLevelType w:val="multilevel"/>
-    <w:tmpl w:val="DC2C1224"/>
-    <w:lvl w:ilvl="0">
-      <w:start w:val="1"/>
-      <w:numFmt w:val="bullet"/>
-      <w:lvlText w:val=""/>
-      <w:lvlJc w:val="left"/>
-      <w:pPr>
-        <w:tabs>
-          <w:tab w:val="num" w:pos="720"/>
-        </w:tabs>
-        <w:ind w:left="720" w:hanging="360"/>
-      </w:pPr>
-      <w:rPr>
-        <w:rFonts w:ascii="Symbol" w:hAnsi="Symbol" w:hint="default"/>
-        <w:sz w:val="20"/>
-      </w:rPr>
-    </w:lvl>
-    <w:lvl w:ilvl="1" w:tentative="1">
-      <w:start w:val="1"/>
-      <w:numFmt w:val="bullet"/>
-      <w:lvlText w:val="o"/>
-      <w:lvlJc w:val="left"/>
-      <w:pPr>
-        <w:tabs>
-          <w:tab w:val="num" w:pos="1440"/>
-        </w:tabs>
-        <w:ind w:left="1440" w:hanging="360"/>
-      </w:pPr>
-      <w:rPr>
-        <w:rFonts w:ascii="Courier New" w:hAnsi="Courier New" w:hint="default"/>
-        <w:sz w:val="20"/>
-      </w:rPr>
-    </w:lvl>
-    <w:lvl w:ilvl="2" w:tentative="1">
-      <w:start w:val="1"/>
-      <w:numFmt w:val="bullet"/>
-      <w:lvlText w:val=""/>
-      <w:lvlJc w:val="left"/>
-      <w:pPr>
-        <w:tabs>
-          <w:tab w:val="num" w:pos="2160"/>
-        </w:tabs>
-        <w:ind w:left="2160" w:hanging="360"/>
-      </w:pPr>
-      <w:rPr>
-        <w:rFonts w:ascii="Wingdings" w:hAnsi="Wingdings" w:hint="default"/>
-        <w:sz w:val="20"/>
-      </w:rPr>
-    </w:lvl>
-    <w:lvl w:ilvl="3" w:tentative="1">
-      <w:start w:val="1"/>
-      <w:numFmt w:val="bullet"/>
-      <w:lvlText w:val=""/>
-      <w:lvlJc w:val="left"/>
-      <w:pPr>
-        <w:tabs>
-          <w:tab w:val="num" w:pos="2880"/>
-        </w:tabs>
-        <w:ind w:left="2880" w:hanging="360"/>
-      </w:pPr>
-      <w:rPr>
-        <w:rFonts w:ascii="Wingdings" w:hAnsi="Wingdings" w:hint="default"/>
-        <w:sz w:val="20"/>
-      </w:rPr>
-    </w:lvl>
-    <w:lvl w:ilvl="4" w:tentative="1">
-      <w:start w:val="1"/>
-      <w:numFmt w:val="bullet"/>
-      <w:lvlText w:val=""/>
-      <w:lvlJc w:val="left"/>
-      <w:pPr>
-        <w:tabs>
-          <w:tab w:val="num" w:pos="3600"/>
-        </w:tabs>
-        <w:ind w:left="3600" w:hanging="360"/>
-      </w:pPr>
-      <w:rPr>
-        <w:rFonts w:ascii="Wingdings" w:hAnsi="Wingdings" w:hint="default"/>
-        <w:sz w:val="20"/>
-      </w:rPr>
-    </w:lvl>
-    <w:lvl w:ilvl="5" w:tentative="1">
-      <w:start w:val="1"/>
-      <w:numFmt w:val="bullet"/>
-      <w:lvlText w:val=""/>
-      <w:lvlJc w:val="left"/>
-      <w:pPr>
-        <w:tabs>
-          <w:tab w:val="num" w:pos="4320"/>
-        </w:tabs>
-        <w:ind w:left="4320" w:hanging="360"/>
-      </w:pPr>
-      <w:rPr>
-        <w:rFonts w:ascii="Wingdings" w:hAnsi="Wingdings" w:hint="default"/>
-        <w:sz w:val="20"/>
-      </w:rPr>
-    </w:lvl>
-    <w:lvl w:ilvl="6" w:tentative="1">
-      <w:start w:val="1"/>
-      <w:numFmt w:val="bullet"/>
-      <w:lvlText w:val=""/>
-      <w:lvlJc w:val="left"/>
-      <w:pPr>
-        <w:tabs>
-          <w:tab w:val="num" w:pos="5040"/>
-        </w:tabs>
-        <w:ind w:left="5040" w:hanging="360"/>
-      </w:pPr>
-      <w:rPr>
-        <w:rFonts w:ascii="Wingdings" w:hAnsi="Wingdings" w:hint="default"/>
-        <w:sz w:val="20"/>
-      </w:rPr>
-    </w:lvl>
-    <w:lvl w:ilvl="7" w:tentative="1">
-      <w:start w:val="1"/>
-      <w:numFmt w:val="bullet"/>
-      <w:lvlText w:val=""/>
-      <w:lvlJc w:val="left"/>
-      <w:pPr>
-        <w:tabs>
-          <w:tab w:val="num" w:pos="5760"/>
-        </w:tabs>
-        <w:ind w:left="5760" w:hanging="360"/>
-      </w:pPr>
-      <w:rPr>
-        <w:rFonts w:ascii="Wingdings" w:hAnsi="Wingdings" w:hint="default"/>
-        <w:sz w:val="20"/>
-      </w:rPr>
-    </w:lvl>
-    <w:lvl w:ilvl="8" w:tentative="1">
-      <w:start w:val="1"/>
-      <w:numFmt w:val="bullet"/>
-      <w:lvlText w:val=""/>
-      <w:lvlJc w:val="left"/>
-      <w:pPr>
-        <w:tabs>
-          <w:tab w:val="num" w:pos="6480"/>
-        </w:tabs>
-        <w:ind w:left="6480" w:hanging="360"/>
-      </w:pPr>
-      <w:rPr>
-        <w:rFonts w:ascii="Wingdings" w:hAnsi="Wingdings" w:hint="default"/>
-        <w:sz w:val="20"/>
-      </w:rPr>
-    </w:lvl>
-  </w:abstractNum>
-  <w:abstractNum w:abstractNumId="40" w15:restartNumberingAfterBreak="0">
-    <w:nsid w:val="68251ABD"/>
-    <w:multiLevelType w:val="multilevel"/>
-    <w:tmpl w:val="FAAAEFA6"/>
-    <w:lvl w:ilvl="0">
-      <w:start w:val="1"/>
-      <w:numFmt w:val="bullet"/>
-      <w:lvlText w:val=""/>
-      <w:lvlJc w:val="left"/>
-      <w:pPr>
-        <w:tabs>
-          <w:tab w:val="num" w:pos="720"/>
-        </w:tabs>
-        <w:ind w:left="720" w:hanging="360"/>
-      </w:pPr>
-      <w:rPr>
-        <w:rFonts w:ascii="Symbol" w:hAnsi="Symbol" w:hint="default"/>
-        <w:sz w:val="20"/>
-      </w:rPr>
-    </w:lvl>
-    <w:lvl w:ilvl="1" w:tentative="1">
-      <w:start w:val="1"/>
-      <w:numFmt w:val="bullet"/>
-      <w:lvlText w:val="o"/>
-      <w:lvlJc w:val="left"/>
-      <w:pPr>
-        <w:tabs>
-          <w:tab w:val="num" w:pos="1440"/>
-        </w:tabs>
-        <w:ind w:left="1440" w:hanging="360"/>
-      </w:pPr>
-      <w:rPr>
-        <w:rFonts w:ascii="Courier New" w:hAnsi="Courier New" w:hint="default"/>
-        <w:sz w:val="20"/>
-      </w:rPr>
-    </w:lvl>
-    <w:lvl w:ilvl="2" w:tentative="1">
-      <w:start w:val="1"/>
-      <w:numFmt w:val="bullet"/>
-      <w:lvlText w:val=""/>
-      <w:lvlJc w:val="left"/>
-      <w:pPr>
-        <w:tabs>
-          <w:tab w:val="num" w:pos="2160"/>
-        </w:tabs>
-        <w:ind w:left="2160" w:hanging="360"/>
-      </w:pPr>
-      <w:rPr>
-        <w:rFonts w:ascii="Wingdings" w:hAnsi="Wingdings" w:hint="default"/>
-        <w:sz w:val="20"/>
-      </w:rPr>
-    </w:lvl>
-    <w:lvl w:ilvl="3" w:tentative="1">
-      <w:start w:val="1"/>
-      <w:numFmt w:val="bullet"/>
-      <w:lvlText w:val=""/>
-      <w:lvlJc w:val="left"/>
-      <w:pPr>
-        <w:tabs>
-          <w:tab w:val="num" w:pos="2880"/>
-        </w:tabs>
-        <w:ind w:left="2880" w:hanging="360"/>
-      </w:pPr>
-      <w:rPr>
-        <w:rFonts w:ascii="Wingdings" w:hAnsi="Wingdings" w:hint="default"/>
-        <w:sz w:val="20"/>
-      </w:rPr>
-    </w:lvl>
-    <w:lvl w:ilvl="4" w:tentative="1">
-      <w:start w:val="1"/>
-      <w:numFmt w:val="bullet"/>
-      <w:lvlText w:val=""/>
-      <w:lvlJc w:val="left"/>
-      <w:pPr>
-        <w:tabs>
-          <w:tab w:val="num" w:pos="3600"/>
-        </w:tabs>
-        <w:ind w:left="3600" w:hanging="360"/>
-      </w:pPr>
-      <w:rPr>
-        <w:rFonts w:ascii="Wingdings" w:hAnsi="Wingdings" w:hint="default"/>
-        <w:sz w:val="20"/>
-      </w:rPr>
-    </w:lvl>
-    <w:lvl w:ilvl="5" w:tentative="1">
-      <w:start w:val="1"/>
-      <w:numFmt w:val="bullet"/>
-      <w:lvlText w:val=""/>
-      <w:lvlJc w:val="left"/>
-      <w:pPr>
-        <w:tabs>
-          <w:tab w:val="num" w:pos="4320"/>
-        </w:tabs>
-        <w:ind w:left="4320" w:hanging="360"/>
-      </w:pPr>
-      <w:rPr>
-        <w:rFonts w:ascii="Wingdings" w:hAnsi="Wingdings" w:hint="default"/>
-        <w:sz w:val="20"/>
-      </w:rPr>
-    </w:lvl>
-    <w:lvl w:ilvl="6" w:tentative="1">
-      <w:start w:val="1"/>
-      <w:numFmt w:val="bullet"/>
-      <w:lvlText w:val=""/>
-      <w:lvlJc w:val="left"/>
-      <w:pPr>
-        <w:tabs>
-          <w:tab w:val="num" w:pos="5040"/>
-        </w:tabs>
-        <w:ind w:left="5040" w:hanging="360"/>
-      </w:pPr>
-      <w:rPr>
-        <w:rFonts w:ascii="Wingdings" w:hAnsi="Wingdings" w:hint="default"/>
-        <w:sz w:val="20"/>
-      </w:rPr>
-    </w:lvl>
-    <w:lvl w:ilvl="7" w:tentative="1">
-      <w:start w:val="1"/>
-      <w:numFmt w:val="bullet"/>
-      <w:lvlText w:val=""/>
-      <w:lvlJc w:val="left"/>
-      <w:pPr>
-        <w:tabs>
-          <w:tab w:val="num" w:pos="5760"/>
-        </w:tabs>
-        <w:ind w:left="5760" w:hanging="360"/>
-      </w:pPr>
-      <w:rPr>
-        <w:rFonts w:ascii="Wingdings" w:hAnsi="Wingdings" w:hint="default"/>
-        <w:sz w:val="20"/>
-      </w:rPr>
-    </w:lvl>
-    <w:lvl w:ilvl="8" w:tentative="1">
-      <w:start w:val="1"/>
-      <w:numFmt w:val="bullet"/>
-      <w:lvlText w:val=""/>
-      <w:lvlJc w:val="left"/>
-      <w:pPr>
-        <w:tabs>
-          <w:tab w:val="num" w:pos="6480"/>
-        </w:tabs>
-        <w:ind w:left="6480" w:hanging="360"/>
-      </w:pPr>
-      <w:rPr>
-        <w:rFonts w:ascii="Wingdings" w:hAnsi="Wingdings" w:hint="default"/>
-        <w:sz w:val="20"/>
-      </w:rPr>
-    </w:lvl>
-  </w:abstractNum>
-  <w:abstractNum w:abstractNumId="41" w15:restartNumberingAfterBreak="0">
-    <w:nsid w:val="692863A3"/>
-    <w:multiLevelType w:val="multilevel"/>
-    <w:tmpl w:val="3EA82C8C"/>
-    <w:lvl w:ilvl="0">
-      <w:start w:val="1"/>
-      <w:numFmt w:val="decimal"/>
-      <w:lvlText w:val="%1."/>
-      <w:lvlJc w:val="left"/>
-      <w:pPr>
-        <w:tabs>
-          <w:tab w:val="num" w:pos="720"/>
-        </w:tabs>
-        <w:ind w:left="720" w:hanging="360"/>
-      </w:pPr>
-    </w:lvl>
-    <w:lvl w:ilvl="1" w:tentative="1">
-      <w:start w:val="1"/>
-      <w:numFmt w:val="decimal"/>
-      <w:lvlText w:val="%2."/>
-      <w:lvlJc w:val="left"/>
-      <w:pPr>
-        <w:tabs>
-          <w:tab w:val="num" w:pos="1440"/>
-        </w:tabs>
-        <w:ind w:left="1440" w:hanging="360"/>
-      </w:pPr>
-    </w:lvl>
-    <w:lvl w:ilvl="2" w:tentative="1">
-      <w:start w:val="1"/>
-      <w:numFmt w:val="decimal"/>
-      <w:lvlText w:val="%3."/>
-      <w:lvlJc w:val="left"/>
-      <w:pPr>
-        <w:tabs>
-          <w:tab w:val="num" w:pos="2160"/>
-        </w:tabs>
-        <w:ind w:left="2160" w:hanging="360"/>
-      </w:pPr>
-    </w:lvl>
-    <w:lvl w:ilvl="3" w:tentative="1">
-      <w:start w:val="1"/>
-      <w:numFmt w:val="decimal"/>
-      <w:lvlText w:val="%4."/>
-      <w:lvlJc w:val="left"/>
-      <w:pPr>
-        <w:tabs>
-          <w:tab w:val="num" w:pos="2880"/>
-        </w:tabs>
-        <w:ind w:left="2880" w:hanging="360"/>
-      </w:pPr>
-    </w:lvl>
-    <w:lvl w:ilvl="4" w:tentative="1">
-      <w:start w:val="1"/>
-      <w:numFmt w:val="decimal"/>
-      <w:lvlText w:val="%5."/>
-      <w:lvlJc w:val="left"/>
-      <w:pPr>
-        <w:tabs>
-          <w:tab w:val="num" w:pos="3600"/>
-        </w:tabs>
-        <w:ind w:left="3600" w:hanging="360"/>
-      </w:pPr>
-    </w:lvl>
-    <w:lvl w:ilvl="5" w:tentative="1">
-      <w:start w:val="1"/>
-      <w:numFmt w:val="decimal"/>
-      <w:lvlText w:val="%6."/>
-      <w:lvlJc w:val="left"/>
-      <w:pPr>
-        <w:tabs>
-          <w:tab w:val="num" w:pos="4320"/>
-        </w:tabs>
-        <w:ind w:left="4320" w:hanging="360"/>
-      </w:pPr>
-    </w:lvl>
-    <w:lvl w:ilvl="6" w:tentative="1">
-      <w:start w:val="1"/>
-      <w:numFmt w:val="decimal"/>
-      <w:lvlText w:val="%7."/>
-      <w:lvlJc w:val="left"/>
-      <w:pPr>
-        <w:tabs>
-          <w:tab w:val="num" w:pos="5040"/>
-        </w:tabs>
-        <w:ind w:left="5040" w:hanging="360"/>
-      </w:pPr>
-    </w:lvl>
-    <w:lvl w:ilvl="7" w:tentative="1">
-      <w:start w:val="1"/>
-      <w:numFmt w:val="decimal"/>
-      <w:lvlText w:val="%8."/>
-      <w:lvlJc w:val="left"/>
-      <w:pPr>
-        <w:tabs>
-          <w:tab w:val="num" w:pos="5760"/>
-        </w:tabs>
-        <w:ind w:left="5760" w:hanging="360"/>
-      </w:pPr>
-    </w:lvl>
-    <w:lvl w:ilvl="8" w:tentative="1">
-      <w:start w:val="1"/>
-      <w:numFmt w:val="decimal"/>
-      <w:lvlText w:val="%9."/>
-      <w:lvlJc w:val="left"/>
-      <w:pPr>
-        <w:tabs>
-          <w:tab w:val="num" w:pos="6480"/>
-        </w:tabs>
-        <w:ind w:left="6480" w:hanging="360"/>
-      </w:pPr>
-    </w:lvl>
-  </w:abstractNum>
-  <w:abstractNum w:abstractNumId="42" w15:restartNumberingAfterBreak="0">
-    <w:nsid w:val="6C264E5A"/>
-    <w:multiLevelType w:val="multilevel"/>
-    <w:tmpl w:val="442EFAF4"/>
-    <w:lvl w:ilvl="0">
-      <w:start w:val="1"/>
-      <w:numFmt w:val="bullet"/>
-      <w:lvlText w:val=""/>
-      <w:lvlJc w:val="left"/>
-      <w:pPr>
-        <w:tabs>
-          <w:tab w:val="num" w:pos="720"/>
-        </w:tabs>
-        <w:ind w:left="720" w:hanging="360"/>
-      </w:pPr>
-      <w:rPr>
-        <w:rFonts w:ascii="Symbol" w:hAnsi="Symbol" w:hint="default"/>
-        <w:sz w:val="20"/>
-      </w:rPr>
-    </w:lvl>
-    <w:lvl w:ilvl="1" w:tentative="1">
-      <w:start w:val="1"/>
-      <w:numFmt w:val="bullet"/>
-      <w:lvlText w:val="o"/>
-      <w:lvlJc w:val="left"/>
-      <w:pPr>
-        <w:tabs>
-          <w:tab w:val="num" w:pos="1440"/>
-        </w:tabs>
-        <w:ind w:left="1440" w:hanging="360"/>
-      </w:pPr>
-      <w:rPr>
-        <w:rFonts w:ascii="Courier New" w:hAnsi="Courier New" w:hint="default"/>
-        <w:sz w:val="20"/>
-      </w:rPr>
-    </w:lvl>
-    <w:lvl w:ilvl="2" w:tentative="1">
-      <w:start w:val="1"/>
-      <w:numFmt w:val="bullet"/>
-      <w:lvlText w:val=""/>
-      <w:lvlJc w:val="left"/>
-      <w:pPr>
-        <w:tabs>
-          <w:tab w:val="num" w:pos="2160"/>
-        </w:tabs>
-        <w:ind w:left="2160" w:hanging="360"/>
-      </w:pPr>
-      <w:rPr>
-        <w:rFonts w:ascii="Wingdings" w:hAnsi="Wingdings" w:hint="default"/>
-        <w:sz w:val="20"/>
-      </w:rPr>
-    </w:lvl>
-    <w:lvl w:ilvl="3" w:tentative="1">
-      <w:start w:val="1"/>
-      <w:numFmt w:val="bullet"/>
-      <w:lvlText w:val=""/>
-      <w:lvlJc w:val="left"/>
-      <w:pPr>
-        <w:tabs>
-          <w:tab w:val="num" w:pos="2880"/>
-        </w:tabs>
-        <w:ind w:left="2880" w:hanging="360"/>
-      </w:pPr>
-      <w:rPr>
-        <w:rFonts w:ascii="Wingdings" w:hAnsi="Wingdings" w:hint="default"/>
-        <w:sz w:val="20"/>
-      </w:rPr>
-    </w:lvl>
-    <w:lvl w:ilvl="4" w:tentative="1">
-      <w:start w:val="1"/>
-      <w:numFmt w:val="bullet"/>
-      <w:lvlText w:val=""/>
-      <w:lvlJc w:val="left"/>
-      <w:pPr>
-        <w:tabs>
-          <w:tab w:val="num" w:pos="3600"/>
-        </w:tabs>
-        <w:ind w:left="3600" w:hanging="360"/>
-      </w:pPr>
-      <w:rPr>
-        <w:rFonts w:ascii="Wingdings" w:hAnsi="Wingdings" w:hint="default"/>
-        <w:sz w:val="20"/>
-      </w:rPr>
-    </w:lvl>
-    <w:lvl w:ilvl="5" w:tentative="1">
-      <w:start w:val="1"/>
-      <w:numFmt w:val="bullet"/>
-      <w:lvlText w:val=""/>
-      <w:lvlJc w:val="left"/>
-      <w:pPr>
-        <w:tabs>
-          <w:tab w:val="num" w:pos="4320"/>
-        </w:tabs>
-        <w:ind w:left="4320" w:hanging="360"/>
-      </w:pPr>
-      <w:rPr>
-        <w:rFonts w:ascii="Wingdings" w:hAnsi="Wingdings" w:hint="default"/>
-        <w:sz w:val="20"/>
-      </w:rPr>
-    </w:lvl>
-    <w:lvl w:ilvl="6" w:tentative="1">
-      <w:start w:val="1"/>
-      <w:numFmt w:val="bullet"/>
-      <w:lvlText w:val=""/>
-      <w:lvlJc w:val="left"/>
-      <w:pPr>
-        <w:tabs>
-          <w:tab w:val="num" w:pos="5040"/>
-        </w:tabs>
-        <w:ind w:left="5040" w:hanging="360"/>
-      </w:pPr>
-      <w:rPr>
-        <w:rFonts w:ascii="Wingdings" w:hAnsi="Wingdings" w:hint="default"/>
-        <w:sz w:val="20"/>
-      </w:rPr>
-    </w:lvl>
-    <w:lvl w:ilvl="7" w:tentative="1">
-      <w:start w:val="1"/>
-      <w:numFmt w:val="bullet"/>
-      <w:lvlText w:val=""/>
-      <w:lvlJc w:val="left"/>
-      <w:pPr>
-        <w:tabs>
-          <w:tab w:val="num" w:pos="5760"/>
-        </w:tabs>
-        <w:ind w:left="5760" w:hanging="360"/>
-      </w:pPr>
-      <w:rPr>
-        <w:rFonts w:ascii="Wingdings" w:hAnsi="Wingdings" w:hint="default"/>
-        <w:sz w:val="20"/>
-      </w:rPr>
-    </w:lvl>
-    <w:lvl w:ilvl="8" w:tentative="1">
-      <w:start w:val="1"/>
-      <w:numFmt w:val="bullet"/>
-      <w:lvlText w:val=""/>
-      <w:lvlJc w:val="left"/>
-      <w:pPr>
-        <w:tabs>
-          <w:tab w:val="num" w:pos="6480"/>
-        </w:tabs>
-        <w:ind w:left="6480" w:hanging="360"/>
-      </w:pPr>
-      <w:rPr>
-        <w:rFonts w:ascii="Wingdings" w:hAnsi="Wingdings" w:hint="default"/>
-        <w:sz w:val="20"/>
-      </w:rPr>
-    </w:lvl>
-  </w:abstractNum>
-  <w:num w:numId="1" w16cid:durableId="280917097">
+  <w:num w:numId="1" w16cid:durableId="1466697142">
+    <w:abstractNumId w:val="5"/>
+  </w:num>
+  <w:num w:numId="2" w16cid:durableId="1907719083">
+    <w:abstractNumId w:val="0"/>
+  </w:num>
+  <w:num w:numId="3" w16cid:durableId="764032838">
+    <w:abstractNumId w:val="7"/>
+  </w:num>
+  <w:num w:numId="4" w16cid:durableId="336156308">
+    <w:abstractNumId w:val="8"/>
+  </w:num>
+  <w:num w:numId="5" w16cid:durableId="1996300847">
+    <w:abstractNumId w:val="3"/>
+  </w:num>
+  <w:num w:numId="6" w16cid:durableId="1617788078">
+    <w:abstractNumId w:val="10"/>
+  </w:num>
+  <w:num w:numId="7" w16cid:durableId="1949583344">
     <w:abstractNumId w:val="2"/>
   </w:num>
-  <w:num w:numId="2" w16cid:durableId="1142380801">
-    <w:abstractNumId w:val="27"/>
+  <w:num w:numId="8" w16cid:durableId="49115782">
+    <w:abstractNumId w:val="4"/>
   </w:num>
-  <w:num w:numId="3" w16cid:durableId="997340900">
-    <w:abstractNumId w:val="35"/>
+  <w:num w:numId="9" w16cid:durableId="1631011754">
+    <w:abstractNumId w:val="6"/>
   </w:num>
-  <w:num w:numId="4" w16cid:durableId="1842315134">
-    <w:abstractNumId w:val="7"/>
-  </w:num>
-  <w:num w:numId="5" w16cid:durableId="539171077">
-    <w:abstractNumId w:val="41"/>
-  </w:num>
-  <w:num w:numId="6" w16cid:durableId="1643777740">
-    <w:abstractNumId w:val="0"/>
-  </w:num>
-  <w:num w:numId="7" w16cid:durableId="1569146093">
-    <w:abstractNumId w:val="38"/>
-  </w:num>
-  <w:num w:numId="8" w16cid:durableId="483353868">
-    <w:abstractNumId w:val="40"/>
-  </w:num>
-  <w:num w:numId="9" w16cid:durableId="1072462245">
-    <w:abstractNumId w:val="34"/>
-  </w:num>
-  <w:num w:numId="10" w16cid:durableId="34427842">
-    <w:abstractNumId w:val="3"/>
-  </w:num>
-  <w:num w:numId="11" w16cid:durableId="1413695599">
-    <w:abstractNumId w:val="37"/>
-  </w:num>
-  <w:num w:numId="12" w16cid:durableId="1649944420">
-    <w:abstractNumId w:val="13"/>
-  </w:num>
-  <w:num w:numId="13" w16cid:durableId="2106682079">
-    <w:abstractNumId w:val="42"/>
-  </w:num>
-  <w:num w:numId="14" w16cid:durableId="863786914">
-    <w:abstractNumId w:val="23"/>
-  </w:num>
-  <w:num w:numId="15" w16cid:durableId="389304405">
-    <w:abstractNumId w:val="15"/>
-  </w:num>
-  <w:num w:numId="16" w16cid:durableId="1786197543">
+  <w:num w:numId="10" w16cid:durableId="543299384">
     <w:abstractNumId w:val="1"/>
   </w:num>
-  <w:num w:numId="17" w16cid:durableId="684787876">
-    <w:abstractNumId w:val="16"/>
-  </w:num>
-  <w:num w:numId="18" w16cid:durableId="2101487823">
-    <w:abstractNumId w:val="8"/>
-  </w:num>
-  <w:num w:numId="19" w16cid:durableId="87509525">
-    <w:abstractNumId w:val="26"/>
-  </w:num>
-  <w:num w:numId="20" w16cid:durableId="692338823">
-    <w:abstractNumId w:val="29"/>
-  </w:num>
-  <w:num w:numId="21" w16cid:durableId="1707753137">
-    <w:abstractNumId w:val="25"/>
-  </w:num>
-  <w:num w:numId="22" w16cid:durableId="2088727480">
-    <w:abstractNumId w:val="28"/>
-  </w:num>
-  <w:num w:numId="23" w16cid:durableId="1377699858">
-    <w:abstractNumId w:val="12"/>
-  </w:num>
-  <w:num w:numId="24" w16cid:durableId="142816672">
-    <w:abstractNumId w:val="14"/>
-  </w:num>
-  <w:num w:numId="25" w16cid:durableId="1701585141">
-    <w:abstractNumId w:val="32"/>
-  </w:num>
-  <w:num w:numId="26" w16cid:durableId="1891767173">
-    <w:abstractNumId w:val="33"/>
-  </w:num>
-  <w:num w:numId="27" w16cid:durableId="253166925">
-    <w:abstractNumId w:val="6"/>
-  </w:num>
-  <w:num w:numId="28" w16cid:durableId="1253929611">
-    <w:abstractNumId w:val="20"/>
-  </w:num>
-  <w:num w:numId="29" w16cid:durableId="1985041083">
-    <w:abstractNumId w:val="10"/>
-  </w:num>
-  <w:num w:numId="30" w16cid:durableId="746269769">
-    <w:abstractNumId w:val="39"/>
-  </w:num>
-  <w:num w:numId="31" w16cid:durableId="1460218406">
-    <w:abstractNumId w:val="11"/>
-  </w:num>
-  <w:num w:numId="32" w16cid:durableId="549809391">
-    <w:abstractNumId w:val="21"/>
-  </w:num>
-  <w:num w:numId="33" w16cid:durableId="657534910">
-    <w:abstractNumId w:val="30"/>
-  </w:num>
-  <w:num w:numId="34" w16cid:durableId="240604890">
-    <w:abstractNumId w:val="19"/>
-  </w:num>
-  <w:num w:numId="35" w16cid:durableId="799349663">
-    <w:abstractNumId w:val="18"/>
-  </w:num>
-  <w:num w:numId="36" w16cid:durableId="1972972804">
-    <w:abstractNumId w:val="24"/>
-  </w:num>
-  <w:num w:numId="37" w16cid:durableId="318732460">
-    <w:abstractNumId w:val="4"/>
-  </w:num>
-  <w:num w:numId="38" w16cid:durableId="1017274417">
-    <w:abstractNumId w:val="22"/>
-  </w:num>
-  <w:num w:numId="39" w16cid:durableId="1466697142">
-    <w:abstractNumId w:val="17"/>
-  </w:num>
-  <w:num w:numId="40" w16cid:durableId="1907719083">
-    <w:abstractNumId w:val="5"/>
-  </w:num>
-  <w:num w:numId="41" w16cid:durableId="764032838">
-    <w:abstractNumId w:val="31"/>
-  </w:num>
-  <w:num w:numId="42" w16cid:durableId="336156308">
-    <w:abstractNumId w:val="36"/>
-  </w:num>
-  <w:num w:numId="43" w16cid:durableId="1996300847">
+  <w:num w:numId="11" w16cid:durableId="1918319496">
     <w:abstractNumId w:val="9"/>
   </w:num>
+  <w:numIdMacAtCleanup w:val="11"/>
 </w:numbering>
 </file>
 
@@ -21992,7 +18623,6 @@
   <w:style w:type="character" w:default="1" w:styleId="Policepardfaut">
     <w:name w:val="Default Paragraph Font"/>
     <w:uiPriority w:val="1"/>
-    <w:semiHidden/>
     <w:unhideWhenUsed/>
   </w:style>
   <w:style w:type="table" w:default="1" w:styleId="TableauNormal">
@@ -22676,6 +19306,17 @@
       <w:noProof/>
     </w:rPr>
   </w:style>
+  <w:style w:type="paragraph" w:styleId="NormalWeb">
+    <w:name w:val="Normal (Web)"/>
+    <w:basedOn w:val="Normal"/>
+    <w:uiPriority w:val="99"/>
+    <w:semiHidden/>
+    <w:unhideWhenUsed/>
+    <w:rsid w:val="001F7B48"/>
+    <w:rPr>
+      <w:rFonts w:ascii="Times New Roman" w:hAnsi="Times New Roman" w:cs="Times New Roman"/>
+    </w:rPr>
+  </w:style>
 </w:styles>
 </file>
 
